--- a/manuscript/supplementary.docx
+++ b/manuscript/supplementary.docx
@@ -5,91 +5,165 @@
     <w:p>
       <w:pPr>
         <w:pStyle w:val="Title"/>
-        <w:spacing w:line="240" w:lineRule="auto"/>
+        <w:spacing w:line="240" w:lineRule="auto" w:after="240"/>
+        <w:jc w:val="left"/>
       </w:pPr>
       <w:r>
+        <w:rPr>
+          <w:rFonts w:ascii="Times New Roman" w:hAnsi="Times New Roman"/>
+          <w:b/>
+          <w:sz w:val="24"/>
+        </w:rPr>
         <w:t xml:space="preserve">Supplementary Information: Criterion validity of heel-mounted inertial sensors for stride-length estimation during single- and dual-task walking in older adults with and without cognitive impairment</w:t>
       </w:r>
     </w:p>
     <w:p>
       <w:pPr>
         <w:pStyle w:val="Author"/>
-        <w:spacing w:line="240" w:lineRule="auto"/>
+        <w:spacing w:line="240" w:lineRule="auto" w:after="0"/>
+        <w:jc w:val="left"/>
       </w:pPr>
       <w:r>
+        <w:rPr>
+          <w:rFonts w:ascii="Times New Roman" w:hAnsi="Times New Roman"/>
+          <w:b w:val="0"/>
+          <w:sz w:val="24"/>
+        </w:rPr>
         <w:t xml:space="preserve">Pawel Kudzia</w:t>
       </w:r>
       <w:r>
+        <w:rPr>
+          <w:rFonts w:ascii="Times New Roman" w:hAnsi="Times New Roman"/>
+          <w:b w:val="0"/>
+          <w:sz w:val="24"/>
+        </w:rPr>
         <w:t xml:space="preserve"> [1,*]</w:t>
       </w:r>
     </w:p>
     <w:p>
       <w:pPr>
         <w:pStyle w:val="Author"/>
-        <w:spacing w:line="240" w:lineRule="auto"/>
+        <w:spacing w:line="240" w:lineRule="auto" w:after="0"/>
+        <w:jc w:val="left"/>
       </w:pPr>
       <w:r>
+        <w:rPr>
+          <w:rFonts w:ascii="Times New Roman" w:hAnsi="Times New Roman"/>
+          <w:b w:val="0"/>
+          <w:sz w:val="24"/>
+        </w:rPr>
         <w:t xml:space="preserve">Markus von Hacht</w:t>
       </w:r>
       <w:r>
+        <w:rPr>
+          <w:rFonts w:ascii="Times New Roman" w:hAnsi="Times New Roman"/>
+          <w:b w:val="0"/>
+          <w:sz w:val="24"/>
+        </w:rPr>
         <w:t xml:space="preserve"> [1]</w:t>
       </w:r>
     </w:p>
     <w:p>
       <w:pPr>
         <w:pStyle w:val="Author"/>
-        <w:spacing w:line="240" w:lineRule="auto"/>
+        <w:spacing w:line="240" w:lineRule="auto" w:after="0"/>
+        <w:jc w:val="left"/>
       </w:pPr>
       <w:r>
+        <w:rPr>
+          <w:rFonts w:ascii="Times New Roman" w:hAnsi="Times New Roman"/>
+          <w:b w:val="0"/>
+          <w:sz w:val="24"/>
+        </w:rPr>
         <w:t xml:space="preserve">Maryam Sheikhi</w:t>
       </w:r>
       <w:r>
+        <w:rPr>
+          <w:rFonts w:ascii="Times New Roman" w:hAnsi="Times New Roman"/>
+          <w:b w:val="0"/>
+          <w:sz w:val="24"/>
+        </w:rPr>
         <w:t xml:space="preserve"> [1]</w:t>
       </w:r>
     </w:p>
     <w:p>
       <w:pPr>
         <w:pStyle w:val="Author"/>
-        <w:spacing w:line="240" w:lineRule="auto"/>
+        <w:spacing w:line="240" w:lineRule="auto" w:after="0"/>
+        <w:jc w:val="left"/>
       </w:pPr>
       <w:r>
+        <w:rPr>
+          <w:rFonts w:ascii="Times New Roman" w:hAnsi="Times New Roman"/>
+          <w:b w:val="0"/>
+          <w:sz w:val="24"/>
+        </w:rPr>
         <w:t xml:space="preserve">Drew Commandeur</w:t>
       </w:r>
       <w:r>
+        <w:rPr>
+          <w:rFonts w:ascii="Times New Roman" w:hAnsi="Times New Roman"/>
+          <w:b w:val="0"/>
+          <w:sz w:val="24"/>
+        </w:rPr>
         <w:t xml:space="preserve"> [1]</w:t>
       </w:r>
     </w:p>
     <w:p>
       <w:pPr>
         <w:pStyle w:val="Author"/>
-        <w:spacing w:line="240" w:lineRule="auto"/>
+        <w:spacing w:line="240" w:lineRule="auto" w:after="0"/>
+        <w:jc w:val="left"/>
       </w:pPr>
       <w:r>
+        <w:rPr>
+          <w:rFonts w:ascii="Times New Roman" w:hAnsi="Times New Roman"/>
+          <w:b w:val="0"/>
+          <w:sz w:val="24"/>
+        </w:rPr>
         <w:t xml:space="preserve">Marc Klimstra</w:t>
       </w:r>
       <w:r>
+        <w:rPr>
+          <w:rFonts w:ascii="Times New Roman" w:hAnsi="Times New Roman"/>
+          <w:b w:val="0"/>
+          <w:sz w:val="24"/>
+        </w:rPr>
         <w:t xml:space="preserve"> [1,2]</w:t>
       </w:r>
     </w:p>
     <w:p>
       <w:pPr>
         <w:pStyle w:val="Author"/>
-        <w:spacing w:line="240" w:lineRule="auto"/>
+        <w:spacing w:line="240" w:lineRule="auto" w:after="0"/>
+        <w:jc w:val="left"/>
       </w:pPr>
       <w:r>
+        <w:rPr>
+          <w:rFonts w:ascii="Times New Roman" w:hAnsi="Times New Roman"/>
+          <w:b w:val="0"/>
+          <w:sz w:val="24"/>
+        </w:rPr>
         <w:t xml:space="preserve">Sandra Hundza</w:t>
       </w:r>
       <w:r>
+        <w:rPr>
+          <w:rFonts w:ascii="Times New Roman" w:hAnsi="Times New Roman"/>
+          <w:b w:val="0"/>
+          <w:sz w:val="24"/>
+        </w:rPr>
         <w:t xml:space="preserve"> [1,3]</w:t>
       </w:r>
     </w:p>
     <w:p>
       <w:pPr>
-        <w:spacing w:line="240" w:lineRule="auto"/>
-        <w:jc w:val="center"/>
+        <w:spacing w:line="240" w:lineRule="auto" w:after="120"/>
+        <w:jc w:val="left"/>
       </w:pPr>
       <w:r>
         <w:rPr>
+          <w:rFonts w:ascii="Times New Roman" w:hAnsi="Times New Roman"/>
+          <w:b w:val="0"/>
           <w:sz w:val="20"/>
         </w:rPr>
         <w:t>1 Motion, Mobility and Rehabilitation Lab, School of Exercise Science, Physical and Health Education, University of Victoria, Victoria, BC, Canada</w:t>
@@ -97,11 +171,13 @@
     </w:p>
     <w:p>
       <w:pPr>
-        <w:spacing w:line="240" w:lineRule="auto"/>
-        <w:jc w:val="center"/>
+        <w:spacing w:line="240" w:lineRule="auto" w:after="120"/>
+        <w:jc w:val="left"/>
       </w:pPr>
       <w:r>
         <w:rPr>
+          <w:rFonts w:ascii="Times New Roman" w:hAnsi="Times New Roman"/>
+          <w:b w:val="0"/>
           <w:sz w:val="20"/>
         </w:rPr>
         <w:t>2 Canadian Sport Institute-Pacific, Victoria, BC, Canada</w:t>
@@ -109,11 +185,13 @@
     </w:p>
     <w:p>
       <w:pPr>
-        <w:spacing w:line="240" w:lineRule="auto"/>
-        <w:jc w:val="center"/>
+        <w:spacing w:line="240" w:lineRule="auto" w:after="120"/>
+        <w:jc w:val="left"/>
       </w:pPr>
       <w:r>
         <w:rPr>
+          <w:rFonts w:ascii="Times New Roman" w:hAnsi="Times New Roman"/>
+          <w:b w:val="0"/>
           <w:sz w:val="20"/>
         </w:rPr>
         <w:t>3 Institute on Aging and Lifelong Health, Victoria, BC</w:t>
@@ -121,14 +199,19 @@
     </w:p>
     <w:p>
       <w:pPr>
-        <w:spacing w:line="240" w:lineRule="auto"/>
-        <w:jc w:val="center"/>
+        <w:spacing w:line="240" w:lineRule="auto" w:after="120"/>
+        <w:jc w:val="left"/>
       </w:pPr>
       <w:r>
         <w:rPr>
+          <w:rFonts w:ascii="Times New Roman" w:hAnsi="Times New Roman"/>
+          <w:b w:val="0"/>
           <w:sz w:val="20"/>
         </w:rPr>
         <w:t>* Corresponding author: pawel.kudzia5@gmail.com</w:t>
+      </w:r>
+      <w:r>
+        <w:br w:type="page"/>
       </w:r>
     </w:p>
     <w:p>
@@ -192,6 +275,14 @@
       <w:tblPr>
         <w:tblStyle w:val="Table"/>
         <w:tblW w:type="auto" w:w="0"/>
+        <w:tblBorders>
+          <w:top w:val="single" w:sz="8" w:space="0" w:color="000000"/>
+          <w:left w:val="single" w:sz="8" w:space="0" w:color="000000"/>
+          <w:bottom w:val="single" w:sz="8" w:space="0" w:color="000000"/>
+          <w:right w:val="single" w:sz="8" w:space="0" w:color="000000"/>
+          <w:insideH w:val="single" w:sz="8" w:space="0" w:color="000000"/>
+          <w:insideV w:val="single" w:sz="8" w:space="0" w:color="000000"/>
+        </w:tblBorders>
         <w:tblLook w:firstRow="1" w:lastRow="0" w:firstColumn="0" w:lastColumn="0" w:noHBand="0" w:noVBand="0" w:val="0020"/>
         <w:tblCaption w:val="Individual participant demographics. ID = numeric study code. MoCA = Montreal Cognitive Assessment total (/30). Cognitive = MoCA-defined screening group (CN = cognitively normal, MoCA \geq 26; CI = cognitive impairment, MoCA 14–25). These labels do not denote clinical diagnoses. Excluded = \times when the required heel-mounted recordings were unavailable."/>
       </w:tblPr>
@@ -211,7 +302,14 @@
           <w:cantSplit/>
         </w:trPr>
         <w:tc>
-          <w:tcPr/>
+          <w:tcPr>
+            <w:tcBorders>
+              <w:top w:val="single" w:sz="8" w:space="0" w:color="000000"/>
+              <w:left w:val="single" w:sz="8" w:space="0" w:color="000000"/>
+              <w:bottom w:val="single" w:sz="8" w:space="0" w:color="000000"/>
+              <w:right w:val="single" w:sz="8" w:space="0" w:color="000000"/>
+            </w:tcBorders>
+          </w:tcPr>
           <w:p>
             <w:pPr>
               <w:pStyle w:val="Compact"/>
@@ -224,7 +322,14 @@
           </w:p>
         </w:tc>
         <w:tc>
-          <w:tcPr/>
+          <w:tcPr>
+            <w:tcBorders>
+              <w:top w:val="single" w:sz="8" w:space="0" w:color="000000"/>
+              <w:left w:val="single" w:sz="8" w:space="0" w:color="000000"/>
+              <w:bottom w:val="single" w:sz="8" w:space="0" w:color="000000"/>
+              <w:right w:val="single" w:sz="8" w:space="0" w:color="000000"/>
+            </w:tcBorders>
+          </w:tcPr>
           <w:p>
             <w:pPr>
               <w:pStyle w:val="Compact"/>
@@ -237,7 +342,14 @@
           </w:p>
         </w:tc>
         <w:tc>
-          <w:tcPr/>
+          <w:tcPr>
+            <w:tcBorders>
+              <w:top w:val="single" w:sz="8" w:space="0" w:color="000000"/>
+              <w:left w:val="single" w:sz="8" w:space="0" w:color="000000"/>
+              <w:bottom w:val="single" w:sz="8" w:space="0" w:color="000000"/>
+              <w:right w:val="single" w:sz="8" w:space="0" w:color="000000"/>
+            </w:tcBorders>
+          </w:tcPr>
           <w:p>
             <w:pPr>
               <w:pStyle w:val="Compact"/>
@@ -250,7 +362,14 @@
           </w:p>
         </w:tc>
         <w:tc>
-          <w:tcPr/>
+          <w:tcPr>
+            <w:tcBorders>
+              <w:top w:val="single" w:sz="8" w:space="0" w:color="000000"/>
+              <w:left w:val="single" w:sz="8" w:space="0" w:color="000000"/>
+              <w:bottom w:val="single" w:sz="8" w:space="0" w:color="000000"/>
+              <w:right w:val="single" w:sz="8" w:space="0" w:color="000000"/>
+            </w:tcBorders>
+          </w:tcPr>
           <w:p>
             <w:pPr>
               <w:pStyle w:val="Compact"/>
@@ -263,7 +382,14 @@
           </w:p>
         </w:tc>
         <w:tc>
-          <w:tcPr/>
+          <w:tcPr>
+            <w:tcBorders>
+              <w:top w:val="single" w:sz="8" w:space="0" w:color="000000"/>
+              <w:left w:val="single" w:sz="8" w:space="0" w:color="000000"/>
+              <w:bottom w:val="single" w:sz="8" w:space="0" w:color="000000"/>
+              <w:right w:val="single" w:sz="8" w:space="0" w:color="000000"/>
+            </w:tcBorders>
+          </w:tcPr>
           <w:p>
             <w:pPr>
               <w:pStyle w:val="Compact"/>
@@ -276,7 +402,14 @@
           </w:p>
         </w:tc>
         <w:tc>
-          <w:tcPr/>
+          <w:tcPr>
+            <w:tcBorders>
+              <w:top w:val="single" w:sz="8" w:space="0" w:color="000000"/>
+              <w:left w:val="single" w:sz="8" w:space="0" w:color="000000"/>
+              <w:bottom w:val="single" w:sz="8" w:space="0" w:color="000000"/>
+              <w:right w:val="single" w:sz="8" w:space="0" w:color="000000"/>
+            </w:tcBorders>
+          </w:tcPr>
           <w:p>
             <w:pPr>
               <w:pStyle w:val="Compact"/>
@@ -289,7 +422,14 @@
           </w:p>
         </w:tc>
         <w:tc>
-          <w:tcPr/>
+          <w:tcPr>
+            <w:tcBorders>
+              <w:top w:val="single" w:sz="8" w:space="0" w:color="000000"/>
+              <w:left w:val="single" w:sz="8" w:space="0" w:color="000000"/>
+              <w:bottom w:val="single" w:sz="8" w:space="0" w:color="000000"/>
+              <w:right w:val="single" w:sz="8" w:space="0" w:color="000000"/>
+            </w:tcBorders>
+          </w:tcPr>
           <w:p>
             <w:pPr>
               <w:pStyle w:val="Compact"/>
@@ -302,7 +442,14 @@
           </w:p>
         </w:tc>
         <w:tc>
-          <w:tcPr/>
+          <w:tcPr>
+            <w:tcBorders>
+              <w:top w:val="single" w:sz="8" w:space="0" w:color="000000"/>
+              <w:left w:val="single" w:sz="8" w:space="0" w:color="000000"/>
+              <w:bottom w:val="single" w:sz="8" w:space="0" w:color="000000"/>
+              <w:right w:val="single" w:sz="8" w:space="0" w:color="000000"/>
+            </w:tcBorders>
+          </w:tcPr>
           <w:p>
             <w:pPr>
               <w:pStyle w:val="Compact"/>
@@ -320,7 +467,14 @@
           <w:cantSplit/>
         </w:trPr>
         <w:tc>
-          <w:tcPr/>
+          <w:tcPr>
+            <w:tcBorders>
+              <w:top w:val="single" w:sz="8" w:space="0" w:color="000000"/>
+              <w:left w:val="single" w:sz="8" w:space="0" w:color="000000"/>
+              <w:bottom w:val="single" w:sz="8" w:space="0" w:color="000000"/>
+              <w:right w:val="single" w:sz="8" w:space="0" w:color="000000"/>
+            </w:tcBorders>
+          </w:tcPr>
           <w:p>
             <w:pPr>
               <w:pStyle w:val="Compact"/>
@@ -333,7 +487,14 @@
           </w:p>
         </w:tc>
         <w:tc>
-          <w:tcPr/>
+          <w:tcPr>
+            <w:tcBorders>
+              <w:top w:val="single" w:sz="8" w:space="0" w:color="000000"/>
+              <w:left w:val="single" w:sz="8" w:space="0" w:color="000000"/>
+              <w:bottom w:val="single" w:sz="8" w:space="0" w:color="000000"/>
+              <w:right w:val="single" w:sz="8" w:space="0" w:color="000000"/>
+            </w:tcBorders>
+          </w:tcPr>
           <w:p>
             <w:pPr>
               <w:pStyle w:val="Compact"/>
@@ -346,7 +507,14 @@
           </w:p>
         </w:tc>
         <w:tc>
-          <w:tcPr/>
+          <w:tcPr>
+            <w:tcBorders>
+              <w:top w:val="single" w:sz="8" w:space="0" w:color="000000"/>
+              <w:left w:val="single" w:sz="8" w:space="0" w:color="000000"/>
+              <w:bottom w:val="single" w:sz="8" w:space="0" w:color="000000"/>
+              <w:right w:val="single" w:sz="8" w:space="0" w:color="000000"/>
+            </w:tcBorders>
+          </w:tcPr>
           <w:p>
             <w:pPr>
               <w:pStyle w:val="Compact"/>
@@ -359,7 +527,14 @@
           </w:p>
         </w:tc>
         <w:tc>
-          <w:tcPr/>
+          <w:tcPr>
+            <w:tcBorders>
+              <w:top w:val="single" w:sz="8" w:space="0" w:color="000000"/>
+              <w:left w:val="single" w:sz="8" w:space="0" w:color="000000"/>
+              <w:bottom w:val="single" w:sz="8" w:space="0" w:color="000000"/>
+              <w:right w:val="single" w:sz="8" w:space="0" w:color="000000"/>
+            </w:tcBorders>
+          </w:tcPr>
           <w:p>
             <w:pPr>
               <w:pStyle w:val="Compact"/>
@@ -372,7 +547,14 @@
           </w:p>
         </w:tc>
         <w:tc>
-          <w:tcPr/>
+          <w:tcPr>
+            <w:tcBorders>
+              <w:top w:val="single" w:sz="8" w:space="0" w:color="000000"/>
+              <w:left w:val="single" w:sz="8" w:space="0" w:color="000000"/>
+              <w:bottom w:val="single" w:sz="8" w:space="0" w:color="000000"/>
+              <w:right w:val="single" w:sz="8" w:space="0" w:color="000000"/>
+            </w:tcBorders>
+          </w:tcPr>
           <w:p>
             <w:pPr>
               <w:pStyle w:val="Compact"/>
@@ -385,7 +567,14 @@
           </w:p>
         </w:tc>
         <w:tc>
-          <w:tcPr/>
+          <w:tcPr>
+            <w:tcBorders>
+              <w:top w:val="single" w:sz="8" w:space="0" w:color="000000"/>
+              <w:left w:val="single" w:sz="8" w:space="0" w:color="000000"/>
+              <w:bottom w:val="single" w:sz="8" w:space="0" w:color="000000"/>
+              <w:right w:val="single" w:sz="8" w:space="0" w:color="000000"/>
+            </w:tcBorders>
+          </w:tcPr>
           <w:p>
             <w:pPr>
               <w:pStyle w:val="Compact"/>
@@ -398,7 +587,14 @@
           </w:p>
         </w:tc>
         <w:tc>
-          <w:tcPr/>
+          <w:tcPr>
+            <w:tcBorders>
+              <w:top w:val="single" w:sz="8" w:space="0" w:color="000000"/>
+              <w:left w:val="single" w:sz="8" w:space="0" w:color="000000"/>
+              <w:bottom w:val="single" w:sz="8" w:space="0" w:color="000000"/>
+              <w:right w:val="single" w:sz="8" w:space="0" w:color="000000"/>
+            </w:tcBorders>
+          </w:tcPr>
           <w:p>
             <w:pPr>
               <w:pStyle w:val="Compact"/>
@@ -411,7 +607,14 @@
           </w:p>
         </w:tc>
         <w:tc>
-          <w:tcPr/>
+          <w:tcPr>
+            <w:tcBorders>
+              <w:top w:val="single" w:sz="8" w:space="0" w:color="000000"/>
+              <w:left w:val="single" w:sz="8" w:space="0" w:color="000000"/>
+              <w:bottom w:val="single" w:sz="8" w:space="0" w:color="000000"/>
+              <w:right w:val="single" w:sz="8" w:space="0" w:color="000000"/>
+            </w:tcBorders>
+          </w:tcPr>
           <w:p>
             <w:pPr>
               <w:pStyle w:val="Compact"/>
@@ -425,7 +628,14 @@
           <w:cantSplit/>
         </w:trPr>
         <w:tc>
-          <w:tcPr/>
+          <w:tcPr>
+            <w:tcBorders>
+              <w:top w:val="single" w:sz="8" w:space="0" w:color="000000"/>
+              <w:left w:val="single" w:sz="8" w:space="0" w:color="000000"/>
+              <w:bottom w:val="single" w:sz="8" w:space="0" w:color="000000"/>
+              <w:right w:val="single" w:sz="8" w:space="0" w:color="000000"/>
+            </w:tcBorders>
+          </w:tcPr>
           <w:p>
             <w:pPr>
               <w:pStyle w:val="Compact"/>
@@ -438,7 +648,14 @@
           </w:p>
         </w:tc>
         <w:tc>
-          <w:tcPr/>
+          <w:tcPr>
+            <w:tcBorders>
+              <w:top w:val="single" w:sz="8" w:space="0" w:color="000000"/>
+              <w:left w:val="single" w:sz="8" w:space="0" w:color="000000"/>
+              <w:bottom w:val="single" w:sz="8" w:space="0" w:color="000000"/>
+              <w:right w:val="single" w:sz="8" w:space="0" w:color="000000"/>
+            </w:tcBorders>
+          </w:tcPr>
           <w:p>
             <w:pPr>
               <w:pStyle w:val="Compact"/>
@@ -451,7 +668,14 @@
           </w:p>
         </w:tc>
         <w:tc>
-          <w:tcPr/>
+          <w:tcPr>
+            <w:tcBorders>
+              <w:top w:val="single" w:sz="8" w:space="0" w:color="000000"/>
+              <w:left w:val="single" w:sz="8" w:space="0" w:color="000000"/>
+              <w:bottom w:val="single" w:sz="8" w:space="0" w:color="000000"/>
+              <w:right w:val="single" w:sz="8" w:space="0" w:color="000000"/>
+            </w:tcBorders>
+          </w:tcPr>
           <w:p>
             <w:pPr>
               <w:pStyle w:val="Compact"/>
@@ -464,7 +688,14 @@
           </w:p>
         </w:tc>
         <w:tc>
-          <w:tcPr/>
+          <w:tcPr>
+            <w:tcBorders>
+              <w:top w:val="single" w:sz="8" w:space="0" w:color="000000"/>
+              <w:left w:val="single" w:sz="8" w:space="0" w:color="000000"/>
+              <w:bottom w:val="single" w:sz="8" w:space="0" w:color="000000"/>
+              <w:right w:val="single" w:sz="8" w:space="0" w:color="000000"/>
+            </w:tcBorders>
+          </w:tcPr>
           <w:p>
             <w:pPr>
               <w:pStyle w:val="Compact"/>
@@ -477,7 +708,14 @@
           </w:p>
         </w:tc>
         <w:tc>
-          <w:tcPr/>
+          <w:tcPr>
+            <w:tcBorders>
+              <w:top w:val="single" w:sz="8" w:space="0" w:color="000000"/>
+              <w:left w:val="single" w:sz="8" w:space="0" w:color="000000"/>
+              <w:bottom w:val="single" w:sz="8" w:space="0" w:color="000000"/>
+              <w:right w:val="single" w:sz="8" w:space="0" w:color="000000"/>
+            </w:tcBorders>
+          </w:tcPr>
           <w:p>
             <w:pPr>
               <w:pStyle w:val="Compact"/>
@@ -490,7 +728,14 @@
           </w:p>
         </w:tc>
         <w:tc>
-          <w:tcPr/>
+          <w:tcPr>
+            <w:tcBorders>
+              <w:top w:val="single" w:sz="8" w:space="0" w:color="000000"/>
+              <w:left w:val="single" w:sz="8" w:space="0" w:color="000000"/>
+              <w:bottom w:val="single" w:sz="8" w:space="0" w:color="000000"/>
+              <w:right w:val="single" w:sz="8" w:space="0" w:color="000000"/>
+            </w:tcBorders>
+          </w:tcPr>
           <w:p>
             <w:pPr>
               <w:pStyle w:val="Compact"/>
@@ -503,7 +748,14 @@
           </w:p>
         </w:tc>
         <w:tc>
-          <w:tcPr/>
+          <w:tcPr>
+            <w:tcBorders>
+              <w:top w:val="single" w:sz="8" w:space="0" w:color="000000"/>
+              <w:left w:val="single" w:sz="8" w:space="0" w:color="000000"/>
+              <w:bottom w:val="single" w:sz="8" w:space="0" w:color="000000"/>
+              <w:right w:val="single" w:sz="8" w:space="0" w:color="000000"/>
+            </w:tcBorders>
+          </w:tcPr>
           <w:p>
             <w:pPr>
               <w:pStyle w:val="Compact"/>
@@ -516,7 +768,14 @@
           </w:p>
         </w:tc>
         <w:tc>
-          <w:tcPr/>
+          <w:tcPr>
+            <w:tcBorders>
+              <w:top w:val="single" w:sz="8" w:space="0" w:color="000000"/>
+              <w:left w:val="single" w:sz="8" w:space="0" w:color="000000"/>
+              <w:bottom w:val="single" w:sz="8" w:space="0" w:color="000000"/>
+              <w:right w:val="single" w:sz="8" w:space="0" w:color="000000"/>
+            </w:tcBorders>
+          </w:tcPr>
           <w:p>
             <w:pPr>
               <w:pStyle w:val="Compact"/>
@@ -530,7 +789,14 @@
           <w:cantSplit/>
         </w:trPr>
         <w:tc>
-          <w:tcPr/>
+          <w:tcPr>
+            <w:tcBorders>
+              <w:top w:val="single" w:sz="8" w:space="0" w:color="000000"/>
+              <w:left w:val="single" w:sz="8" w:space="0" w:color="000000"/>
+              <w:bottom w:val="single" w:sz="8" w:space="0" w:color="000000"/>
+              <w:right w:val="single" w:sz="8" w:space="0" w:color="000000"/>
+            </w:tcBorders>
+          </w:tcPr>
           <w:p>
             <w:pPr>
               <w:pStyle w:val="Compact"/>
@@ -543,7 +809,14 @@
           </w:p>
         </w:tc>
         <w:tc>
-          <w:tcPr/>
+          <w:tcPr>
+            <w:tcBorders>
+              <w:top w:val="single" w:sz="8" w:space="0" w:color="000000"/>
+              <w:left w:val="single" w:sz="8" w:space="0" w:color="000000"/>
+              <w:bottom w:val="single" w:sz="8" w:space="0" w:color="000000"/>
+              <w:right w:val="single" w:sz="8" w:space="0" w:color="000000"/>
+            </w:tcBorders>
+          </w:tcPr>
           <w:p>
             <w:pPr>
               <w:pStyle w:val="Compact"/>
@@ -556,7 +829,14 @@
           </w:p>
         </w:tc>
         <w:tc>
-          <w:tcPr/>
+          <w:tcPr>
+            <w:tcBorders>
+              <w:top w:val="single" w:sz="8" w:space="0" w:color="000000"/>
+              <w:left w:val="single" w:sz="8" w:space="0" w:color="000000"/>
+              <w:bottom w:val="single" w:sz="8" w:space="0" w:color="000000"/>
+              <w:right w:val="single" w:sz="8" w:space="0" w:color="000000"/>
+            </w:tcBorders>
+          </w:tcPr>
           <w:p>
             <w:pPr>
               <w:pStyle w:val="Compact"/>
@@ -569,7 +849,14 @@
           </w:p>
         </w:tc>
         <w:tc>
-          <w:tcPr/>
+          <w:tcPr>
+            <w:tcBorders>
+              <w:top w:val="single" w:sz="8" w:space="0" w:color="000000"/>
+              <w:left w:val="single" w:sz="8" w:space="0" w:color="000000"/>
+              <w:bottom w:val="single" w:sz="8" w:space="0" w:color="000000"/>
+              <w:right w:val="single" w:sz="8" w:space="0" w:color="000000"/>
+            </w:tcBorders>
+          </w:tcPr>
           <w:p>
             <w:pPr>
               <w:pStyle w:val="Compact"/>
@@ -582,7 +869,14 @@
           </w:p>
         </w:tc>
         <w:tc>
-          <w:tcPr/>
+          <w:tcPr>
+            <w:tcBorders>
+              <w:top w:val="single" w:sz="8" w:space="0" w:color="000000"/>
+              <w:left w:val="single" w:sz="8" w:space="0" w:color="000000"/>
+              <w:bottom w:val="single" w:sz="8" w:space="0" w:color="000000"/>
+              <w:right w:val="single" w:sz="8" w:space="0" w:color="000000"/>
+            </w:tcBorders>
+          </w:tcPr>
           <w:p>
             <w:pPr>
               <w:pStyle w:val="Compact"/>
@@ -595,7 +889,14 @@
           </w:p>
         </w:tc>
         <w:tc>
-          <w:tcPr/>
+          <w:tcPr>
+            <w:tcBorders>
+              <w:top w:val="single" w:sz="8" w:space="0" w:color="000000"/>
+              <w:left w:val="single" w:sz="8" w:space="0" w:color="000000"/>
+              <w:bottom w:val="single" w:sz="8" w:space="0" w:color="000000"/>
+              <w:right w:val="single" w:sz="8" w:space="0" w:color="000000"/>
+            </w:tcBorders>
+          </w:tcPr>
           <w:p>
             <w:pPr>
               <w:pStyle w:val="Compact"/>
@@ -608,7 +909,14 @@
           </w:p>
         </w:tc>
         <w:tc>
-          <w:tcPr/>
+          <w:tcPr>
+            <w:tcBorders>
+              <w:top w:val="single" w:sz="8" w:space="0" w:color="000000"/>
+              <w:left w:val="single" w:sz="8" w:space="0" w:color="000000"/>
+              <w:bottom w:val="single" w:sz="8" w:space="0" w:color="000000"/>
+              <w:right w:val="single" w:sz="8" w:space="0" w:color="000000"/>
+            </w:tcBorders>
+          </w:tcPr>
           <w:p>
             <w:pPr>
               <w:pStyle w:val="Compact"/>
@@ -621,7 +929,14 @@
           </w:p>
         </w:tc>
         <w:tc>
-          <w:tcPr/>
+          <w:tcPr>
+            <w:tcBorders>
+              <w:top w:val="single" w:sz="8" w:space="0" w:color="000000"/>
+              <w:left w:val="single" w:sz="8" w:space="0" w:color="000000"/>
+              <w:bottom w:val="single" w:sz="8" w:space="0" w:color="000000"/>
+              <w:right w:val="single" w:sz="8" w:space="0" w:color="000000"/>
+            </w:tcBorders>
+          </w:tcPr>
           <w:p>
             <w:pPr>
               <w:pStyle w:val="Compact"/>
@@ -635,7 +950,14 @@
           <w:cantSplit/>
         </w:trPr>
         <w:tc>
-          <w:tcPr/>
+          <w:tcPr>
+            <w:tcBorders>
+              <w:top w:val="single" w:sz="8" w:space="0" w:color="000000"/>
+              <w:left w:val="single" w:sz="8" w:space="0" w:color="000000"/>
+              <w:bottom w:val="single" w:sz="8" w:space="0" w:color="000000"/>
+              <w:right w:val="single" w:sz="8" w:space="0" w:color="000000"/>
+            </w:tcBorders>
+          </w:tcPr>
           <w:p>
             <w:pPr>
               <w:pStyle w:val="Compact"/>
@@ -648,7 +970,14 @@
           </w:p>
         </w:tc>
         <w:tc>
-          <w:tcPr/>
+          <w:tcPr>
+            <w:tcBorders>
+              <w:top w:val="single" w:sz="8" w:space="0" w:color="000000"/>
+              <w:left w:val="single" w:sz="8" w:space="0" w:color="000000"/>
+              <w:bottom w:val="single" w:sz="8" w:space="0" w:color="000000"/>
+              <w:right w:val="single" w:sz="8" w:space="0" w:color="000000"/>
+            </w:tcBorders>
+          </w:tcPr>
           <w:p>
             <w:pPr>
               <w:pStyle w:val="Compact"/>
@@ -661,7 +990,14 @@
           </w:p>
         </w:tc>
         <w:tc>
-          <w:tcPr/>
+          <w:tcPr>
+            <w:tcBorders>
+              <w:top w:val="single" w:sz="8" w:space="0" w:color="000000"/>
+              <w:left w:val="single" w:sz="8" w:space="0" w:color="000000"/>
+              <w:bottom w:val="single" w:sz="8" w:space="0" w:color="000000"/>
+              <w:right w:val="single" w:sz="8" w:space="0" w:color="000000"/>
+            </w:tcBorders>
+          </w:tcPr>
           <w:p>
             <w:pPr>
               <w:pStyle w:val="Compact"/>
@@ -674,7 +1010,14 @@
           </w:p>
         </w:tc>
         <w:tc>
-          <w:tcPr/>
+          <w:tcPr>
+            <w:tcBorders>
+              <w:top w:val="single" w:sz="8" w:space="0" w:color="000000"/>
+              <w:left w:val="single" w:sz="8" w:space="0" w:color="000000"/>
+              <w:bottom w:val="single" w:sz="8" w:space="0" w:color="000000"/>
+              <w:right w:val="single" w:sz="8" w:space="0" w:color="000000"/>
+            </w:tcBorders>
+          </w:tcPr>
           <w:p>
             <w:pPr>
               <w:pStyle w:val="Compact"/>
@@ -687,7 +1030,14 @@
           </w:p>
         </w:tc>
         <w:tc>
-          <w:tcPr/>
+          <w:tcPr>
+            <w:tcBorders>
+              <w:top w:val="single" w:sz="8" w:space="0" w:color="000000"/>
+              <w:left w:val="single" w:sz="8" w:space="0" w:color="000000"/>
+              <w:bottom w:val="single" w:sz="8" w:space="0" w:color="000000"/>
+              <w:right w:val="single" w:sz="8" w:space="0" w:color="000000"/>
+            </w:tcBorders>
+          </w:tcPr>
           <w:p>
             <w:pPr>
               <w:pStyle w:val="Compact"/>
@@ -700,7 +1050,14 @@
           </w:p>
         </w:tc>
         <w:tc>
-          <w:tcPr/>
+          <w:tcPr>
+            <w:tcBorders>
+              <w:top w:val="single" w:sz="8" w:space="0" w:color="000000"/>
+              <w:left w:val="single" w:sz="8" w:space="0" w:color="000000"/>
+              <w:bottom w:val="single" w:sz="8" w:space="0" w:color="000000"/>
+              <w:right w:val="single" w:sz="8" w:space="0" w:color="000000"/>
+            </w:tcBorders>
+          </w:tcPr>
           <w:p>
             <w:pPr>
               <w:pStyle w:val="Compact"/>
@@ -713,7 +1070,14 @@
           </w:p>
         </w:tc>
         <w:tc>
-          <w:tcPr/>
+          <w:tcPr>
+            <w:tcBorders>
+              <w:top w:val="single" w:sz="8" w:space="0" w:color="000000"/>
+              <w:left w:val="single" w:sz="8" w:space="0" w:color="000000"/>
+              <w:bottom w:val="single" w:sz="8" w:space="0" w:color="000000"/>
+              <w:right w:val="single" w:sz="8" w:space="0" w:color="000000"/>
+            </w:tcBorders>
+          </w:tcPr>
           <w:p>
             <w:pPr>
               <w:pStyle w:val="Compact"/>
@@ -726,7 +1090,14 @@
           </w:p>
         </w:tc>
         <w:tc>
-          <w:tcPr/>
+          <w:tcPr>
+            <w:tcBorders>
+              <w:top w:val="single" w:sz="8" w:space="0" w:color="000000"/>
+              <w:left w:val="single" w:sz="8" w:space="0" w:color="000000"/>
+              <w:bottom w:val="single" w:sz="8" w:space="0" w:color="000000"/>
+              <w:right w:val="single" w:sz="8" w:space="0" w:color="000000"/>
+            </w:tcBorders>
+          </w:tcPr>
           <w:p>
             <w:pPr>
               <w:pStyle w:val="Compact"/>
@@ -740,7 +1111,14 @@
           <w:cantSplit/>
         </w:trPr>
         <w:tc>
-          <w:tcPr/>
+          <w:tcPr>
+            <w:tcBorders>
+              <w:top w:val="single" w:sz="8" w:space="0" w:color="000000"/>
+              <w:left w:val="single" w:sz="8" w:space="0" w:color="000000"/>
+              <w:bottom w:val="single" w:sz="8" w:space="0" w:color="000000"/>
+              <w:right w:val="single" w:sz="8" w:space="0" w:color="000000"/>
+            </w:tcBorders>
+          </w:tcPr>
           <w:p>
             <w:pPr>
               <w:pStyle w:val="Compact"/>
@@ -753,7 +1131,14 @@
           </w:p>
         </w:tc>
         <w:tc>
-          <w:tcPr/>
+          <w:tcPr>
+            <w:tcBorders>
+              <w:top w:val="single" w:sz="8" w:space="0" w:color="000000"/>
+              <w:left w:val="single" w:sz="8" w:space="0" w:color="000000"/>
+              <w:bottom w:val="single" w:sz="8" w:space="0" w:color="000000"/>
+              <w:right w:val="single" w:sz="8" w:space="0" w:color="000000"/>
+            </w:tcBorders>
+          </w:tcPr>
           <w:p>
             <w:pPr>
               <w:pStyle w:val="Compact"/>
@@ -766,7 +1151,14 @@
           </w:p>
         </w:tc>
         <w:tc>
-          <w:tcPr/>
+          <w:tcPr>
+            <w:tcBorders>
+              <w:top w:val="single" w:sz="8" w:space="0" w:color="000000"/>
+              <w:left w:val="single" w:sz="8" w:space="0" w:color="000000"/>
+              <w:bottom w:val="single" w:sz="8" w:space="0" w:color="000000"/>
+              <w:right w:val="single" w:sz="8" w:space="0" w:color="000000"/>
+            </w:tcBorders>
+          </w:tcPr>
           <w:p>
             <w:pPr>
               <w:pStyle w:val="Compact"/>
@@ -779,7 +1171,14 @@
           </w:p>
         </w:tc>
         <w:tc>
-          <w:tcPr/>
+          <w:tcPr>
+            <w:tcBorders>
+              <w:top w:val="single" w:sz="8" w:space="0" w:color="000000"/>
+              <w:left w:val="single" w:sz="8" w:space="0" w:color="000000"/>
+              <w:bottom w:val="single" w:sz="8" w:space="0" w:color="000000"/>
+              <w:right w:val="single" w:sz="8" w:space="0" w:color="000000"/>
+            </w:tcBorders>
+          </w:tcPr>
           <w:p>
             <w:pPr>
               <w:pStyle w:val="Compact"/>
@@ -792,7 +1191,14 @@
           </w:p>
         </w:tc>
         <w:tc>
-          <w:tcPr/>
+          <w:tcPr>
+            <w:tcBorders>
+              <w:top w:val="single" w:sz="8" w:space="0" w:color="000000"/>
+              <w:left w:val="single" w:sz="8" w:space="0" w:color="000000"/>
+              <w:bottom w:val="single" w:sz="8" w:space="0" w:color="000000"/>
+              <w:right w:val="single" w:sz="8" w:space="0" w:color="000000"/>
+            </w:tcBorders>
+          </w:tcPr>
           <w:p>
             <w:pPr>
               <w:pStyle w:val="Compact"/>
@@ -805,7 +1211,14 @@
           </w:p>
         </w:tc>
         <w:tc>
-          <w:tcPr/>
+          <w:tcPr>
+            <w:tcBorders>
+              <w:top w:val="single" w:sz="8" w:space="0" w:color="000000"/>
+              <w:left w:val="single" w:sz="8" w:space="0" w:color="000000"/>
+              <w:bottom w:val="single" w:sz="8" w:space="0" w:color="000000"/>
+              <w:right w:val="single" w:sz="8" w:space="0" w:color="000000"/>
+            </w:tcBorders>
+          </w:tcPr>
           <w:p>
             <w:pPr>
               <w:pStyle w:val="Compact"/>
@@ -818,7 +1231,14 @@
           </w:p>
         </w:tc>
         <w:tc>
-          <w:tcPr/>
+          <w:tcPr>
+            <w:tcBorders>
+              <w:top w:val="single" w:sz="8" w:space="0" w:color="000000"/>
+              <w:left w:val="single" w:sz="8" w:space="0" w:color="000000"/>
+              <w:bottom w:val="single" w:sz="8" w:space="0" w:color="000000"/>
+              <w:right w:val="single" w:sz="8" w:space="0" w:color="000000"/>
+            </w:tcBorders>
+          </w:tcPr>
           <w:p>
             <w:pPr>
               <w:pStyle w:val="Compact"/>
@@ -831,7 +1251,14 @@
           </w:p>
         </w:tc>
         <w:tc>
-          <w:tcPr/>
+          <w:tcPr>
+            <w:tcBorders>
+              <w:top w:val="single" w:sz="8" w:space="0" w:color="000000"/>
+              <w:left w:val="single" w:sz="8" w:space="0" w:color="000000"/>
+              <w:bottom w:val="single" w:sz="8" w:space="0" w:color="000000"/>
+              <w:right w:val="single" w:sz="8" w:space="0" w:color="000000"/>
+            </w:tcBorders>
+          </w:tcPr>
           <w:p>
             <w:pPr>
               <w:pStyle w:val="Compact"/>
@@ -845,7 +1272,14 @@
           <w:cantSplit/>
         </w:trPr>
         <w:tc>
-          <w:tcPr/>
+          <w:tcPr>
+            <w:tcBorders>
+              <w:top w:val="single" w:sz="8" w:space="0" w:color="000000"/>
+              <w:left w:val="single" w:sz="8" w:space="0" w:color="000000"/>
+              <w:bottom w:val="single" w:sz="8" w:space="0" w:color="000000"/>
+              <w:right w:val="single" w:sz="8" w:space="0" w:color="000000"/>
+            </w:tcBorders>
+          </w:tcPr>
           <w:p>
             <w:pPr>
               <w:pStyle w:val="Compact"/>
@@ -858,7 +1292,14 @@
           </w:p>
         </w:tc>
         <w:tc>
-          <w:tcPr/>
+          <w:tcPr>
+            <w:tcBorders>
+              <w:top w:val="single" w:sz="8" w:space="0" w:color="000000"/>
+              <w:left w:val="single" w:sz="8" w:space="0" w:color="000000"/>
+              <w:bottom w:val="single" w:sz="8" w:space="0" w:color="000000"/>
+              <w:right w:val="single" w:sz="8" w:space="0" w:color="000000"/>
+            </w:tcBorders>
+          </w:tcPr>
           <w:p>
             <w:pPr>
               <w:pStyle w:val="Compact"/>
@@ -871,7 +1312,14 @@
           </w:p>
         </w:tc>
         <w:tc>
-          <w:tcPr/>
+          <w:tcPr>
+            <w:tcBorders>
+              <w:top w:val="single" w:sz="8" w:space="0" w:color="000000"/>
+              <w:left w:val="single" w:sz="8" w:space="0" w:color="000000"/>
+              <w:bottom w:val="single" w:sz="8" w:space="0" w:color="000000"/>
+              <w:right w:val="single" w:sz="8" w:space="0" w:color="000000"/>
+            </w:tcBorders>
+          </w:tcPr>
           <w:p>
             <w:pPr>
               <w:pStyle w:val="Compact"/>
@@ -884,7 +1332,14 @@
           </w:p>
         </w:tc>
         <w:tc>
-          <w:tcPr/>
+          <w:tcPr>
+            <w:tcBorders>
+              <w:top w:val="single" w:sz="8" w:space="0" w:color="000000"/>
+              <w:left w:val="single" w:sz="8" w:space="0" w:color="000000"/>
+              <w:bottom w:val="single" w:sz="8" w:space="0" w:color="000000"/>
+              <w:right w:val="single" w:sz="8" w:space="0" w:color="000000"/>
+            </w:tcBorders>
+          </w:tcPr>
           <w:p>
             <w:pPr>
               <w:pStyle w:val="Compact"/>
@@ -897,7 +1352,14 @@
           </w:p>
         </w:tc>
         <w:tc>
-          <w:tcPr/>
+          <w:tcPr>
+            <w:tcBorders>
+              <w:top w:val="single" w:sz="8" w:space="0" w:color="000000"/>
+              <w:left w:val="single" w:sz="8" w:space="0" w:color="000000"/>
+              <w:bottom w:val="single" w:sz="8" w:space="0" w:color="000000"/>
+              <w:right w:val="single" w:sz="8" w:space="0" w:color="000000"/>
+            </w:tcBorders>
+          </w:tcPr>
           <w:p>
             <w:pPr>
               <w:pStyle w:val="Compact"/>
@@ -910,7 +1372,14 @@
           </w:p>
         </w:tc>
         <w:tc>
-          <w:tcPr/>
+          <w:tcPr>
+            <w:tcBorders>
+              <w:top w:val="single" w:sz="8" w:space="0" w:color="000000"/>
+              <w:left w:val="single" w:sz="8" w:space="0" w:color="000000"/>
+              <w:bottom w:val="single" w:sz="8" w:space="0" w:color="000000"/>
+              <w:right w:val="single" w:sz="8" w:space="0" w:color="000000"/>
+            </w:tcBorders>
+          </w:tcPr>
           <w:p>
             <w:pPr>
               <w:pStyle w:val="Compact"/>
@@ -923,7 +1392,14 @@
           </w:p>
         </w:tc>
         <w:tc>
-          <w:tcPr/>
+          <w:tcPr>
+            <w:tcBorders>
+              <w:top w:val="single" w:sz="8" w:space="0" w:color="000000"/>
+              <w:left w:val="single" w:sz="8" w:space="0" w:color="000000"/>
+              <w:bottom w:val="single" w:sz="8" w:space="0" w:color="000000"/>
+              <w:right w:val="single" w:sz="8" w:space="0" w:color="000000"/>
+            </w:tcBorders>
+          </w:tcPr>
           <w:p>
             <w:pPr>
               <w:pStyle w:val="Compact"/>
@@ -936,7 +1412,14 @@
           </w:p>
         </w:tc>
         <w:tc>
-          <w:tcPr/>
+          <w:tcPr>
+            <w:tcBorders>
+              <w:top w:val="single" w:sz="8" w:space="0" w:color="000000"/>
+              <w:left w:val="single" w:sz="8" w:space="0" w:color="000000"/>
+              <w:bottom w:val="single" w:sz="8" w:space="0" w:color="000000"/>
+              <w:right w:val="single" w:sz="8" w:space="0" w:color="000000"/>
+            </w:tcBorders>
+          </w:tcPr>
           <w:p>
             <w:pPr>
               <w:pStyle w:val="Compact"/>
@@ -950,7 +1433,14 @@
           <w:cantSplit/>
         </w:trPr>
         <w:tc>
-          <w:tcPr/>
+          <w:tcPr>
+            <w:tcBorders>
+              <w:top w:val="single" w:sz="8" w:space="0" w:color="000000"/>
+              <w:left w:val="single" w:sz="8" w:space="0" w:color="000000"/>
+              <w:bottom w:val="single" w:sz="8" w:space="0" w:color="000000"/>
+              <w:right w:val="single" w:sz="8" w:space="0" w:color="000000"/>
+            </w:tcBorders>
+          </w:tcPr>
           <w:p>
             <w:pPr>
               <w:pStyle w:val="Compact"/>
@@ -963,7 +1453,14 @@
           </w:p>
         </w:tc>
         <w:tc>
-          <w:tcPr/>
+          <w:tcPr>
+            <w:tcBorders>
+              <w:top w:val="single" w:sz="8" w:space="0" w:color="000000"/>
+              <w:left w:val="single" w:sz="8" w:space="0" w:color="000000"/>
+              <w:bottom w:val="single" w:sz="8" w:space="0" w:color="000000"/>
+              <w:right w:val="single" w:sz="8" w:space="0" w:color="000000"/>
+            </w:tcBorders>
+          </w:tcPr>
           <w:p>
             <w:pPr>
               <w:pStyle w:val="Compact"/>
@@ -976,7 +1473,14 @@
           </w:p>
         </w:tc>
         <w:tc>
-          <w:tcPr/>
+          <w:tcPr>
+            <w:tcBorders>
+              <w:top w:val="single" w:sz="8" w:space="0" w:color="000000"/>
+              <w:left w:val="single" w:sz="8" w:space="0" w:color="000000"/>
+              <w:bottom w:val="single" w:sz="8" w:space="0" w:color="000000"/>
+              <w:right w:val="single" w:sz="8" w:space="0" w:color="000000"/>
+            </w:tcBorders>
+          </w:tcPr>
           <w:p>
             <w:pPr>
               <w:pStyle w:val="Compact"/>
@@ -989,7 +1493,14 @@
           </w:p>
         </w:tc>
         <w:tc>
-          <w:tcPr/>
+          <w:tcPr>
+            <w:tcBorders>
+              <w:top w:val="single" w:sz="8" w:space="0" w:color="000000"/>
+              <w:left w:val="single" w:sz="8" w:space="0" w:color="000000"/>
+              <w:bottom w:val="single" w:sz="8" w:space="0" w:color="000000"/>
+              <w:right w:val="single" w:sz="8" w:space="0" w:color="000000"/>
+            </w:tcBorders>
+          </w:tcPr>
           <w:p>
             <w:pPr>
               <w:pStyle w:val="Compact"/>
@@ -1002,7 +1513,14 @@
           </w:p>
         </w:tc>
         <w:tc>
-          <w:tcPr/>
+          <w:tcPr>
+            <w:tcBorders>
+              <w:top w:val="single" w:sz="8" w:space="0" w:color="000000"/>
+              <w:left w:val="single" w:sz="8" w:space="0" w:color="000000"/>
+              <w:bottom w:val="single" w:sz="8" w:space="0" w:color="000000"/>
+              <w:right w:val="single" w:sz="8" w:space="0" w:color="000000"/>
+            </w:tcBorders>
+          </w:tcPr>
           <w:p>
             <w:pPr>
               <w:pStyle w:val="Compact"/>
@@ -1015,7 +1533,14 @@
           </w:p>
         </w:tc>
         <w:tc>
-          <w:tcPr/>
+          <w:tcPr>
+            <w:tcBorders>
+              <w:top w:val="single" w:sz="8" w:space="0" w:color="000000"/>
+              <w:left w:val="single" w:sz="8" w:space="0" w:color="000000"/>
+              <w:bottom w:val="single" w:sz="8" w:space="0" w:color="000000"/>
+              <w:right w:val="single" w:sz="8" w:space="0" w:color="000000"/>
+            </w:tcBorders>
+          </w:tcPr>
           <w:p>
             <w:pPr>
               <w:pStyle w:val="Compact"/>
@@ -1028,7 +1553,14 @@
           </w:p>
         </w:tc>
         <w:tc>
-          <w:tcPr/>
+          <w:tcPr>
+            <w:tcBorders>
+              <w:top w:val="single" w:sz="8" w:space="0" w:color="000000"/>
+              <w:left w:val="single" w:sz="8" w:space="0" w:color="000000"/>
+              <w:bottom w:val="single" w:sz="8" w:space="0" w:color="000000"/>
+              <w:right w:val="single" w:sz="8" w:space="0" w:color="000000"/>
+            </w:tcBorders>
+          </w:tcPr>
           <w:p>
             <w:pPr>
               <w:pStyle w:val="Compact"/>
@@ -1041,7 +1573,14 @@
           </w:p>
         </w:tc>
         <w:tc>
-          <w:tcPr/>
+          <w:tcPr>
+            <w:tcBorders>
+              <w:top w:val="single" w:sz="8" w:space="0" w:color="000000"/>
+              <w:left w:val="single" w:sz="8" w:space="0" w:color="000000"/>
+              <w:bottom w:val="single" w:sz="8" w:space="0" w:color="000000"/>
+              <w:right w:val="single" w:sz="8" w:space="0" w:color="000000"/>
+            </w:tcBorders>
+          </w:tcPr>
           <w:p>
             <w:pPr>
               <w:pStyle w:val="Compact"/>
@@ -1055,7 +1594,14 @@
           <w:cantSplit/>
         </w:trPr>
         <w:tc>
-          <w:tcPr/>
+          <w:tcPr>
+            <w:tcBorders>
+              <w:top w:val="single" w:sz="8" w:space="0" w:color="000000"/>
+              <w:left w:val="single" w:sz="8" w:space="0" w:color="000000"/>
+              <w:bottom w:val="single" w:sz="8" w:space="0" w:color="000000"/>
+              <w:right w:val="single" w:sz="8" w:space="0" w:color="000000"/>
+            </w:tcBorders>
+          </w:tcPr>
           <w:p>
             <w:pPr>
               <w:pStyle w:val="Compact"/>
@@ -1068,7 +1614,14 @@
           </w:p>
         </w:tc>
         <w:tc>
-          <w:tcPr/>
+          <w:tcPr>
+            <w:tcBorders>
+              <w:top w:val="single" w:sz="8" w:space="0" w:color="000000"/>
+              <w:left w:val="single" w:sz="8" w:space="0" w:color="000000"/>
+              <w:bottom w:val="single" w:sz="8" w:space="0" w:color="000000"/>
+              <w:right w:val="single" w:sz="8" w:space="0" w:color="000000"/>
+            </w:tcBorders>
+          </w:tcPr>
           <w:p>
             <w:pPr>
               <w:pStyle w:val="Compact"/>
@@ -1081,7 +1634,14 @@
           </w:p>
         </w:tc>
         <w:tc>
-          <w:tcPr/>
+          <w:tcPr>
+            <w:tcBorders>
+              <w:top w:val="single" w:sz="8" w:space="0" w:color="000000"/>
+              <w:left w:val="single" w:sz="8" w:space="0" w:color="000000"/>
+              <w:bottom w:val="single" w:sz="8" w:space="0" w:color="000000"/>
+              <w:right w:val="single" w:sz="8" w:space="0" w:color="000000"/>
+            </w:tcBorders>
+          </w:tcPr>
           <w:p>
             <w:pPr>
               <w:pStyle w:val="Compact"/>
@@ -1094,7 +1654,14 @@
           </w:p>
         </w:tc>
         <w:tc>
-          <w:tcPr/>
+          <w:tcPr>
+            <w:tcBorders>
+              <w:top w:val="single" w:sz="8" w:space="0" w:color="000000"/>
+              <w:left w:val="single" w:sz="8" w:space="0" w:color="000000"/>
+              <w:bottom w:val="single" w:sz="8" w:space="0" w:color="000000"/>
+              <w:right w:val="single" w:sz="8" w:space="0" w:color="000000"/>
+            </w:tcBorders>
+          </w:tcPr>
           <w:p>
             <w:pPr>
               <w:pStyle w:val="Compact"/>
@@ -1107,7 +1674,14 @@
           </w:p>
         </w:tc>
         <w:tc>
-          <w:tcPr/>
+          <w:tcPr>
+            <w:tcBorders>
+              <w:top w:val="single" w:sz="8" w:space="0" w:color="000000"/>
+              <w:left w:val="single" w:sz="8" w:space="0" w:color="000000"/>
+              <w:bottom w:val="single" w:sz="8" w:space="0" w:color="000000"/>
+              <w:right w:val="single" w:sz="8" w:space="0" w:color="000000"/>
+            </w:tcBorders>
+          </w:tcPr>
           <w:p>
             <w:pPr>
               <w:pStyle w:val="Compact"/>
@@ -1120,7 +1694,14 @@
           </w:p>
         </w:tc>
         <w:tc>
-          <w:tcPr/>
+          <w:tcPr>
+            <w:tcBorders>
+              <w:top w:val="single" w:sz="8" w:space="0" w:color="000000"/>
+              <w:left w:val="single" w:sz="8" w:space="0" w:color="000000"/>
+              <w:bottom w:val="single" w:sz="8" w:space="0" w:color="000000"/>
+              <w:right w:val="single" w:sz="8" w:space="0" w:color="000000"/>
+            </w:tcBorders>
+          </w:tcPr>
           <w:p>
             <w:pPr>
               <w:pStyle w:val="Compact"/>
@@ -1133,7 +1714,14 @@
           </w:p>
         </w:tc>
         <w:tc>
-          <w:tcPr/>
+          <w:tcPr>
+            <w:tcBorders>
+              <w:top w:val="single" w:sz="8" w:space="0" w:color="000000"/>
+              <w:left w:val="single" w:sz="8" w:space="0" w:color="000000"/>
+              <w:bottom w:val="single" w:sz="8" w:space="0" w:color="000000"/>
+              <w:right w:val="single" w:sz="8" w:space="0" w:color="000000"/>
+            </w:tcBorders>
+          </w:tcPr>
           <w:p>
             <w:pPr>
               <w:pStyle w:val="Compact"/>
@@ -1146,7 +1734,14 @@
           </w:p>
         </w:tc>
         <w:tc>
-          <w:tcPr/>
+          <w:tcPr>
+            <w:tcBorders>
+              <w:top w:val="single" w:sz="8" w:space="0" w:color="000000"/>
+              <w:left w:val="single" w:sz="8" w:space="0" w:color="000000"/>
+              <w:bottom w:val="single" w:sz="8" w:space="0" w:color="000000"/>
+              <w:right w:val="single" w:sz="8" w:space="0" w:color="000000"/>
+            </w:tcBorders>
+          </w:tcPr>
           <w:p>
             <w:pPr>
               <w:pStyle w:val="Compact"/>
@@ -1160,7 +1755,14 @@
           <w:cantSplit/>
         </w:trPr>
         <w:tc>
-          <w:tcPr/>
+          <w:tcPr>
+            <w:tcBorders>
+              <w:top w:val="single" w:sz="8" w:space="0" w:color="000000"/>
+              <w:left w:val="single" w:sz="8" w:space="0" w:color="000000"/>
+              <w:bottom w:val="single" w:sz="8" w:space="0" w:color="000000"/>
+              <w:right w:val="single" w:sz="8" w:space="0" w:color="000000"/>
+            </w:tcBorders>
+          </w:tcPr>
           <w:p>
             <w:pPr>
               <w:pStyle w:val="Compact"/>
@@ -1173,7 +1775,14 @@
           </w:p>
         </w:tc>
         <w:tc>
-          <w:tcPr/>
+          <w:tcPr>
+            <w:tcBorders>
+              <w:top w:val="single" w:sz="8" w:space="0" w:color="000000"/>
+              <w:left w:val="single" w:sz="8" w:space="0" w:color="000000"/>
+              <w:bottom w:val="single" w:sz="8" w:space="0" w:color="000000"/>
+              <w:right w:val="single" w:sz="8" w:space="0" w:color="000000"/>
+            </w:tcBorders>
+          </w:tcPr>
           <w:p>
             <w:pPr>
               <w:pStyle w:val="Compact"/>
@@ -1186,7 +1795,14 @@
           </w:p>
         </w:tc>
         <w:tc>
-          <w:tcPr/>
+          <w:tcPr>
+            <w:tcBorders>
+              <w:top w:val="single" w:sz="8" w:space="0" w:color="000000"/>
+              <w:left w:val="single" w:sz="8" w:space="0" w:color="000000"/>
+              <w:bottom w:val="single" w:sz="8" w:space="0" w:color="000000"/>
+              <w:right w:val="single" w:sz="8" w:space="0" w:color="000000"/>
+            </w:tcBorders>
+          </w:tcPr>
           <w:p>
             <w:pPr>
               <w:pStyle w:val="Compact"/>
@@ -1199,7 +1815,14 @@
           </w:p>
         </w:tc>
         <w:tc>
-          <w:tcPr/>
+          <w:tcPr>
+            <w:tcBorders>
+              <w:top w:val="single" w:sz="8" w:space="0" w:color="000000"/>
+              <w:left w:val="single" w:sz="8" w:space="0" w:color="000000"/>
+              <w:bottom w:val="single" w:sz="8" w:space="0" w:color="000000"/>
+              <w:right w:val="single" w:sz="8" w:space="0" w:color="000000"/>
+            </w:tcBorders>
+          </w:tcPr>
           <w:p>
             <w:pPr>
               <w:pStyle w:val="Compact"/>
@@ -1212,7 +1835,14 @@
           </w:p>
         </w:tc>
         <w:tc>
-          <w:tcPr/>
+          <w:tcPr>
+            <w:tcBorders>
+              <w:top w:val="single" w:sz="8" w:space="0" w:color="000000"/>
+              <w:left w:val="single" w:sz="8" w:space="0" w:color="000000"/>
+              <w:bottom w:val="single" w:sz="8" w:space="0" w:color="000000"/>
+              <w:right w:val="single" w:sz="8" w:space="0" w:color="000000"/>
+            </w:tcBorders>
+          </w:tcPr>
           <w:p>
             <w:pPr>
               <w:pStyle w:val="Compact"/>
@@ -1225,7 +1855,14 @@
           </w:p>
         </w:tc>
         <w:tc>
-          <w:tcPr/>
+          <w:tcPr>
+            <w:tcBorders>
+              <w:top w:val="single" w:sz="8" w:space="0" w:color="000000"/>
+              <w:left w:val="single" w:sz="8" w:space="0" w:color="000000"/>
+              <w:bottom w:val="single" w:sz="8" w:space="0" w:color="000000"/>
+              <w:right w:val="single" w:sz="8" w:space="0" w:color="000000"/>
+            </w:tcBorders>
+          </w:tcPr>
           <w:p>
             <w:pPr>
               <w:pStyle w:val="Compact"/>
@@ -1238,7 +1875,14 @@
           </w:p>
         </w:tc>
         <w:tc>
-          <w:tcPr/>
+          <w:tcPr>
+            <w:tcBorders>
+              <w:top w:val="single" w:sz="8" w:space="0" w:color="000000"/>
+              <w:left w:val="single" w:sz="8" w:space="0" w:color="000000"/>
+              <w:bottom w:val="single" w:sz="8" w:space="0" w:color="000000"/>
+              <w:right w:val="single" w:sz="8" w:space="0" w:color="000000"/>
+            </w:tcBorders>
+          </w:tcPr>
           <w:p>
             <w:pPr>
               <w:pStyle w:val="Compact"/>
@@ -1251,7 +1895,14 @@
           </w:p>
         </w:tc>
         <w:tc>
-          <w:tcPr/>
+          <w:tcPr>
+            <w:tcBorders>
+              <w:top w:val="single" w:sz="8" w:space="0" w:color="000000"/>
+              <w:left w:val="single" w:sz="8" w:space="0" w:color="000000"/>
+              <w:bottom w:val="single" w:sz="8" w:space="0" w:color="000000"/>
+              <w:right w:val="single" w:sz="8" w:space="0" w:color="000000"/>
+            </w:tcBorders>
+          </w:tcPr>
           <w:p>
             <w:pPr>
               <w:pStyle w:val="Compact"/>
@@ -1265,7 +1916,14 @@
           <w:cantSplit/>
         </w:trPr>
         <w:tc>
-          <w:tcPr/>
+          <w:tcPr>
+            <w:tcBorders>
+              <w:top w:val="single" w:sz="8" w:space="0" w:color="000000"/>
+              <w:left w:val="single" w:sz="8" w:space="0" w:color="000000"/>
+              <w:bottom w:val="single" w:sz="8" w:space="0" w:color="000000"/>
+              <w:right w:val="single" w:sz="8" w:space="0" w:color="000000"/>
+            </w:tcBorders>
+          </w:tcPr>
           <w:p>
             <w:pPr>
               <w:pStyle w:val="Compact"/>
@@ -1278,7 +1936,14 @@
           </w:p>
         </w:tc>
         <w:tc>
-          <w:tcPr/>
+          <w:tcPr>
+            <w:tcBorders>
+              <w:top w:val="single" w:sz="8" w:space="0" w:color="000000"/>
+              <w:left w:val="single" w:sz="8" w:space="0" w:color="000000"/>
+              <w:bottom w:val="single" w:sz="8" w:space="0" w:color="000000"/>
+              <w:right w:val="single" w:sz="8" w:space="0" w:color="000000"/>
+            </w:tcBorders>
+          </w:tcPr>
           <w:p>
             <w:pPr>
               <w:pStyle w:val="Compact"/>
@@ -1291,7 +1956,14 @@
           </w:p>
         </w:tc>
         <w:tc>
-          <w:tcPr/>
+          <w:tcPr>
+            <w:tcBorders>
+              <w:top w:val="single" w:sz="8" w:space="0" w:color="000000"/>
+              <w:left w:val="single" w:sz="8" w:space="0" w:color="000000"/>
+              <w:bottom w:val="single" w:sz="8" w:space="0" w:color="000000"/>
+              <w:right w:val="single" w:sz="8" w:space="0" w:color="000000"/>
+            </w:tcBorders>
+          </w:tcPr>
           <w:p>
             <w:pPr>
               <w:pStyle w:val="Compact"/>
@@ -1304,7 +1976,14 @@
           </w:p>
         </w:tc>
         <w:tc>
-          <w:tcPr/>
+          <w:tcPr>
+            <w:tcBorders>
+              <w:top w:val="single" w:sz="8" w:space="0" w:color="000000"/>
+              <w:left w:val="single" w:sz="8" w:space="0" w:color="000000"/>
+              <w:bottom w:val="single" w:sz="8" w:space="0" w:color="000000"/>
+              <w:right w:val="single" w:sz="8" w:space="0" w:color="000000"/>
+            </w:tcBorders>
+          </w:tcPr>
           <w:p>
             <w:pPr>
               <w:pStyle w:val="Compact"/>
@@ -1317,7 +1996,14 @@
           </w:p>
         </w:tc>
         <w:tc>
-          <w:tcPr/>
+          <w:tcPr>
+            <w:tcBorders>
+              <w:top w:val="single" w:sz="8" w:space="0" w:color="000000"/>
+              <w:left w:val="single" w:sz="8" w:space="0" w:color="000000"/>
+              <w:bottom w:val="single" w:sz="8" w:space="0" w:color="000000"/>
+              <w:right w:val="single" w:sz="8" w:space="0" w:color="000000"/>
+            </w:tcBorders>
+          </w:tcPr>
           <w:p>
             <w:pPr>
               <w:pStyle w:val="Compact"/>
@@ -1330,7 +2016,14 @@
           </w:p>
         </w:tc>
         <w:tc>
-          <w:tcPr/>
+          <w:tcPr>
+            <w:tcBorders>
+              <w:top w:val="single" w:sz="8" w:space="0" w:color="000000"/>
+              <w:left w:val="single" w:sz="8" w:space="0" w:color="000000"/>
+              <w:bottom w:val="single" w:sz="8" w:space="0" w:color="000000"/>
+              <w:right w:val="single" w:sz="8" w:space="0" w:color="000000"/>
+            </w:tcBorders>
+          </w:tcPr>
           <w:p>
             <w:pPr>
               <w:pStyle w:val="Compact"/>
@@ -1343,7 +2036,14 @@
           </w:p>
         </w:tc>
         <w:tc>
-          <w:tcPr/>
+          <w:tcPr>
+            <w:tcBorders>
+              <w:top w:val="single" w:sz="8" w:space="0" w:color="000000"/>
+              <w:left w:val="single" w:sz="8" w:space="0" w:color="000000"/>
+              <w:bottom w:val="single" w:sz="8" w:space="0" w:color="000000"/>
+              <w:right w:val="single" w:sz="8" w:space="0" w:color="000000"/>
+            </w:tcBorders>
+          </w:tcPr>
           <w:p>
             <w:pPr>
               <w:pStyle w:val="Compact"/>
@@ -1356,7 +2056,14 @@
           </w:p>
         </w:tc>
         <w:tc>
-          <w:tcPr/>
+          <w:tcPr>
+            <w:tcBorders>
+              <w:top w:val="single" w:sz="8" w:space="0" w:color="000000"/>
+              <w:left w:val="single" w:sz="8" w:space="0" w:color="000000"/>
+              <w:bottom w:val="single" w:sz="8" w:space="0" w:color="000000"/>
+              <w:right w:val="single" w:sz="8" w:space="0" w:color="000000"/>
+            </w:tcBorders>
+          </w:tcPr>
           <w:p>
             <w:pPr>
               <w:pStyle w:val="Compact"/>
@@ -1370,7 +2077,14 @@
           <w:cantSplit/>
         </w:trPr>
         <w:tc>
-          <w:tcPr/>
+          <w:tcPr>
+            <w:tcBorders>
+              <w:top w:val="single" w:sz="8" w:space="0" w:color="000000"/>
+              <w:left w:val="single" w:sz="8" w:space="0" w:color="000000"/>
+              <w:bottom w:val="single" w:sz="8" w:space="0" w:color="000000"/>
+              <w:right w:val="single" w:sz="8" w:space="0" w:color="000000"/>
+            </w:tcBorders>
+          </w:tcPr>
           <w:p>
             <w:pPr>
               <w:pStyle w:val="Compact"/>
@@ -1383,7 +2097,14 @@
           </w:p>
         </w:tc>
         <w:tc>
-          <w:tcPr/>
+          <w:tcPr>
+            <w:tcBorders>
+              <w:top w:val="single" w:sz="8" w:space="0" w:color="000000"/>
+              <w:left w:val="single" w:sz="8" w:space="0" w:color="000000"/>
+              <w:bottom w:val="single" w:sz="8" w:space="0" w:color="000000"/>
+              <w:right w:val="single" w:sz="8" w:space="0" w:color="000000"/>
+            </w:tcBorders>
+          </w:tcPr>
           <w:p>
             <w:pPr>
               <w:pStyle w:val="Compact"/>
@@ -1396,7 +2117,14 @@
           </w:p>
         </w:tc>
         <w:tc>
-          <w:tcPr/>
+          <w:tcPr>
+            <w:tcBorders>
+              <w:top w:val="single" w:sz="8" w:space="0" w:color="000000"/>
+              <w:left w:val="single" w:sz="8" w:space="0" w:color="000000"/>
+              <w:bottom w:val="single" w:sz="8" w:space="0" w:color="000000"/>
+              <w:right w:val="single" w:sz="8" w:space="0" w:color="000000"/>
+            </w:tcBorders>
+          </w:tcPr>
           <w:p>
             <w:pPr>
               <w:pStyle w:val="Compact"/>
@@ -1409,7 +2137,14 @@
           </w:p>
         </w:tc>
         <w:tc>
-          <w:tcPr/>
+          <w:tcPr>
+            <w:tcBorders>
+              <w:top w:val="single" w:sz="8" w:space="0" w:color="000000"/>
+              <w:left w:val="single" w:sz="8" w:space="0" w:color="000000"/>
+              <w:bottom w:val="single" w:sz="8" w:space="0" w:color="000000"/>
+              <w:right w:val="single" w:sz="8" w:space="0" w:color="000000"/>
+            </w:tcBorders>
+          </w:tcPr>
           <w:p>
             <w:pPr>
               <w:pStyle w:val="Compact"/>
@@ -1422,7 +2157,14 @@
           </w:p>
         </w:tc>
         <w:tc>
-          <w:tcPr/>
+          <w:tcPr>
+            <w:tcBorders>
+              <w:top w:val="single" w:sz="8" w:space="0" w:color="000000"/>
+              <w:left w:val="single" w:sz="8" w:space="0" w:color="000000"/>
+              <w:bottom w:val="single" w:sz="8" w:space="0" w:color="000000"/>
+              <w:right w:val="single" w:sz="8" w:space="0" w:color="000000"/>
+            </w:tcBorders>
+          </w:tcPr>
           <w:p>
             <w:pPr>
               <w:pStyle w:val="Compact"/>
@@ -1435,7 +2177,14 @@
           </w:p>
         </w:tc>
         <w:tc>
-          <w:tcPr/>
+          <w:tcPr>
+            <w:tcBorders>
+              <w:top w:val="single" w:sz="8" w:space="0" w:color="000000"/>
+              <w:left w:val="single" w:sz="8" w:space="0" w:color="000000"/>
+              <w:bottom w:val="single" w:sz="8" w:space="0" w:color="000000"/>
+              <w:right w:val="single" w:sz="8" w:space="0" w:color="000000"/>
+            </w:tcBorders>
+          </w:tcPr>
           <w:p>
             <w:pPr>
               <w:pStyle w:val="Compact"/>
@@ -1448,7 +2197,14 @@
           </w:p>
         </w:tc>
         <w:tc>
-          <w:tcPr/>
+          <w:tcPr>
+            <w:tcBorders>
+              <w:top w:val="single" w:sz="8" w:space="0" w:color="000000"/>
+              <w:left w:val="single" w:sz="8" w:space="0" w:color="000000"/>
+              <w:bottom w:val="single" w:sz="8" w:space="0" w:color="000000"/>
+              <w:right w:val="single" w:sz="8" w:space="0" w:color="000000"/>
+            </w:tcBorders>
+          </w:tcPr>
           <w:p>
             <w:pPr>
               <w:pStyle w:val="Compact"/>
@@ -1461,7 +2217,14 @@
           </w:p>
         </w:tc>
         <w:tc>
-          <w:tcPr/>
+          <w:tcPr>
+            <w:tcBorders>
+              <w:top w:val="single" w:sz="8" w:space="0" w:color="000000"/>
+              <w:left w:val="single" w:sz="8" w:space="0" w:color="000000"/>
+              <w:bottom w:val="single" w:sz="8" w:space="0" w:color="000000"/>
+              <w:right w:val="single" w:sz="8" w:space="0" w:color="000000"/>
+            </w:tcBorders>
+          </w:tcPr>
           <w:p>
             <w:pPr>
               <w:pStyle w:val="Compact"/>
@@ -1475,7 +2238,14 @@
           <w:cantSplit/>
         </w:trPr>
         <w:tc>
-          <w:tcPr/>
+          <w:tcPr>
+            <w:tcBorders>
+              <w:top w:val="single" w:sz="8" w:space="0" w:color="000000"/>
+              <w:left w:val="single" w:sz="8" w:space="0" w:color="000000"/>
+              <w:bottom w:val="single" w:sz="8" w:space="0" w:color="000000"/>
+              <w:right w:val="single" w:sz="8" w:space="0" w:color="000000"/>
+            </w:tcBorders>
+          </w:tcPr>
           <w:p>
             <w:pPr>
               <w:pStyle w:val="Compact"/>
@@ -1488,7 +2258,14 @@
           </w:p>
         </w:tc>
         <w:tc>
-          <w:tcPr/>
+          <w:tcPr>
+            <w:tcBorders>
+              <w:top w:val="single" w:sz="8" w:space="0" w:color="000000"/>
+              <w:left w:val="single" w:sz="8" w:space="0" w:color="000000"/>
+              <w:bottom w:val="single" w:sz="8" w:space="0" w:color="000000"/>
+              <w:right w:val="single" w:sz="8" w:space="0" w:color="000000"/>
+            </w:tcBorders>
+          </w:tcPr>
           <w:p>
             <w:pPr>
               <w:pStyle w:val="Compact"/>
@@ -1501,7 +2278,14 @@
           </w:p>
         </w:tc>
         <w:tc>
-          <w:tcPr/>
+          <w:tcPr>
+            <w:tcBorders>
+              <w:top w:val="single" w:sz="8" w:space="0" w:color="000000"/>
+              <w:left w:val="single" w:sz="8" w:space="0" w:color="000000"/>
+              <w:bottom w:val="single" w:sz="8" w:space="0" w:color="000000"/>
+              <w:right w:val="single" w:sz="8" w:space="0" w:color="000000"/>
+            </w:tcBorders>
+          </w:tcPr>
           <w:p>
             <w:pPr>
               <w:pStyle w:val="Compact"/>
@@ -1514,7 +2298,14 @@
           </w:p>
         </w:tc>
         <w:tc>
-          <w:tcPr/>
+          <w:tcPr>
+            <w:tcBorders>
+              <w:top w:val="single" w:sz="8" w:space="0" w:color="000000"/>
+              <w:left w:val="single" w:sz="8" w:space="0" w:color="000000"/>
+              <w:bottom w:val="single" w:sz="8" w:space="0" w:color="000000"/>
+              <w:right w:val="single" w:sz="8" w:space="0" w:color="000000"/>
+            </w:tcBorders>
+          </w:tcPr>
           <w:p>
             <w:pPr>
               <w:pStyle w:val="Compact"/>
@@ -1527,7 +2318,14 @@
           </w:p>
         </w:tc>
         <w:tc>
-          <w:tcPr/>
+          <w:tcPr>
+            <w:tcBorders>
+              <w:top w:val="single" w:sz="8" w:space="0" w:color="000000"/>
+              <w:left w:val="single" w:sz="8" w:space="0" w:color="000000"/>
+              <w:bottom w:val="single" w:sz="8" w:space="0" w:color="000000"/>
+              <w:right w:val="single" w:sz="8" w:space="0" w:color="000000"/>
+            </w:tcBorders>
+          </w:tcPr>
           <w:p>
             <w:pPr>
               <w:pStyle w:val="Compact"/>
@@ -1540,7 +2338,14 @@
           </w:p>
         </w:tc>
         <w:tc>
-          <w:tcPr/>
+          <w:tcPr>
+            <w:tcBorders>
+              <w:top w:val="single" w:sz="8" w:space="0" w:color="000000"/>
+              <w:left w:val="single" w:sz="8" w:space="0" w:color="000000"/>
+              <w:bottom w:val="single" w:sz="8" w:space="0" w:color="000000"/>
+              <w:right w:val="single" w:sz="8" w:space="0" w:color="000000"/>
+            </w:tcBorders>
+          </w:tcPr>
           <w:p>
             <w:pPr>
               <w:pStyle w:val="Compact"/>
@@ -1553,7 +2358,14 @@
           </w:p>
         </w:tc>
         <w:tc>
-          <w:tcPr/>
+          <w:tcPr>
+            <w:tcBorders>
+              <w:top w:val="single" w:sz="8" w:space="0" w:color="000000"/>
+              <w:left w:val="single" w:sz="8" w:space="0" w:color="000000"/>
+              <w:bottom w:val="single" w:sz="8" w:space="0" w:color="000000"/>
+              <w:right w:val="single" w:sz="8" w:space="0" w:color="000000"/>
+            </w:tcBorders>
+          </w:tcPr>
           <w:p>
             <w:pPr>
               <w:pStyle w:val="Compact"/>
@@ -1566,7 +2378,14 @@
           </w:p>
         </w:tc>
         <w:tc>
-          <w:tcPr/>
+          <w:tcPr>
+            <w:tcBorders>
+              <w:top w:val="single" w:sz="8" w:space="0" w:color="000000"/>
+              <w:left w:val="single" w:sz="8" w:space="0" w:color="000000"/>
+              <w:bottom w:val="single" w:sz="8" w:space="0" w:color="000000"/>
+              <w:right w:val="single" w:sz="8" w:space="0" w:color="000000"/>
+            </w:tcBorders>
+          </w:tcPr>
           <w:p>
             <w:pPr>
               <w:pStyle w:val="Compact"/>
@@ -1580,7 +2399,14 @@
           <w:cantSplit/>
         </w:trPr>
         <w:tc>
-          <w:tcPr/>
+          <w:tcPr>
+            <w:tcBorders>
+              <w:top w:val="single" w:sz="8" w:space="0" w:color="000000"/>
+              <w:left w:val="single" w:sz="8" w:space="0" w:color="000000"/>
+              <w:bottom w:val="single" w:sz="8" w:space="0" w:color="000000"/>
+              <w:right w:val="single" w:sz="8" w:space="0" w:color="000000"/>
+            </w:tcBorders>
+          </w:tcPr>
           <w:p>
             <w:pPr>
               <w:pStyle w:val="Compact"/>
@@ -1593,7 +2419,14 @@
           </w:p>
         </w:tc>
         <w:tc>
-          <w:tcPr/>
+          <w:tcPr>
+            <w:tcBorders>
+              <w:top w:val="single" w:sz="8" w:space="0" w:color="000000"/>
+              <w:left w:val="single" w:sz="8" w:space="0" w:color="000000"/>
+              <w:bottom w:val="single" w:sz="8" w:space="0" w:color="000000"/>
+              <w:right w:val="single" w:sz="8" w:space="0" w:color="000000"/>
+            </w:tcBorders>
+          </w:tcPr>
           <w:p>
             <w:pPr>
               <w:pStyle w:val="Compact"/>
@@ -1606,7 +2439,14 @@
           </w:p>
         </w:tc>
         <w:tc>
-          <w:tcPr/>
+          <w:tcPr>
+            <w:tcBorders>
+              <w:top w:val="single" w:sz="8" w:space="0" w:color="000000"/>
+              <w:left w:val="single" w:sz="8" w:space="0" w:color="000000"/>
+              <w:bottom w:val="single" w:sz="8" w:space="0" w:color="000000"/>
+              <w:right w:val="single" w:sz="8" w:space="0" w:color="000000"/>
+            </w:tcBorders>
+          </w:tcPr>
           <w:p>
             <w:pPr>
               <w:pStyle w:val="Compact"/>
@@ -1619,7 +2459,14 @@
           </w:p>
         </w:tc>
         <w:tc>
-          <w:tcPr/>
+          <w:tcPr>
+            <w:tcBorders>
+              <w:top w:val="single" w:sz="8" w:space="0" w:color="000000"/>
+              <w:left w:val="single" w:sz="8" w:space="0" w:color="000000"/>
+              <w:bottom w:val="single" w:sz="8" w:space="0" w:color="000000"/>
+              <w:right w:val="single" w:sz="8" w:space="0" w:color="000000"/>
+            </w:tcBorders>
+          </w:tcPr>
           <w:p>
             <w:pPr>
               <w:pStyle w:val="Compact"/>
@@ -1632,7 +2479,14 @@
           </w:p>
         </w:tc>
         <w:tc>
-          <w:tcPr/>
+          <w:tcPr>
+            <w:tcBorders>
+              <w:top w:val="single" w:sz="8" w:space="0" w:color="000000"/>
+              <w:left w:val="single" w:sz="8" w:space="0" w:color="000000"/>
+              <w:bottom w:val="single" w:sz="8" w:space="0" w:color="000000"/>
+              <w:right w:val="single" w:sz="8" w:space="0" w:color="000000"/>
+            </w:tcBorders>
+          </w:tcPr>
           <w:p>
             <w:pPr>
               <w:pStyle w:val="Compact"/>
@@ -1645,7 +2499,14 @@
           </w:p>
         </w:tc>
         <w:tc>
-          <w:tcPr/>
+          <w:tcPr>
+            <w:tcBorders>
+              <w:top w:val="single" w:sz="8" w:space="0" w:color="000000"/>
+              <w:left w:val="single" w:sz="8" w:space="0" w:color="000000"/>
+              <w:bottom w:val="single" w:sz="8" w:space="0" w:color="000000"/>
+              <w:right w:val="single" w:sz="8" w:space="0" w:color="000000"/>
+            </w:tcBorders>
+          </w:tcPr>
           <w:p>
             <w:pPr>
               <w:pStyle w:val="Compact"/>
@@ -1658,7 +2519,14 @@
           </w:p>
         </w:tc>
         <w:tc>
-          <w:tcPr/>
+          <w:tcPr>
+            <w:tcBorders>
+              <w:top w:val="single" w:sz="8" w:space="0" w:color="000000"/>
+              <w:left w:val="single" w:sz="8" w:space="0" w:color="000000"/>
+              <w:bottom w:val="single" w:sz="8" w:space="0" w:color="000000"/>
+              <w:right w:val="single" w:sz="8" w:space="0" w:color="000000"/>
+            </w:tcBorders>
+          </w:tcPr>
           <w:p>
             <w:pPr>
               <w:pStyle w:val="Compact"/>
@@ -1671,7 +2539,14 @@
           </w:p>
         </w:tc>
         <w:tc>
-          <w:tcPr/>
+          <w:tcPr>
+            <w:tcBorders>
+              <w:top w:val="single" w:sz="8" w:space="0" w:color="000000"/>
+              <w:left w:val="single" w:sz="8" w:space="0" w:color="000000"/>
+              <w:bottom w:val="single" w:sz="8" w:space="0" w:color="000000"/>
+              <w:right w:val="single" w:sz="8" w:space="0" w:color="000000"/>
+            </w:tcBorders>
+          </w:tcPr>
           <w:p>
             <w:pPr>
               <w:pStyle w:val="Compact"/>
@@ -1685,7 +2560,14 @@
           <w:cantSplit/>
         </w:trPr>
         <w:tc>
-          <w:tcPr/>
+          <w:tcPr>
+            <w:tcBorders>
+              <w:top w:val="single" w:sz="8" w:space="0" w:color="000000"/>
+              <w:left w:val="single" w:sz="8" w:space="0" w:color="000000"/>
+              <w:bottom w:val="single" w:sz="8" w:space="0" w:color="000000"/>
+              <w:right w:val="single" w:sz="8" w:space="0" w:color="000000"/>
+            </w:tcBorders>
+          </w:tcPr>
           <w:p>
             <w:pPr>
               <w:pStyle w:val="Compact"/>
@@ -1698,7 +2580,14 @@
           </w:p>
         </w:tc>
         <w:tc>
-          <w:tcPr/>
+          <w:tcPr>
+            <w:tcBorders>
+              <w:top w:val="single" w:sz="8" w:space="0" w:color="000000"/>
+              <w:left w:val="single" w:sz="8" w:space="0" w:color="000000"/>
+              <w:bottom w:val="single" w:sz="8" w:space="0" w:color="000000"/>
+              <w:right w:val="single" w:sz="8" w:space="0" w:color="000000"/>
+            </w:tcBorders>
+          </w:tcPr>
           <w:p>
             <w:pPr>
               <w:pStyle w:val="Compact"/>
@@ -1711,7 +2600,14 @@
           </w:p>
         </w:tc>
         <w:tc>
-          <w:tcPr/>
+          <w:tcPr>
+            <w:tcBorders>
+              <w:top w:val="single" w:sz="8" w:space="0" w:color="000000"/>
+              <w:left w:val="single" w:sz="8" w:space="0" w:color="000000"/>
+              <w:bottom w:val="single" w:sz="8" w:space="0" w:color="000000"/>
+              <w:right w:val="single" w:sz="8" w:space="0" w:color="000000"/>
+            </w:tcBorders>
+          </w:tcPr>
           <w:p>
             <w:pPr>
               <w:pStyle w:val="Compact"/>
@@ -1724,7 +2620,14 @@
           </w:p>
         </w:tc>
         <w:tc>
-          <w:tcPr/>
+          <w:tcPr>
+            <w:tcBorders>
+              <w:top w:val="single" w:sz="8" w:space="0" w:color="000000"/>
+              <w:left w:val="single" w:sz="8" w:space="0" w:color="000000"/>
+              <w:bottom w:val="single" w:sz="8" w:space="0" w:color="000000"/>
+              <w:right w:val="single" w:sz="8" w:space="0" w:color="000000"/>
+            </w:tcBorders>
+          </w:tcPr>
           <w:p>
             <w:pPr>
               <w:pStyle w:val="Compact"/>
@@ -1737,7 +2640,14 @@
           </w:p>
         </w:tc>
         <w:tc>
-          <w:tcPr/>
+          <w:tcPr>
+            <w:tcBorders>
+              <w:top w:val="single" w:sz="8" w:space="0" w:color="000000"/>
+              <w:left w:val="single" w:sz="8" w:space="0" w:color="000000"/>
+              <w:bottom w:val="single" w:sz="8" w:space="0" w:color="000000"/>
+              <w:right w:val="single" w:sz="8" w:space="0" w:color="000000"/>
+            </w:tcBorders>
+          </w:tcPr>
           <w:p>
             <w:pPr>
               <w:pStyle w:val="Compact"/>
@@ -1750,7 +2660,14 @@
           </w:p>
         </w:tc>
         <w:tc>
-          <w:tcPr/>
+          <w:tcPr>
+            <w:tcBorders>
+              <w:top w:val="single" w:sz="8" w:space="0" w:color="000000"/>
+              <w:left w:val="single" w:sz="8" w:space="0" w:color="000000"/>
+              <w:bottom w:val="single" w:sz="8" w:space="0" w:color="000000"/>
+              <w:right w:val="single" w:sz="8" w:space="0" w:color="000000"/>
+            </w:tcBorders>
+          </w:tcPr>
           <w:p>
             <w:pPr>
               <w:pStyle w:val="Compact"/>
@@ -1763,7 +2680,14 @@
           </w:p>
         </w:tc>
         <w:tc>
-          <w:tcPr/>
+          <w:tcPr>
+            <w:tcBorders>
+              <w:top w:val="single" w:sz="8" w:space="0" w:color="000000"/>
+              <w:left w:val="single" w:sz="8" w:space="0" w:color="000000"/>
+              <w:bottom w:val="single" w:sz="8" w:space="0" w:color="000000"/>
+              <w:right w:val="single" w:sz="8" w:space="0" w:color="000000"/>
+            </w:tcBorders>
+          </w:tcPr>
           <w:p>
             <w:pPr>
               <w:pStyle w:val="Compact"/>
@@ -1776,7 +2700,14 @@
           </w:p>
         </w:tc>
         <w:tc>
-          <w:tcPr/>
+          <w:tcPr>
+            <w:tcBorders>
+              <w:top w:val="single" w:sz="8" w:space="0" w:color="000000"/>
+              <w:left w:val="single" w:sz="8" w:space="0" w:color="000000"/>
+              <w:bottom w:val="single" w:sz="8" w:space="0" w:color="000000"/>
+              <w:right w:val="single" w:sz="8" w:space="0" w:color="000000"/>
+            </w:tcBorders>
+          </w:tcPr>
           <w:p>
             <w:pPr>
               <w:pStyle w:val="Compact"/>
@@ -1790,7 +2721,14 @@
           <w:cantSplit/>
         </w:trPr>
         <w:tc>
-          <w:tcPr/>
+          <w:tcPr>
+            <w:tcBorders>
+              <w:top w:val="single" w:sz="8" w:space="0" w:color="000000"/>
+              <w:left w:val="single" w:sz="8" w:space="0" w:color="000000"/>
+              <w:bottom w:val="single" w:sz="8" w:space="0" w:color="000000"/>
+              <w:right w:val="single" w:sz="8" w:space="0" w:color="000000"/>
+            </w:tcBorders>
+          </w:tcPr>
           <w:p>
             <w:pPr>
               <w:pStyle w:val="Compact"/>
@@ -1803,7 +2741,14 @@
           </w:p>
         </w:tc>
         <w:tc>
-          <w:tcPr/>
+          <w:tcPr>
+            <w:tcBorders>
+              <w:top w:val="single" w:sz="8" w:space="0" w:color="000000"/>
+              <w:left w:val="single" w:sz="8" w:space="0" w:color="000000"/>
+              <w:bottom w:val="single" w:sz="8" w:space="0" w:color="000000"/>
+              <w:right w:val="single" w:sz="8" w:space="0" w:color="000000"/>
+            </w:tcBorders>
+          </w:tcPr>
           <w:p>
             <w:pPr>
               <w:pStyle w:val="Compact"/>
@@ -1816,7 +2761,14 @@
           </w:p>
         </w:tc>
         <w:tc>
-          <w:tcPr/>
+          <w:tcPr>
+            <w:tcBorders>
+              <w:top w:val="single" w:sz="8" w:space="0" w:color="000000"/>
+              <w:left w:val="single" w:sz="8" w:space="0" w:color="000000"/>
+              <w:bottom w:val="single" w:sz="8" w:space="0" w:color="000000"/>
+              <w:right w:val="single" w:sz="8" w:space="0" w:color="000000"/>
+            </w:tcBorders>
+          </w:tcPr>
           <w:p>
             <w:pPr>
               <w:pStyle w:val="Compact"/>
@@ -1829,7 +2781,14 @@
           </w:p>
         </w:tc>
         <w:tc>
-          <w:tcPr/>
+          <w:tcPr>
+            <w:tcBorders>
+              <w:top w:val="single" w:sz="8" w:space="0" w:color="000000"/>
+              <w:left w:val="single" w:sz="8" w:space="0" w:color="000000"/>
+              <w:bottom w:val="single" w:sz="8" w:space="0" w:color="000000"/>
+              <w:right w:val="single" w:sz="8" w:space="0" w:color="000000"/>
+            </w:tcBorders>
+          </w:tcPr>
           <w:p>
             <w:pPr>
               <w:pStyle w:val="Compact"/>
@@ -1842,7 +2801,14 @@
           </w:p>
         </w:tc>
         <w:tc>
-          <w:tcPr/>
+          <w:tcPr>
+            <w:tcBorders>
+              <w:top w:val="single" w:sz="8" w:space="0" w:color="000000"/>
+              <w:left w:val="single" w:sz="8" w:space="0" w:color="000000"/>
+              <w:bottom w:val="single" w:sz="8" w:space="0" w:color="000000"/>
+              <w:right w:val="single" w:sz="8" w:space="0" w:color="000000"/>
+            </w:tcBorders>
+          </w:tcPr>
           <w:p>
             <w:pPr>
               <w:pStyle w:val="Compact"/>
@@ -1855,7 +2821,14 @@
           </w:p>
         </w:tc>
         <w:tc>
-          <w:tcPr/>
+          <w:tcPr>
+            <w:tcBorders>
+              <w:top w:val="single" w:sz="8" w:space="0" w:color="000000"/>
+              <w:left w:val="single" w:sz="8" w:space="0" w:color="000000"/>
+              <w:bottom w:val="single" w:sz="8" w:space="0" w:color="000000"/>
+              <w:right w:val="single" w:sz="8" w:space="0" w:color="000000"/>
+            </w:tcBorders>
+          </w:tcPr>
           <w:p>
             <w:pPr>
               <w:pStyle w:val="Compact"/>
@@ -1868,7 +2841,14 @@
           </w:p>
         </w:tc>
         <w:tc>
-          <w:tcPr/>
+          <w:tcPr>
+            <w:tcBorders>
+              <w:top w:val="single" w:sz="8" w:space="0" w:color="000000"/>
+              <w:left w:val="single" w:sz="8" w:space="0" w:color="000000"/>
+              <w:bottom w:val="single" w:sz="8" w:space="0" w:color="000000"/>
+              <w:right w:val="single" w:sz="8" w:space="0" w:color="000000"/>
+            </w:tcBorders>
+          </w:tcPr>
           <w:p>
             <w:pPr>
               <w:pStyle w:val="Compact"/>
@@ -1881,7 +2861,14 @@
           </w:p>
         </w:tc>
         <w:tc>
-          <w:tcPr/>
+          <w:tcPr>
+            <w:tcBorders>
+              <w:top w:val="single" w:sz="8" w:space="0" w:color="000000"/>
+              <w:left w:val="single" w:sz="8" w:space="0" w:color="000000"/>
+              <w:bottom w:val="single" w:sz="8" w:space="0" w:color="000000"/>
+              <w:right w:val="single" w:sz="8" w:space="0" w:color="000000"/>
+            </w:tcBorders>
+          </w:tcPr>
           <w:p>
             <w:pPr>
               <w:pStyle w:val="Compact"/>
@@ -1895,7 +2882,14 @@
           <w:cantSplit/>
         </w:trPr>
         <w:tc>
-          <w:tcPr/>
+          <w:tcPr>
+            <w:tcBorders>
+              <w:top w:val="single" w:sz="8" w:space="0" w:color="000000"/>
+              <w:left w:val="single" w:sz="8" w:space="0" w:color="000000"/>
+              <w:bottom w:val="single" w:sz="8" w:space="0" w:color="000000"/>
+              <w:right w:val="single" w:sz="8" w:space="0" w:color="000000"/>
+            </w:tcBorders>
+          </w:tcPr>
           <w:p>
             <w:pPr>
               <w:pStyle w:val="Compact"/>
@@ -1908,7 +2902,14 @@
           </w:p>
         </w:tc>
         <w:tc>
-          <w:tcPr/>
+          <w:tcPr>
+            <w:tcBorders>
+              <w:top w:val="single" w:sz="8" w:space="0" w:color="000000"/>
+              <w:left w:val="single" w:sz="8" w:space="0" w:color="000000"/>
+              <w:bottom w:val="single" w:sz="8" w:space="0" w:color="000000"/>
+              <w:right w:val="single" w:sz="8" w:space="0" w:color="000000"/>
+            </w:tcBorders>
+          </w:tcPr>
           <w:p>
             <w:pPr>
               <w:pStyle w:val="Compact"/>
@@ -1921,7 +2922,14 @@
           </w:p>
         </w:tc>
         <w:tc>
-          <w:tcPr/>
+          <w:tcPr>
+            <w:tcBorders>
+              <w:top w:val="single" w:sz="8" w:space="0" w:color="000000"/>
+              <w:left w:val="single" w:sz="8" w:space="0" w:color="000000"/>
+              <w:bottom w:val="single" w:sz="8" w:space="0" w:color="000000"/>
+              <w:right w:val="single" w:sz="8" w:space="0" w:color="000000"/>
+            </w:tcBorders>
+          </w:tcPr>
           <w:p>
             <w:pPr>
               <w:pStyle w:val="Compact"/>
@@ -1934,7 +2942,14 @@
           </w:p>
         </w:tc>
         <w:tc>
-          <w:tcPr/>
+          <w:tcPr>
+            <w:tcBorders>
+              <w:top w:val="single" w:sz="8" w:space="0" w:color="000000"/>
+              <w:left w:val="single" w:sz="8" w:space="0" w:color="000000"/>
+              <w:bottom w:val="single" w:sz="8" w:space="0" w:color="000000"/>
+              <w:right w:val="single" w:sz="8" w:space="0" w:color="000000"/>
+            </w:tcBorders>
+          </w:tcPr>
           <w:p>
             <w:pPr>
               <w:pStyle w:val="Compact"/>
@@ -1947,7 +2962,14 @@
           </w:p>
         </w:tc>
         <w:tc>
-          <w:tcPr/>
+          <w:tcPr>
+            <w:tcBorders>
+              <w:top w:val="single" w:sz="8" w:space="0" w:color="000000"/>
+              <w:left w:val="single" w:sz="8" w:space="0" w:color="000000"/>
+              <w:bottom w:val="single" w:sz="8" w:space="0" w:color="000000"/>
+              <w:right w:val="single" w:sz="8" w:space="0" w:color="000000"/>
+            </w:tcBorders>
+          </w:tcPr>
           <w:p>
             <w:pPr>
               <w:pStyle w:val="Compact"/>
@@ -1960,7 +2982,14 @@
           </w:p>
         </w:tc>
         <w:tc>
-          <w:tcPr/>
+          <w:tcPr>
+            <w:tcBorders>
+              <w:top w:val="single" w:sz="8" w:space="0" w:color="000000"/>
+              <w:left w:val="single" w:sz="8" w:space="0" w:color="000000"/>
+              <w:bottom w:val="single" w:sz="8" w:space="0" w:color="000000"/>
+              <w:right w:val="single" w:sz="8" w:space="0" w:color="000000"/>
+            </w:tcBorders>
+          </w:tcPr>
           <w:p>
             <w:pPr>
               <w:pStyle w:val="Compact"/>
@@ -1973,7 +3002,14 @@
           </w:p>
         </w:tc>
         <w:tc>
-          <w:tcPr/>
+          <w:tcPr>
+            <w:tcBorders>
+              <w:top w:val="single" w:sz="8" w:space="0" w:color="000000"/>
+              <w:left w:val="single" w:sz="8" w:space="0" w:color="000000"/>
+              <w:bottom w:val="single" w:sz="8" w:space="0" w:color="000000"/>
+              <w:right w:val="single" w:sz="8" w:space="0" w:color="000000"/>
+            </w:tcBorders>
+          </w:tcPr>
           <w:p>
             <w:pPr>
               <w:pStyle w:val="Compact"/>
@@ -1986,7 +3022,14 @@
           </w:p>
         </w:tc>
         <w:tc>
-          <w:tcPr/>
+          <w:tcPr>
+            <w:tcBorders>
+              <w:top w:val="single" w:sz="8" w:space="0" w:color="000000"/>
+              <w:left w:val="single" w:sz="8" w:space="0" w:color="000000"/>
+              <w:bottom w:val="single" w:sz="8" w:space="0" w:color="000000"/>
+              <w:right w:val="single" w:sz="8" w:space="0" w:color="000000"/>
+            </w:tcBorders>
+          </w:tcPr>
           <w:p>
             <w:pPr>
               <w:pStyle w:val="Compact"/>
@@ -2000,7 +3043,14 @@
           <w:cantSplit/>
         </w:trPr>
         <w:tc>
-          <w:tcPr/>
+          <w:tcPr>
+            <w:tcBorders>
+              <w:top w:val="single" w:sz="8" w:space="0" w:color="000000"/>
+              <w:left w:val="single" w:sz="8" w:space="0" w:color="000000"/>
+              <w:bottom w:val="single" w:sz="8" w:space="0" w:color="000000"/>
+              <w:right w:val="single" w:sz="8" w:space="0" w:color="000000"/>
+            </w:tcBorders>
+          </w:tcPr>
           <w:p>
             <w:pPr>
               <w:pStyle w:val="Compact"/>
@@ -2013,7 +3063,14 @@
           </w:p>
         </w:tc>
         <w:tc>
-          <w:tcPr/>
+          <w:tcPr>
+            <w:tcBorders>
+              <w:top w:val="single" w:sz="8" w:space="0" w:color="000000"/>
+              <w:left w:val="single" w:sz="8" w:space="0" w:color="000000"/>
+              <w:bottom w:val="single" w:sz="8" w:space="0" w:color="000000"/>
+              <w:right w:val="single" w:sz="8" w:space="0" w:color="000000"/>
+            </w:tcBorders>
+          </w:tcPr>
           <w:p>
             <w:pPr>
               <w:pStyle w:val="Compact"/>
@@ -2026,7 +3083,14 @@
           </w:p>
         </w:tc>
         <w:tc>
-          <w:tcPr/>
+          <w:tcPr>
+            <w:tcBorders>
+              <w:top w:val="single" w:sz="8" w:space="0" w:color="000000"/>
+              <w:left w:val="single" w:sz="8" w:space="0" w:color="000000"/>
+              <w:bottom w:val="single" w:sz="8" w:space="0" w:color="000000"/>
+              <w:right w:val="single" w:sz="8" w:space="0" w:color="000000"/>
+            </w:tcBorders>
+          </w:tcPr>
           <w:p>
             <w:pPr>
               <w:pStyle w:val="Compact"/>
@@ -2039,7 +3103,14 @@
           </w:p>
         </w:tc>
         <w:tc>
-          <w:tcPr/>
+          <w:tcPr>
+            <w:tcBorders>
+              <w:top w:val="single" w:sz="8" w:space="0" w:color="000000"/>
+              <w:left w:val="single" w:sz="8" w:space="0" w:color="000000"/>
+              <w:bottom w:val="single" w:sz="8" w:space="0" w:color="000000"/>
+              <w:right w:val="single" w:sz="8" w:space="0" w:color="000000"/>
+            </w:tcBorders>
+          </w:tcPr>
           <w:p>
             <w:pPr>
               <w:pStyle w:val="Compact"/>
@@ -2052,7 +3123,14 @@
           </w:p>
         </w:tc>
         <w:tc>
-          <w:tcPr/>
+          <w:tcPr>
+            <w:tcBorders>
+              <w:top w:val="single" w:sz="8" w:space="0" w:color="000000"/>
+              <w:left w:val="single" w:sz="8" w:space="0" w:color="000000"/>
+              <w:bottom w:val="single" w:sz="8" w:space="0" w:color="000000"/>
+              <w:right w:val="single" w:sz="8" w:space="0" w:color="000000"/>
+            </w:tcBorders>
+          </w:tcPr>
           <w:p>
             <w:pPr>
               <w:pStyle w:val="Compact"/>
@@ -2065,7 +3143,14 @@
           </w:p>
         </w:tc>
         <w:tc>
-          <w:tcPr/>
+          <w:tcPr>
+            <w:tcBorders>
+              <w:top w:val="single" w:sz="8" w:space="0" w:color="000000"/>
+              <w:left w:val="single" w:sz="8" w:space="0" w:color="000000"/>
+              <w:bottom w:val="single" w:sz="8" w:space="0" w:color="000000"/>
+              <w:right w:val="single" w:sz="8" w:space="0" w:color="000000"/>
+            </w:tcBorders>
+          </w:tcPr>
           <w:p>
             <w:pPr>
               <w:pStyle w:val="Compact"/>
@@ -2078,7 +3163,14 @@
           </w:p>
         </w:tc>
         <w:tc>
-          <w:tcPr/>
+          <w:tcPr>
+            <w:tcBorders>
+              <w:top w:val="single" w:sz="8" w:space="0" w:color="000000"/>
+              <w:left w:val="single" w:sz="8" w:space="0" w:color="000000"/>
+              <w:bottom w:val="single" w:sz="8" w:space="0" w:color="000000"/>
+              <w:right w:val="single" w:sz="8" w:space="0" w:color="000000"/>
+            </w:tcBorders>
+          </w:tcPr>
           <w:p>
             <w:pPr>
               <w:pStyle w:val="Compact"/>
@@ -2091,7 +3183,14 @@
           </w:p>
         </w:tc>
         <w:tc>
-          <w:tcPr/>
+          <w:tcPr>
+            <w:tcBorders>
+              <w:top w:val="single" w:sz="8" w:space="0" w:color="000000"/>
+              <w:left w:val="single" w:sz="8" w:space="0" w:color="000000"/>
+              <w:bottom w:val="single" w:sz="8" w:space="0" w:color="000000"/>
+              <w:right w:val="single" w:sz="8" w:space="0" w:color="000000"/>
+            </w:tcBorders>
+          </w:tcPr>
           <w:p>
             <w:pPr>
               <w:pStyle w:val="Compact"/>
@@ -2105,7 +3204,14 @@
           <w:cantSplit/>
         </w:trPr>
         <w:tc>
-          <w:tcPr/>
+          <w:tcPr>
+            <w:tcBorders>
+              <w:top w:val="single" w:sz="8" w:space="0" w:color="000000"/>
+              <w:left w:val="single" w:sz="8" w:space="0" w:color="000000"/>
+              <w:bottom w:val="single" w:sz="8" w:space="0" w:color="000000"/>
+              <w:right w:val="single" w:sz="8" w:space="0" w:color="000000"/>
+            </w:tcBorders>
+          </w:tcPr>
           <w:p>
             <w:pPr>
               <w:pStyle w:val="Compact"/>
@@ -2118,7 +3224,14 @@
           </w:p>
         </w:tc>
         <w:tc>
-          <w:tcPr/>
+          <w:tcPr>
+            <w:tcBorders>
+              <w:top w:val="single" w:sz="8" w:space="0" w:color="000000"/>
+              <w:left w:val="single" w:sz="8" w:space="0" w:color="000000"/>
+              <w:bottom w:val="single" w:sz="8" w:space="0" w:color="000000"/>
+              <w:right w:val="single" w:sz="8" w:space="0" w:color="000000"/>
+            </w:tcBorders>
+          </w:tcPr>
           <w:p>
             <w:pPr>
               <w:pStyle w:val="Compact"/>
@@ -2131,7 +3244,14 @@
           </w:p>
         </w:tc>
         <w:tc>
-          <w:tcPr/>
+          <w:tcPr>
+            <w:tcBorders>
+              <w:top w:val="single" w:sz="8" w:space="0" w:color="000000"/>
+              <w:left w:val="single" w:sz="8" w:space="0" w:color="000000"/>
+              <w:bottom w:val="single" w:sz="8" w:space="0" w:color="000000"/>
+              <w:right w:val="single" w:sz="8" w:space="0" w:color="000000"/>
+            </w:tcBorders>
+          </w:tcPr>
           <w:p>
             <w:pPr>
               <w:pStyle w:val="Compact"/>
@@ -2144,7 +3264,14 @@
           </w:p>
         </w:tc>
         <w:tc>
-          <w:tcPr/>
+          <w:tcPr>
+            <w:tcBorders>
+              <w:top w:val="single" w:sz="8" w:space="0" w:color="000000"/>
+              <w:left w:val="single" w:sz="8" w:space="0" w:color="000000"/>
+              <w:bottom w:val="single" w:sz="8" w:space="0" w:color="000000"/>
+              <w:right w:val="single" w:sz="8" w:space="0" w:color="000000"/>
+            </w:tcBorders>
+          </w:tcPr>
           <w:p>
             <w:pPr>
               <w:pStyle w:val="Compact"/>
@@ -2157,7 +3284,14 @@
           </w:p>
         </w:tc>
         <w:tc>
-          <w:tcPr/>
+          <w:tcPr>
+            <w:tcBorders>
+              <w:top w:val="single" w:sz="8" w:space="0" w:color="000000"/>
+              <w:left w:val="single" w:sz="8" w:space="0" w:color="000000"/>
+              <w:bottom w:val="single" w:sz="8" w:space="0" w:color="000000"/>
+              <w:right w:val="single" w:sz="8" w:space="0" w:color="000000"/>
+            </w:tcBorders>
+          </w:tcPr>
           <w:p>
             <w:pPr>
               <w:pStyle w:val="Compact"/>
@@ -2170,7 +3304,14 @@
           </w:p>
         </w:tc>
         <w:tc>
-          <w:tcPr/>
+          <w:tcPr>
+            <w:tcBorders>
+              <w:top w:val="single" w:sz="8" w:space="0" w:color="000000"/>
+              <w:left w:val="single" w:sz="8" w:space="0" w:color="000000"/>
+              <w:bottom w:val="single" w:sz="8" w:space="0" w:color="000000"/>
+              <w:right w:val="single" w:sz="8" w:space="0" w:color="000000"/>
+            </w:tcBorders>
+          </w:tcPr>
           <w:p>
             <w:pPr>
               <w:pStyle w:val="Compact"/>
@@ -2183,7 +3324,14 @@
           </w:p>
         </w:tc>
         <w:tc>
-          <w:tcPr/>
+          <w:tcPr>
+            <w:tcBorders>
+              <w:top w:val="single" w:sz="8" w:space="0" w:color="000000"/>
+              <w:left w:val="single" w:sz="8" w:space="0" w:color="000000"/>
+              <w:bottom w:val="single" w:sz="8" w:space="0" w:color="000000"/>
+              <w:right w:val="single" w:sz="8" w:space="0" w:color="000000"/>
+            </w:tcBorders>
+          </w:tcPr>
           <w:p>
             <w:pPr>
               <w:pStyle w:val="Compact"/>
@@ -2196,7 +3344,14 @@
           </w:p>
         </w:tc>
         <w:tc>
-          <w:tcPr/>
+          <w:tcPr>
+            <w:tcBorders>
+              <w:top w:val="single" w:sz="8" w:space="0" w:color="000000"/>
+              <w:left w:val="single" w:sz="8" w:space="0" w:color="000000"/>
+              <w:bottom w:val="single" w:sz="8" w:space="0" w:color="000000"/>
+              <w:right w:val="single" w:sz="8" w:space="0" w:color="000000"/>
+            </w:tcBorders>
+          </w:tcPr>
           <w:p>
             <w:pPr>
               <w:pStyle w:val="Compact"/>
@@ -2219,7 +3374,14 @@
           <w:cantSplit/>
         </w:trPr>
         <w:tc>
-          <w:tcPr/>
+          <w:tcPr>
+            <w:tcBorders>
+              <w:top w:val="single" w:sz="8" w:space="0" w:color="000000"/>
+              <w:left w:val="single" w:sz="8" w:space="0" w:color="000000"/>
+              <w:bottom w:val="single" w:sz="8" w:space="0" w:color="000000"/>
+              <w:right w:val="single" w:sz="8" w:space="0" w:color="000000"/>
+            </w:tcBorders>
+          </w:tcPr>
           <w:p>
             <w:pPr>
               <w:pStyle w:val="Compact"/>
@@ -2232,7 +3394,14 @@
           </w:p>
         </w:tc>
         <w:tc>
-          <w:tcPr/>
+          <w:tcPr>
+            <w:tcBorders>
+              <w:top w:val="single" w:sz="8" w:space="0" w:color="000000"/>
+              <w:left w:val="single" w:sz="8" w:space="0" w:color="000000"/>
+              <w:bottom w:val="single" w:sz="8" w:space="0" w:color="000000"/>
+              <w:right w:val="single" w:sz="8" w:space="0" w:color="000000"/>
+            </w:tcBorders>
+          </w:tcPr>
           <w:p>
             <w:pPr>
               <w:pStyle w:val="Compact"/>
@@ -2245,7 +3414,14 @@
           </w:p>
         </w:tc>
         <w:tc>
-          <w:tcPr/>
+          <w:tcPr>
+            <w:tcBorders>
+              <w:top w:val="single" w:sz="8" w:space="0" w:color="000000"/>
+              <w:left w:val="single" w:sz="8" w:space="0" w:color="000000"/>
+              <w:bottom w:val="single" w:sz="8" w:space="0" w:color="000000"/>
+              <w:right w:val="single" w:sz="8" w:space="0" w:color="000000"/>
+            </w:tcBorders>
+          </w:tcPr>
           <w:p>
             <w:pPr>
               <w:pStyle w:val="Compact"/>
@@ -2258,7 +3434,14 @@
           </w:p>
         </w:tc>
         <w:tc>
-          <w:tcPr/>
+          <w:tcPr>
+            <w:tcBorders>
+              <w:top w:val="single" w:sz="8" w:space="0" w:color="000000"/>
+              <w:left w:val="single" w:sz="8" w:space="0" w:color="000000"/>
+              <w:bottom w:val="single" w:sz="8" w:space="0" w:color="000000"/>
+              <w:right w:val="single" w:sz="8" w:space="0" w:color="000000"/>
+            </w:tcBorders>
+          </w:tcPr>
           <w:p>
             <w:pPr>
               <w:pStyle w:val="Compact"/>
@@ -2271,7 +3454,14 @@
           </w:p>
         </w:tc>
         <w:tc>
-          <w:tcPr/>
+          <w:tcPr>
+            <w:tcBorders>
+              <w:top w:val="single" w:sz="8" w:space="0" w:color="000000"/>
+              <w:left w:val="single" w:sz="8" w:space="0" w:color="000000"/>
+              <w:bottom w:val="single" w:sz="8" w:space="0" w:color="000000"/>
+              <w:right w:val="single" w:sz="8" w:space="0" w:color="000000"/>
+            </w:tcBorders>
+          </w:tcPr>
           <w:p>
             <w:pPr>
               <w:pStyle w:val="Compact"/>
@@ -2284,7 +3474,14 @@
           </w:p>
         </w:tc>
         <w:tc>
-          <w:tcPr/>
+          <w:tcPr>
+            <w:tcBorders>
+              <w:top w:val="single" w:sz="8" w:space="0" w:color="000000"/>
+              <w:left w:val="single" w:sz="8" w:space="0" w:color="000000"/>
+              <w:bottom w:val="single" w:sz="8" w:space="0" w:color="000000"/>
+              <w:right w:val="single" w:sz="8" w:space="0" w:color="000000"/>
+            </w:tcBorders>
+          </w:tcPr>
           <w:p>
             <w:pPr>
               <w:pStyle w:val="Compact"/>
@@ -2297,7 +3494,14 @@
           </w:p>
         </w:tc>
         <w:tc>
-          <w:tcPr/>
+          <w:tcPr>
+            <w:tcBorders>
+              <w:top w:val="single" w:sz="8" w:space="0" w:color="000000"/>
+              <w:left w:val="single" w:sz="8" w:space="0" w:color="000000"/>
+              <w:bottom w:val="single" w:sz="8" w:space="0" w:color="000000"/>
+              <w:right w:val="single" w:sz="8" w:space="0" w:color="000000"/>
+            </w:tcBorders>
+          </w:tcPr>
           <w:p>
             <w:pPr>
               <w:pStyle w:val="Compact"/>
@@ -2310,7 +3514,14 @@
           </w:p>
         </w:tc>
         <w:tc>
-          <w:tcPr/>
+          <w:tcPr>
+            <w:tcBorders>
+              <w:top w:val="single" w:sz="8" w:space="0" w:color="000000"/>
+              <w:left w:val="single" w:sz="8" w:space="0" w:color="000000"/>
+              <w:bottom w:val="single" w:sz="8" w:space="0" w:color="000000"/>
+              <w:right w:val="single" w:sz="8" w:space="0" w:color="000000"/>
+            </w:tcBorders>
+          </w:tcPr>
           <w:p>
             <w:pPr>
               <w:pStyle w:val="Compact"/>
@@ -2324,7 +3535,14 @@
           <w:cantSplit/>
         </w:trPr>
         <w:tc>
-          <w:tcPr/>
+          <w:tcPr>
+            <w:tcBorders>
+              <w:top w:val="single" w:sz="8" w:space="0" w:color="000000"/>
+              <w:left w:val="single" w:sz="8" w:space="0" w:color="000000"/>
+              <w:bottom w:val="single" w:sz="8" w:space="0" w:color="000000"/>
+              <w:right w:val="single" w:sz="8" w:space="0" w:color="000000"/>
+            </w:tcBorders>
+          </w:tcPr>
           <w:p>
             <w:pPr>
               <w:pStyle w:val="Compact"/>
@@ -2337,7 +3555,14 @@
           </w:p>
         </w:tc>
         <w:tc>
-          <w:tcPr/>
+          <w:tcPr>
+            <w:tcBorders>
+              <w:top w:val="single" w:sz="8" w:space="0" w:color="000000"/>
+              <w:left w:val="single" w:sz="8" w:space="0" w:color="000000"/>
+              <w:bottom w:val="single" w:sz="8" w:space="0" w:color="000000"/>
+              <w:right w:val="single" w:sz="8" w:space="0" w:color="000000"/>
+            </w:tcBorders>
+          </w:tcPr>
           <w:p>
             <w:pPr>
               <w:pStyle w:val="Compact"/>
@@ -2350,7 +3575,14 @@
           </w:p>
         </w:tc>
         <w:tc>
-          <w:tcPr/>
+          <w:tcPr>
+            <w:tcBorders>
+              <w:top w:val="single" w:sz="8" w:space="0" w:color="000000"/>
+              <w:left w:val="single" w:sz="8" w:space="0" w:color="000000"/>
+              <w:bottom w:val="single" w:sz="8" w:space="0" w:color="000000"/>
+              <w:right w:val="single" w:sz="8" w:space="0" w:color="000000"/>
+            </w:tcBorders>
+          </w:tcPr>
           <w:p>
             <w:pPr>
               <w:pStyle w:val="Compact"/>
@@ -2363,7 +3595,14 @@
           </w:p>
         </w:tc>
         <w:tc>
-          <w:tcPr/>
+          <w:tcPr>
+            <w:tcBorders>
+              <w:top w:val="single" w:sz="8" w:space="0" w:color="000000"/>
+              <w:left w:val="single" w:sz="8" w:space="0" w:color="000000"/>
+              <w:bottom w:val="single" w:sz="8" w:space="0" w:color="000000"/>
+              <w:right w:val="single" w:sz="8" w:space="0" w:color="000000"/>
+            </w:tcBorders>
+          </w:tcPr>
           <w:p>
             <w:pPr>
               <w:pStyle w:val="Compact"/>
@@ -2376,7 +3615,14 @@
           </w:p>
         </w:tc>
         <w:tc>
-          <w:tcPr/>
+          <w:tcPr>
+            <w:tcBorders>
+              <w:top w:val="single" w:sz="8" w:space="0" w:color="000000"/>
+              <w:left w:val="single" w:sz="8" w:space="0" w:color="000000"/>
+              <w:bottom w:val="single" w:sz="8" w:space="0" w:color="000000"/>
+              <w:right w:val="single" w:sz="8" w:space="0" w:color="000000"/>
+            </w:tcBorders>
+          </w:tcPr>
           <w:p>
             <w:pPr>
               <w:pStyle w:val="Compact"/>
@@ -2389,7 +3635,14 @@
           </w:p>
         </w:tc>
         <w:tc>
-          <w:tcPr/>
+          <w:tcPr>
+            <w:tcBorders>
+              <w:top w:val="single" w:sz="8" w:space="0" w:color="000000"/>
+              <w:left w:val="single" w:sz="8" w:space="0" w:color="000000"/>
+              <w:bottom w:val="single" w:sz="8" w:space="0" w:color="000000"/>
+              <w:right w:val="single" w:sz="8" w:space="0" w:color="000000"/>
+            </w:tcBorders>
+          </w:tcPr>
           <w:p>
             <w:pPr>
               <w:pStyle w:val="Compact"/>
@@ -2402,7 +3655,14 @@
           </w:p>
         </w:tc>
         <w:tc>
-          <w:tcPr/>
+          <w:tcPr>
+            <w:tcBorders>
+              <w:top w:val="single" w:sz="8" w:space="0" w:color="000000"/>
+              <w:left w:val="single" w:sz="8" w:space="0" w:color="000000"/>
+              <w:bottom w:val="single" w:sz="8" w:space="0" w:color="000000"/>
+              <w:right w:val="single" w:sz="8" w:space="0" w:color="000000"/>
+            </w:tcBorders>
+          </w:tcPr>
           <w:p>
             <w:pPr>
               <w:pStyle w:val="Compact"/>
@@ -2415,7 +3675,14 @@
           </w:p>
         </w:tc>
         <w:tc>
-          <w:tcPr/>
+          <w:tcPr>
+            <w:tcBorders>
+              <w:top w:val="single" w:sz="8" w:space="0" w:color="000000"/>
+              <w:left w:val="single" w:sz="8" w:space="0" w:color="000000"/>
+              <w:bottom w:val="single" w:sz="8" w:space="0" w:color="000000"/>
+              <w:right w:val="single" w:sz="8" w:space="0" w:color="000000"/>
+            </w:tcBorders>
+          </w:tcPr>
           <w:p>
             <w:pPr>
               <w:pStyle w:val="Compact"/>
@@ -2429,7 +3696,14 @@
           <w:cantSplit/>
         </w:trPr>
         <w:tc>
-          <w:tcPr/>
+          <w:tcPr>
+            <w:tcBorders>
+              <w:top w:val="single" w:sz="8" w:space="0" w:color="000000"/>
+              <w:left w:val="single" w:sz="8" w:space="0" w:color="000000"/>
+              <w:bottom w:val="single" w:sz="8" w:space="0" w:color="000000"/>
+              <w:right w:val="single" w:sz="8" w:space="0" w:color="000000"/>
+            </w:tcBorders>
+          </w:tcPr>
           <w:p>
             <w:pPr>
               <w:pStyle w:val="Compact"/>
@@ -2442,7 +3716,14 @@
           </w:p>
         </w:tc>
         <w:tc>
-          <w:tcPr/>
+          <w:tcPr>
+            <w:tcBorders>
+              <w:top w:val="single" w:sz="8" w:space="0" w:color="000000"/>
+              <w:left w:val="single" w:sz="8" w:space="0" w:color="000000"/>
+              <w:bottom w:val="single" w:sz="8" w:space="0" w:color="000000"/>
+              <w:right w:val="single" w:sz="8" w:space="0" w:color="000000"/>
+            </w:tcBorders>
+          </w:tcPr>
           <w:p>
             <w:pPr>
               <w:pStyle w:val="Compact"/>
@@ -2455,7 +3736,14 @@
           </w:p>
         </w:tc>
         <w:tc>
-          <w:tcPr/>
+          <w:tcPr>
+            <w:tcBorders>
+              <w:top w:val="single" w:sz="8" w:space="0" w:color="000000"/>
+              <w:left w:val="single" w:sz="8" w:space="0" w:color="000000"/>
+              <w:bottom w:val="single" w:sz="8" w:space="0" w:color="000000"/>
+              <w:right w:val="single" w:sz="8" w:space="0" w:color="000000"/>
+            </w:tcBorders>
+          </w:tcPr>
           <w:p>
             <w:pPr>
               <w:pStyle w:val="Compact"/>
@@ -2468,7 +3756,14 @@
           </w:p>
         </w:tc>
         <w:tc>
-          <w:tcPr/>
+          <w:tcPr>
+            <w:tcBorders>
+              <w:top w:val="single" w:sz="8" w:space="0" w:color="000000"/>
+              <w:left w:val="single" w:sz="8" w:space="0" w:color="000000"/>
+              <w:bottom w:val="single" w:sz="8" w:space="0" w:color="000000"/>
+              <w:right w:val="single" w:sz="8" w:space="0" w:color="000000"/>
+            </w:tcBorders>
+          </w:tcPr>
           <w:p>
             <w:pPr>
               <w:pStyle w:val="Compact"/>
@@ -2481,7 +3776,14 @@
           </w:p>
         </w:tc>
         <w:tc>
-          <w:tcPr/>
+          <w:tcPr>
+            <w:tcBorders>
+              <w:top w:val="single" w:sz="8" w:space="0" w:color="000000"/>
+              <w:left w:val="single" w:sz="8" w:space="0" w:color="000000"/>
+              <w:bottom w:val="single" w:sz="8" w:space="0" w:color="000000"/>
+              <w:right w:val="single" w:sz="8" w:space="0" w:color="000000"/>
+            </w:tcBorders>
+          </w:tcPr>
           <w:p>
             <w:pPr>
               <w:pStyle w:val="Compact"/>
@@ -2494,7 +3796,14 @@
           </w:p>
         </w:tc>
         <w:tc>
-          <w:tcPr/>
+          <w:tcPr>
+            <w:tcBorders>
+              <w:top w:val="single" w:sz="8" w:space="0" w:color="000000"/>
+              <w:left w:val="single" w:sz="8" w:space="0" w:color="000000"/>
+              <w:bottom w:val="single" w:sz="8" w:space="0" w:color="000000"/>
+              <w:right w:val="single" w:sz="8" w:space="0" w:color="000000"/>
+            </w:tcBorders>
+          </w:tcPr>
           <w:p>
             <w:pPr>
               <w:pStyle w:val="Compact"/>
@@ -2507,7 +3816,14 @@
           </w:p>
         </w:tc>
         <w:tc>
-          <w:tcPr/>
+          <w:tcPr>
+            <w:tcBorders>
+              <w:top w:val="single" w:sz="8" w:space="0" w:color="000000"/>
+              <w:left w:val="single" w:sz="8" w:space="0" w:color="000000"/>
+              <w:bottom w:val="single" w:sz="8" w:space="0" w:color="000000"/>
+              <w:right w:val="single" w:sz="8" w:space="0" w:color="000000"/>
+            </w:tcBorders>
+          </w:tcPr>
           <w:p>
             <w:pPr>
               <w:pStyle w:val="Compact"/>
@@ -2520,7 +3836,14 @@
           </w:p>
         </w:tc>
         <w:tc>
-          <w:tcPr/>
+          <w:tcPr>
+            <w:tcBorders>
+              <w:top w:val="single" w:sz="8" w:space="0" w:color="000000"/>
+              <w:left w:val="single" w:sz="8" w:space="0" w:color="000000"/>
+              <w:bottom w:val="single" w:sz="8" w:space="0" w:color="000000"/>
+              <w:right w:val="single" w:sz="8" w:space="0" w:color="000000"/>
+            </w:tcBorders>
+          </w:tcPr>
           <w:p>
             <w:pPr>
               <w:pStyle w:val="Compact"/>
@@ -2534,7 +3857,14 @@
           <w:cantSplit/>
         </w:trPr>
         <w:tc>
-          <w:tcPr/>
+          <w:tcPr>
+            <w:tcBorders>
+              <w:top w:val="single" w:sz="8" w:space="0" w:color="000000"/>
+              <w:left w:val="single" w:sz="8" w:space="0" w:color="000000"/>
+              <w:bottom w:val="single" w:sz="8" w:space="0" w:color="000000"/>
+              <w:right w:val="single" w:sz="8" w:space="0" w:color="000000"/>
+            </w:tcBorders>
+          </w:tcPr>
           <w:p>
             <w:pPr>
               <w:pStyle w:val="Compact"/>
@@ -2547,7 +3877,14 @@
           </w:p>
         </w:tc>
         <w:tc>
-          <w:tcPr/>
+          <w:tcPr>
+            <w:tcBorders>
+              <w:top w:val="single" w:sz="8" w:space="0" w:color="000000"/>
+              <w:left w:val="single" w:sz="8" w:space="0" w:color="000000"/>
+              <w:bottom w:val="single" w:sz="8" w:space="0" w:color="000000"/>
+              <w:right w:val="single" w:sz="8" w:space="0" w:color="000000"/>
+            </w:tcBorders>
+          </w:tcPr>
           <w:p>
             <w:pPr>
               <w:pStyle w:val="Compact"/>
@@ -2560,7 +3897,14 @@
           </w:p>
         </w:tc>
         <w:tc>
-          <w:tcPr/>
+          <w:tcPr>
+            <w:tcBorders>
+              <w:top w:val="single" w:sz="8" w:space="0" w:color="000000"/>
+              <w:left w:val="single" w:sz="8" w:space="0" w:color="000000"/>
+              <w:bottom w:val="single" w:sz="8" w:space="0" w:color="000000"/>
+              <w:right w:val="single" w:sz="8" w:space="0" w:color="000000"/>
+            </w:tcBorders>
+          </w:tcPr>
           <w:p>
             <w:pPr>
               <w:pStyle w:val="Compact"/>
@@ -2573,7 +3917,14 @@
           </w:p>
         </w:tc>
         <w:tc>
-          <w:tcPr/>
+          <w:tcPr>
+            <w:tcBorders>
+              <w:top w:val="single" w:sz="8" w:space="0" w:color="000000"/>
+              <w:left w:val="single" w:sz="8" w:space="0" w:color="000000"/>
+              <w:bottom w:val="single" w:sz="8" w:space="0" w:color="000000"/>
+              <w:right w:val="single" w:sz="8" w:space="0" w:color="000000"/>
+            </w:tcBorders>
+          </w:tcPr>
           <w:p>
             <w:pPr>
               <w:pStyle w:val="Compact"/>
@@ -2586,7 +3937,14 @@
           </w:p>
         </w:tc>
         <w:tc>
-          <w:tcPr/>
+          <w:tcPr>
+            <w:tcBorders>
+              <w:top w:val="single" w:sz="8" w:space="0" w:color="000000"/>
+              <w:left w:val="single" w:sz="8" w:space="0" w:color="000000"/>
+              <w:bottom w:val="single" w:sz="8" w:space="0" w:color="000000"/>
+              <w:right w:val="single" w:sz="8" w:space="0" w:color="000000"/>
+            </w:tcBorders>
+          </w:tcPr>
           <w:p>
             <w:pPr>
               <w:pStyle w:val="Compact"/>
@@ -2599,7 +3957,14 @@
           </w:p>
         </w:tc>
         <w:tc>
-          <w:tcPr/>
+          <w:tcPr>
+            <w:tcBorders>
+              <w:top w:val="single" w:sz="8" w:space="0" w:color="000000"/>
+              <w:left w:val="single" w:sz="8" w:space="0" w:color="000000"/>
+              <w:bottom w:val="single" w:sz="8" w:space="0" w:color="000000"/>
+              <w:right w:val="single" w:sz="8" w:space="0" w:color="000000"/>
+            </w:tcBorders>
+          </w:tcPr>
           <w:p>
             <w:pPr>
               <w:pStyle w:val="Compact"/>
@@ -2612,7 +3977,14 @@
           </w:p>
         </w:tc>
         <w:tc>
-          <w:tcPr/>
+          <w:tcPr>
+            <w:tcBorders>
+              <w:top w:val="single" w:sz="8" w:space="0" w:color="000000"/>
+              <w:left w:val="single" w:sz="8" w:space="0" w:color="000000"/>
+              <w:bottom w:val="single" w:sz="8" w:space="0" w:color="000000"/>
+              <w:right w:val="single" w:sz="8" w:space="0" w:color="000000"/>
+            </w:tcBorders>
+          </w:tcPr>
           <w:p>
             <w:pPr>
               <w:pStyle w:val="Compact"/>
@@ -2625,7 +3997,14 @@
           </w:p>
         </w:tc>
         <w:tc>
-          <w:tcPr/>
+          <w:tcPr>
+            <w:tcBorders>
+              <w:top w:val="single" w:sz="8" w:space="0" w:color="000000"/>
+              <w:left w:val="single" w:sz="8" w:space="0" w:color="000000"/>
+              <w:bottom w:val="single" w:sz="8" w:space="0" w:color="000000"/>
+              <w:right w:val="single" w:sz="8" w:space="0" w:color="000000"/>
+            </w:tcBorders>
+          </w:tcPr>
           <w:p>
             <w:pPr>
               <w:pStyle w:val="Compact"/>
@@ -2639,7 +4018,14 @@
           <w:cantSplit/>
         </w:trPr>
         <w:tc>
-          <w:tcPr/>
+          <w:tcPr>
+            <w:tcBorders>
+              <w:top w:val="single" w:sz="8" w:space="0" w:color="000000"/>
+              <w:left w:val="single" w:sz="8" w:space="0" w:color="000000"/>
+              <w:bottom w:val="single" w:sz="8" w:space="0" w:color="000000"/>
+              <w:right w:val="single" w:sz="8" w:space="0" w:color="000000"/>
+            </w:tcBorders>
+          </w:tcPr>
           <w:p>
             <w:pPr>
               <w:pStyle w:val="Compact"/>
@@ -2652,7 +4038,14 @@
           </w:p>
         </w:tc>
         <w:tc>
-          <w:tcPr/>
+          <w:tcPr>
+            <w:tcBorders>
+              <w:top w:val="single" w:sz="8" w:space="0" w:color="000000"/>
+              <w:left w:val="single" w:sz="8" w:space="0" w:color="000000"/>
+              <w:bottom w:val="single" w:sz="8" w:space="0" w:color="000000"/>
+              <w:right w:val="single" w:sz="8" w:space="0" w:color="000000"/>
+            </w:tcBorders>
+          </w:tcPr>
           <w:p>
             <w:pPr>
               <w:pStyle w:val="Compact"/>
@@ -2665,7 +4058,14 @@
           </w:p>
         </w:tc>
         <w:tc>
-          <w:tcPr/>
+          <w:tcPr>
+            <w:tcBorders>
+              <w:top w:val="single" w:sz="8" w:space="0" w:color="000000"/>
+              <w:left w:val="single" w:sz="8" w:space="0" w:color="000000"/>
+              <w:bottom w:val="single" w:sz="8" w:space="0" w:color="000000"/>
+              <w:right w:val="single" w:sz="8" w:space="0" w:color="000000"/>
+            </w:tcBorders>
+          </w:tcPr>
           <w:p>
             <w:pPr>
               <w:pStyle w:val="Compact"/>
@@ -2678,7 +4078,14 @@
           </w:p>
         </w:tc>
         <w:tc>
-          <w:tcPr/>
+          <w:tcPr>
+            <w:tcBorders>
+              <w:top w:val="single" w:sz="8" w:space="0" w:color="000000"/>
+              <w:left w:val="single" w:sz="8" w:space="0" w:color="000000"/>
+              <w:bottom w:val="single" w:sz="8" w:space="0" w:color="000000"/>
+              <w:right w:val="single" w:sz="8" w:space="0" w:color="000000"/>
+            </w:tcBorders>
+          </w:tcPr>
           <w:p>
             <w:pPr>
               <w:pStyle w:val="Compact"/>
@@ -2691,7 +4098,14 @@
           </w:p>
         </w:tc>
         <w:tc>
-          <w:tcPr/>
+          <w:tcPr>
+            <w:tcBorders>
+              <w:top w:val="single" w:sz="8" w:space="0" w:color="000000"/>
+              <w:left w:val="single" w:sz="8" w:space="0" w:color="000000"/>
+              <w:bottom w:val="single" w:sz="8" w:space="0" w:color="000000"/>
+              <w:right w:val="single" w:sz="8" w:space="0" w:color="000000"/>
+            </w:tcBorders>
+          </w:tcPr>
           <w:p>
             <w:pPr>
               <w:pStyle w:val="Compact"/>
@@ -2704,7 +4118,14 @@
           </w:p>
         </w:tc>
         <w:tc>
-          <w:tcPr/>
+          <w:tcPr>
+            <w:tcBorders>
+              <w:top w:val="single" w:sz="8" w:space="0" w:color="000000"/>
+              <w:left w:val="single" w:sz="8" w:space="0" w:color="000000"/>
+              <w:bottom w:val="single" w:sz="8" w:space="0" w:color="000000"/>
+              <w:right w:val="single" w:sz="8" w:space="0" w:color="000000"/>
+            </w:tcBorders>
+          </w:tcPr>
           <w:p>
             <w:pPr>
               <w:pStyle w:val="Compact"/>
@@ -2717,7 +4138,14 @@
           </w:p>
         </w:tc>
         <w:tc>
-          <w:tcPr/>
+          <w:tcPr>
+            <w:tcBorders>
+              <w:top w:val="single" w:sz="8" w:space="0" w:color="000000"/>
+              <w:left w:val="single" w:sz="8" w:space="0" w:color="000000"/>
+              <w:bottom w:val="single" w:sz="8" w:space="0" w:color="000000"/>
+              <w:right w:val="single" w:sz="8" w:space="0" w:color="000000"/>
+            </w:tcBorders>
+          </w:tcPr>
           <w:p>
             <w:pPr>
               <w:pStyle w:val="Compact"/>
@@ -2730,7 +4158,14 @@
           </w:p>
         </w:tc>
         <w:tc>
-          <w:tcPr/>
+          <w:tcPr>
+            <w:tcBorders>
+              <w:top w:val="single" w:sz="8" w:space="0" w:color="000000"/>
+              <w:left w:val="single" w:sz="8" w:space="0" w:color="000000"/>
+              <w:bottom w:val="single" w:sz="8" w:space="0" w:color="000000"/>
+              <w:right w:val="single" w:sz="8" w:space="0" w:color="000000"/>
+            </w:tcBorders>
+          </w:tcPr>
           <w:p>
             <w:pPr>
               <w:pStyle w:val="Compact"/>
@@ -2744,7 +4179,14 @@
           <w:cantSplit/>
         </w:trPr>
         <w:tc>
-          <w:tcPr/>
+          <w:tcPr>
+            <w:tcBorders>
+              <w:top w:val="single" w:sz="8" w:space="0" w:color="000000"/>
+              <w:left w:val="single" w:sz="8" w:space="0" w:color="000000"/>
+              <w:bottom w:val="single" w:sz="8" w:space="0" w:color="000000"/>
+              <w:right w:val="single" w:sz="8" w:space="0" w:color="000000"/>
+            </w:tcBorders>
+          </w:tcPr>
           <w:p>
             <w:pPr>
               <w:pStyle w:val="Compact"/>
@@ -2757,7 +4199,14 @@
           </w:p>
         </w:tc>
         <w:tc>
-          <w:tcPr/>
+          <w:tcPr>
+            <w:tcBorders>
+              <w:top w:val="single" w:sz="8" w:space="0" w:color="000000"/>
+              <w:left w:val="single" w:sz="8" w:space="0" w:color="000000"/>
+              <w:bottom w:val="single" w:sz="8" w:space="0" w:color="000000"/>
+              <w:right w:val="single" w:sz="8" w:space="0" w:color="000000"/>
+            </w:tcBorders>
+          </w:tcPr>
           <w:p>
             <w:pPr>
               <w:pStyle w:val="Compact"/>
@@ -2770,7 +4219,14 @@
           </w:p>
         </w:tc>
         <w:tc>
-          <w:tcPr/>
+          <w:tcPr>
+            <w:tcBorders>
+              <w:top w:val="single" w:sz="8" w:space="0" w:color="000000"/>
+              <w:left w:val="single" w:sz="8" w:space="0" w:color="000000"/>
+              <w:bottom w:val="single" w:sz="8" w:space="0" w:color="000000"/>
+              <w:right w:val="single" w:sz="8" w:space="0" w:color="000000"/>
+            </w:tcBorders>
+          </w:tcPr>
           <w:p>
             <w:pPr>
               <w:pStyle w:val="Compact"/>
@@ -2783,7 +4239,14 @@
           </w:p>
         </w:tc>
         <w:tc>
-          <w:tcPr/>
+          <w:tcPr>
+            <w:tcBorders>
+              <w:top w:val="single" w:sz="8" w:space="0" w:color="000000"/>
+              <w:left w:val="single" w:sz="8" w:space="0" w:color="000000"/>
+              <w:bottom w:val="single" w:sz="8" w:space="0" w:color="000000"/>
+              <w:right w:val="single" w:sz="8" w:space="0" w:color="000000"/>
+            </w:tcBorders>
+          </w:tcPr>
           <w:p>
             <w:pPr>
               <w:pStyle w:val="Compact"/>
@@ -2796,7 +4259,14 @@
           </w:p>
         </w:tc>
         <w:tc>
-          <w:tcPr/>
+          <w:tcPr>
+            <w:tcBorders>
+              <w:top w:val="single" w:sz="8" w:space="0" w:color="000000"/>
+              <w:left w:val="single" w:sz="8" w:space="0" w:color="000000"/>
+              <w:bottom w:val="single" w:sz="8" w:space="0" w:color="000000"/>
+              <w:right w:val="single" w:sz="8" w:space="0" w:color="000000"/>
+            </w:tcBorders>
+          </w:tcPr>
           <w:p>
             <w:pPr>
               <w:pStyle w:val="Compact"/>
@@ -2809,7 +4279,14 @@
           </w:p>
         </w:tc>
         <w:tc>
-          <w:tcPr/>
+          <w:tcPr>
+            <w:tcBorders>
+              <w:top w:val="single" w:sz="8" w:space="0" w:color="000000"/>
+              <w:left w:val="single" w:sz="8" w:space="0" w:color="000000"/>
+              <w:bottom w:val="single" w:sz="8" w:space="0" w:color="000000"/>
+              <w:right w:val="single" w:sz="8" w:space="0" w:color="000000"/>
+            </w:tcBorders>
+          </w:tcPr>
           <w:p>
             <w:pPr>
               <w:pStyle w:val="Compact"/>
@@ -2822,7 +4299,14 @@
           </w:p>
         </w:tc>
         <w:tc>
-          <w:tcPr/>
+          <w:tcPr>
+            <w:tcBorders>
+              <w:top w:val="single" w:sz="8" w:space="0" w:color="000000"/>
+              <w:left w:val="single" w:sz="8" w:space="0" w:color="000000"/>
+              <w:bottom w:val="single" w:sz="8" w:space="0" w:color="000000"/>
+              <w:right w:val="single" w:sz="8" w:space="0" w:color="000000"/>
+            </w:tcBorders>
+          </w:tcPr>
           <w:p>
             <w:pPr>
               <w:pStyle w:val="Compact"/>
@@ -2835,7 +4319,14 @@
           </w:p>
         </w:tc>
         <w:tc>
-          <w:tcPr/>
+          <w:tcPr>
+            <w:tcBorders>
+              <w:top w:val="single" w:sz="8" w:space="0" w:color="000000"/>
+              <w:left w:val="single" w:sz="8" w:space="0" w:color="000000"/>
+              <w:bottom w:val="single" w:sz="8" w:space="0" w:color="000000"/>
+              <w:right w:val="single" w:sz="8" w:space="0" w:color="000000"/>
+            </w:tcBorders>
+          </w:tcPr>
           <w:p>
             <w:pPr>
               <w:pStyle w:val="Compact"/>
@@ -2849,7 +4340,14 @@
           <w:cantSplit/>
         </w:trPr>
         <w:tc>
-          <w:tcPr/>
+          <w:tcPr>
+            <w:tcBorders>
+              <w:top w:val="single" w:sz="8" w:space="0" w:color="000000"/>
+              <w:left w:val="single" w:sz="8" w:space="0" w:color="000000"/>
+              <w:bottom w:val="single" w:sz="8" w:space="0" w:color="000000"/>
+              <w:right w:val="single" w:sz="8" w:space="0" w:color="000000"/>
+            </w:tcBorders>
+          </w:tcPr>
           <w:p>
             <w:pPr>
               <w:pStyle w:val="Compact"/>
@@ -2862,7 +4360,14 @@
           </w:p>
         </w:tc>
         <w:tc>
-          <w:tcPr/>
+          <w:tcPr>
+            <w:tcBorders>
+              <w:top w:val="single" w:sz="8" w:space="0" w:color="000000"/>
+              <w:left w:val="single" w:sz="8" w:space="0" w:color="000000"/>
+              <w:bottom w:val="single" w:sz="8" w:space="0" w:color="000000"/>
+              <w:right w:val="single" w:sz="8" w:space="0" w:color="000000"/>
+            </w:tcBorders>
+          </w:tcPr>
           <w:p>
             <w:pPr>
               <w:pStyle w:val="Compact"/>
@@ -2875,7 +4380,14 @@
           </w:p>
         </w:tc>
         <w:tc>
-          <w:tcPr/>
+          <w:tcPr>
+            <w:tcBorders>
+              <w:top w:val="single" w:sz="8" w:space="0" w:color="000000"/>
+              <w:left w:val="single" w:sz="8" w:space="0" w:color="000000"/>
+              <w:bottom w:val="single" w:sz="8" w:space="0" w:color="000000"/>
+              <w:right w:val="single" w:sz="8" w:space="0" w:color="000000"/>
+            </w:tcBorders>
+          </w:tcPr>
           <w:p>
             <w:pPr>
               <w:pStyle w:val="Compact"/>
@@ -2888,7 +4400,14 @@
           </w:p>
         </w:tc>
         <w:tc>
-          <w:tcPr/>
+          <w:tcPr>
+            <w:tcBorders>
+              <w:top w:val="single" w:sz="8" w:space="0" w:color="000000"/>
+              <w:left w:val="single" w:sz="8" w:space="0" w:color="000000"/>
+              <w:bottom w:val="single" w:sz="8" w:space="0" w:color="000000"/>
+              <w:right w:val="single" w:sz="8" w:space="0" w:color="000000"/>
+            </w:tcBorders>
+          </w:tcPr>
           <w:p>
             <w:pPr>
               <w:pStyle w:val="Compact"/>
@@ -2901,7 +4420,14 @@
           </w:p>
         </w:tc>
         <w:tc>
-          <w:tcPr/>
+          <w:tcPr>
+            <w:tcBorders>
+              <w:top w:val="single" w:sz="8" w:space="0" w:color="000000"/>
+              <w:left w:val="single" w:sz="8" w:space="0" w:color="000000"/>
+              <w:bottom w:val="single" w:sz="8" w:space="0" w:color="000000"/>
+              <w:right w:val="single" w:sz="8" w:space="0" w:color="000000"/>
+            </w:tcBorders>
+          </w:tcPr>
           <w:p>
             <w:pPr>
               <w:pStyle w:val="Compact"/>
@@ -2914,7 +4440,14 @@
           </w:p>
         </w:tc>
         <w:tc>
-          <w:tcPr/>
+          <w:tcPr>
+            <w:tcBorders>
+              <w:top w:val="single" w:sz="8" w:space="0" w:color="000000"/>
+              <w:left w:val="single" w:sz="8" w:space="0" w:color="000000"/>
+              <w:bottom w:val="single" w:sz="8" w:space="0" w:color="000000"/>
+              <w:right w:val="single" w:sz="8" w:space="0" w:color="000000"/>
+            </w:tcBorders>
+          </w:tcPr>
           <w:p>
             <w:pPr>
               <w:pStyle w:val="Compact"/>
@@ -2927,7 +4460,14 @@
           </w:p>
         </w:tc>
         <w:tc>
-          <w:tcPr/>
+          <w:tcPr>
+            <w:tcBorders>
+              <w:top w:val="single" w:sz="8" w:space="0" w:color="000000"/>
+              <w:left w:val="single" w:sz="8" w:space="0" w:color="000000"/>
+              <w:bottom w:val="single" w:sz="8" w:space="0" w:color="000000"/>
+              <w:right w:val="single" w:sz="8" w:space="0" w:color="000000"/>
+            </w:tcBorders>
+          </w:tcPr>
           <w:p>
             <w:pPr>
               <w:pStyle w:val="Compact"/>
@@ -2940,7 +4480,14 @@
           </w:p>
         </w:tc>
         <w:tc>
-          <w:tcPr/>
+          <w:tcPr>
+            <w:tcBorders>
+              <w:top w:val="single" w:sz="8" w:space="0" w:color="000000"/>
+              <w:left w:val="single" w:sz="8" w:space="0" w:color="000000"/>
+              <w:bottom w:val="single" w:sz="8" w:space="0" w:color="000000"/>
+              <w:right w:val="single" w:sz="8" w:space="0" w:color="000000"/>
+            </w:tcBorders>
+          </w:tcPr>
           <w:p>
             <w:pPr>
               <w:pStyle w:val="Compact"/>
@@ -2954,7 +4501,14 @@
           <w:cantSplit/>
         </w:trPr>
         <w:tc>
-          <w:tcPr/>
+          <w:tcPr>
+            <w:tcBorders>
+              <w:top w:val="single" w:sz="8" w:space="0" w:color="000000"/>
+              <w:left w:val="single" w:sz="8" w:space="0" w:color="000000"/>
+              <w:bottom w:val="single" w:sz="8" w:space="0" w:color="000000"/>
+              <w:right w:val="single" w:sz="8" w:space="0" w:color="000000"/>
+            </w:tcBorders>
+          </w:tcPr>
           <w:p>
             <w:pPr>
               <w:pStyle w:val="Compact"/>
@@ -2967,7 +4521,14 @@
           </w:p>
         </w:tc>
         <w:tc>
-          <w:tcPr/>
+          <w:tcPr>
+            <w:tcBorders>
+              <w:top w:val="single" w:sz="8" w:space="0" w:color="000000"/>
+              <w:left w:val="single" w:sz="8" w:space="0" w:color="000000"/>
+              <w:bottom w:val="single" w:sz="8" w:space="0" w:color="000000"/>
+              <w:right w:val="single" w:sz="8" w:space="0" w:color="000000"/>
+            </w:tcBorders>
+          </w:tcPr>
           <w:p>
             <w:pPr>
               <w:pStyle w:val="Compact"/>
@@ -2980,7 +4541,14 @@
           </w:p>
         </w:tc>
         <w:tc>
-          <w:tcPr/>
+          <w:tcPr>
+            <w:tcBorders>
+              <w:top w:val="single" w:sz="8" w:space="0" w:color="000000"/>
+              <w:left w:val="single" w:sz="8" w:space="0" w:color="000000"/>
+              <w:bottom w:val="single" w:sz="8" w:space="0" w:color="000000"/>
+              <w:right w:val="single" w:sz="8" w:space="0" w:color="000000"/>
+            </w:tcBorders>
+          </w:tcPr>
           <w:p>
             <w:pPr>
               <w:pStyle w:val="Compact"/>
@@ -2993,7 +4561,14 @@
           </w:p>
         </w:tc>
         <w:tc>
-          <w:tcPr/>
+          <w:tcPr>
+            <w:tcBorders>
+              <w:top w:val="single" w:sz="8" w:space="0" w:color="000000"/>
+              <w:left w:val="single" w:sz="8" w:space="0" w:color="000000"/>
+              <w:bottom w:val="single" w:sz="8" w:space="0" w:color="000000"/>
+              <w:right w:val="single" w:sz="8" w:space="0" w:color="000000"/>
+            </w:tcBorders>
+          </w:tcPr>
           <w:p>
             <w:pPr>
               <w:pStyle w:val="Compact"/>
@@ -3006,7 +4581,14 @@
           </w:p>
         </w:tc>
         <w:tc>
-          <w:tcPr/>
+          <w:tcPr>
+            <w:tcBorders>
+              <w:top w:val="single" w:sz="8" w:space="0" w:color="000000"/>
+              <w:left w:val="single" w:sz="8" w:space="0" w:color="000000"/>
+              <w:bottom w:val="single" w:sz="8" w:space="0" w:color="000000"/>
+              <w:right w:val="single" w:sz="8" w:space="0" w:color="000000"/>
+            </w:tcBorders>
+          </w:tcPr>
           <w:p>
             <w:pPr>
               <w:pStyle w:val="Compact"/>
@@ -3019,7 +4601,14 @@
           </w:p>
         </w:tc>
         <w:tc>
-          <w:tcPr/>
+          <w:tcPr>
+            <w:tcBorders>
+              <w:top w:val="single" w:sz="8" w:space="0" w:color="000000"/>
+              <w:left w:val="single" w:sz="8" w:space="0" w:color="000000"/>
+              <w:bottom w:val="single" w:sz="8" w:space="0" w:color="000000"/>
+              <w:right w:val="single" w:sz="8" w:space="0" w:color="000000"/>
+            </w:tcBorders>
+          </w:tcPr>
           <w:p>
             <w:pPr>
               <w:pStyle w:val="Compact"/>
@@ -3032,7 +4621,14 @@
           </w:p>
         </w:tc>
         <w:tc>
-          <w:tcPr/>
+          <w:tcPr>
+            <w:tcBorders>
+              <w:top w:val="single" w:sz="8" w:space="0" w:color="000000"/>
+              <w:left w:val="single" w:sz="8" w:space="0" w:color="000000"/>
+              <w:bottom w:val="single" w:sz="8" w:space="0" w:color="000000"/>
+              <w:right w:val="single" w:sz="8" w:space="0" w:color="000000"/>
+            </w:tcBorders>
+          </w:tcPr>
           <w:p>
             <w:pPr>
               <w:pStyle w:val="Compact"/>
@@ -3045,7 +4641,14 @@
           </w:p>
         </w:tc>
         <w:tc>
-          <w:tcPr/>
+          <w:tcPr>
+            <w:tcBorders>
+              <w:top w:val="single" w:sz="8" w:space="0" w:color="000000"/>
+              <w:left w:val="single" w:sz="8" w:space="0" w:color="000000"/>
+              <w:bottom w:val="single" w:sz="8" w:space="0" w:color="000000"/>
+              <w:right w:val="single" w:sz="8" w:space="0" w:color="000000"/>
+            </w:tcBorders>
+          </w:tcPr>
           <w:p>
             <w:pPr>
               <w:pStyle w:val="Compact"/>
@@ -3059,7 +4662,14 @@
           <w:cantSplit/>
         </w:trPr>
         <w:tc>
-          <w:tcPr/>
+          <w:tcPr>
+            <w:tcBorders>
+              <w:top w:val="single" w:sz="8" w:space="0" w:color="000000"/>
+              <w:left w:val="single" w:sz="8" w:space="0" w:color="000000"/>
+              <w:bottom w:val="single" w:sz="8" w:space="0" w:color="000000"/>
+              <w:right w:val="single" w:sz="8" w:space="0" w:color="000000"/>
+            </w:tcBorders>
+          </w:tcPr>
           <w:p>
             <w:pPr>
               <w:pStyle w:val="Compact"/>
@@ -3072,7 +4682,14 @@
           </w:p>
         </w:tc>
         <w:tc>
-          <w:tcPr/>
+          <w:tcPr>
+            <w:tcBorders>
+              <w:top w:val="single" w:sz="8" w:space="0" w:color="000000"/>
+              <w:left w:val="single" w:sz="8" w:space="0" w:color="000000"/>
+              <w:bottom w:val="single" w:sz="8" w:space="0" w:color="000000"/>
+              <w:right w:val="single" w:sz="8" w:space="0" w:color="000000"/>
+            </w:tcBorders>
+          </w:tcPr>
           <w:p>
             <w:pPr>
               <w:pStyle w:val="Compact"/>
@@ -3085,7 +4702,14 @@
           </w:p>
         </w:tc>
         <w:tc>
-          <w:tcPr/>
+          <w:tcPr>
+            <w:tcBorders>
+              <w:top w:val="single" w:sz="8" w:space="0" w:color="000000"/>
+              <w:left w:val="single" w:sz="8" w:space="0" w:color="000000"/>
+              <w:bottom w:val="single" w:sz="8" w:space="0" w:color="000000"/>
+              <w:right w:val="single" w:sz="8" w:space="0" w:color="000000"/>
+            </w:tcBorders>
+          </w:tcPr>
           <w:p>
             <w:pPr>
               <w:pStyle w:val="Compact"/>
@@ -3098,7 +4722,14 @@
           </w:p>
         </w:tc>
         <w:tc>
-          <w:tcPr/>
+          <w:tcPr>
+            <w:tcBorders>
+              <w:top w:val="single" w:sz="8" w:space="0" w:color="000000"/>
+              <w:left w:val="single" w:sz="8" w:space="0" w:color="000000"/>
+              <w:bottom w:val="single" w:sz="8" w:space="0" w:color="000000"/>
+              <w:right w:val="single" w:sz="8" w:space="0" w:color="000000"/>
+            </w:tcBorders>
+          </w:tcPr>
           <w:p>
             <w:pPr>
               <w:pStyle w:val="Compact"/>
@@ -3111,7 +4742,14 @@
           </w:p>
         </w:tc>
         <w:tc>
-          <w:tcPr/>
+          <w:tcPr>
+            <w:tcBorders>
+              <w:top w:val="single" w:sz="8" w:space="0" w:color="000000"/>
+              <w:left w:val="single" w:sz="8" w:space="0" w:color="000000"/>
+              <w:bottom w:val="single" w:sz="8" w:space="0" w:color="000000"/>
+              <w:right w:val="single" w:sz="8" w:space="0" w:color="000000"/>
+            </w:tcBorders>
+          </w:tcPr>
           <w:p>
             <w:pPr>
               <w:pStyle w:val="Compact"/>
@@ -3124,7 +4762,14 @@
           </w:p>
         </w:tc>
         <w:tc>
-          <w:tcPr/>
+          <w:tcPr>
+            <w:tcBorders>
+              <w:top w:val="single" w:sz="8" w:space="0" w:color="000000"/>
+              <w:left w:val="single" w:sz="8" w:space="0" w:color="000000"/>
+              <w:bottom w:val="single" w:sz="8" w:space="0" w:color="000000"/>
+              <w:right w:val="single" w:sz="8" w:space="0" w:color="000000"/>
+            </w:tcBorders>
+          </w:tcPr>
           <w:p>
             <w:pPr>
               <w:pStyle w:val="Compact"/>
@@ -3137,7 +4782,14 @@
           </w:p>
         </w:tc>
         <w:tc>
-          <w:tcPr/>
+          <w:tcPr>
+            <w:tcBorders>
+              <w:top w:val="single" w:sz="8" w:space="0" w:color="000000"/>
+              <w:left w:val="single" w:sz="8" w:space="0" w:color="000000"/>
+              <w:bottom w:val="single" w:sz="8" w:space="0" w:color="000000"/>
+              <w:right w:val="single" w:sz="8" w:space="0" w:color="000000"/>
+            </w:tcBorders>
+          </w:tcPr>
           <w:p>
             <w:pPr>
               <w:pStyle w:val="Compact"/>
@@ -3150,7 +4802,14 @@
           </w:p>
         </w:tc>
         <w:tc>
-          <w:tcPr/>
+          <w:tcPr>
+            <w:tcBorders>
+              <w:top w:val="single" w:sz="8" w:space="0" w:color="000000"/>
+              <w:left w:val="single" w:sz="8" w:space="0" w:color="000000"/>
+              <w:bottom w:val="single" w:sz="8" w:space="0" w:color="000000"/>
+              <w:right w:val="single" w:sz="8" w:space="0" w:color="000000"/>
+            </w:tcBorders>
+          </w:tcPr>
           <w:p>
             <w:pPr>
               <w:pStyle w:val="Compact"/>
@@ -3164,7 +4823,14 @@
           <w:cantSplit/>
         </w:trPr>
         <w:tc>
-          <w:tcPr/>
+          <w:tcPr>
+            <w:tcBorders>
+              <w:top w:val="single" w:sz="8" w:space="0" w:color="000000"/>
+              <w:left w:val="single" w:sz="8" w:space="0" w:color="000000"/>
+              <w:bottom w:val="single" w:sz="8" w:space="0" w:color="000000"/>
+              <w:right w:val="single" w:sz="8" w:space="0" w:color="000000"/>
+            </w:tcBorders>
+          </w:tcPr>
           <w:p>
             <w:pPr>
               <w:pStyle w:val="Compact"/>
@@ -3177,7 +4843,14 @@
           </w:p>
         </w:tc>
         <w:tc>
-          <w:tcPr/>
+          <w:tcPr>
+            <w:tcBorders>
+              <w:top w:val="single" w:sz="8" w:space="0" w:color="000000"/>
+              <w:left w:val="single" w:sz="8" w:space="0" w:color="000000"/>
+              <w:bottom w:val="single" w:sz="8" w:space="0" w:color="000000"/>
+              <w:right w:val="single" w:sz="8" w:space="0" w:color="000000"/>
+            </w:tcBorders>
+          </w:tcPr>
           <w:p>
             <w:pPr>
               <w:pStyle w:val="Compact"/>
@@ -3190,7 +4863,14 @@
           </w:p>
         </w:tc>
         <w:tc>
-          <w:tcPr/>
+          <w:tcPr>
+            <w:tcBorders>
+              <w:top w:val="single" w:sz="8" w:space="0" w:color="000000"/>
+              <w:left w:val="single" w:sz="8" w:space="0" w:color="000000"/>
+              <w:bottom w:val="single" w:sz="8" w:space="0" w:color="000000"/>
+              <w:right w:val="single" w:sz="8" w:space="0" w:color="000000"/>
+            </w:tcBorders>
+          </w:tcPr>
           <w:p>
             <w:pPr>
               <w:pStyle w:val="Compact"/>
@@ -3203,7 +4883,14 @@
           </w:p>
         </w:tc>
         <w:tc>
-          <w:tcPr/>
+          <w:tcPr>
+            <w:tcBorders>
+              <w:top w:val="single" w:sz="8" w:space="0" w:color="000000"/>
+              <w:left w:val="single" w:sz="8" w:space="0" w:color="000000"/>
+              <w:bottom w:val="single" w:sz="8" w:space="0" w:color="000000"/>
+              <w:right w:val="single" w:sz="8" w:space="0" w:color="000000"/>
+            </w:tcBorders>
+          </w:tcPr>
           <w:p>
             <w:pPr>
               <w:pStyle w:val="Compact"/>
@@ -3216,7 +4903,14 @@
           </w:p>
         </w:tc>
         <w:tc>
-          <w:tcPr/>
+          <w:tcPr>
+            <w:tcBorders>
+              <w:top w:val="single" w:sz="8" w:space="0" w:color="000000"/>
+              <w:left w:val="single" w:sz="8" w:space="0" w:color="000000"/>
+              <w:bottom w:val="single" w:sz="8" w:space="0" w:color="000000"/>
+              <w:right w:val="single" w:sz="8" w:space="0" w:color="000000"/>
+            </w:tcBorders>
+          </w:tcPr>
           <w:p>
             <w:pPr>
               <w:pStyle w:val="Compact"/>
@@ -3229,7 +4923,14 @@
           </w:p>
         </w:tc>
         <w:tc>
-          <w:tcPr/>
+          <w:tcPr>
+            <w:tcBorders>
+              <w:top w:val="single" w:sz="8" w:space="0" w:color="000000"/>
+              <w:left w:val="single" w:sz="8" w:space="0" w:color="000000"/>
+              <w:bottom w:val="single" w:sz="8" w:space="0" w:color="000000"/>
+              <w:right w:val="single" w:sz="8" w:space="0" w:color="000000"/>
+            </w:tcBorders>
+          </w:tcPr>
           <w:p>
             <w:pPr>
               <w:pStyle w:val="Compact"/>
@@ -3242,7 +4943,14 @@
           </w:p>
         </w:tc>
         <w:tc>
-          <w:tcPr/>
+          <w:tcPr>
+            <w:tcBorders>
+              <w:top w:val="single" w:sz="8" w:space="0" w:color="000000"/>
+              <w:left w:val="single" w:sz="8" w:space="0" w:color="000000"/>
+              <w:bottom w:val="single" w:sz="8" w:space="0" w:color="000000"/>
+              <w:right w:val="single" w:sz="8" w:space="0" w:color="000000"/>
+            </w:tcBorders>
+          </w:tcPr>
           <w:p>
             <w:pPr>
               <w:pStyle w:val="Compact"/>
@@ -3255,7 +4963,14 @@
           </w:p>
         </w:tc>
         <w:tc>
-          <w:tcPr/>
+          <w:tcPr>
+            <w:tcBorders>
+              <w:top w:val="single" w:sz="8" w:space="0" w:color="000000"/>
+              <w:left w:val="single" w:sz="8" w:space="0" w:color="000000"/>
+              <w:bottom w:val="single" w:sz="8" w:space="0" w:color="000000"/>
+              <w:right w:val="single" w:sz="8" w:space="0" w:color="000000"/>
+            </w:tcBorders>
+          </w:tcPr>
           <w:p>
             <w:pPr>
               <w:pStyle w:val="Compact"/>
@@ -3269,7 +4984,14 @@
           <w:cantSplit/>
         </w:trPr>
         <w:tc>
-          <w:tcPr/>
+          <w:tcPr>
+            <w:tcBorders>
+              <w:top w:val="single" w:sz="8" w:space="0" w:color="000000"/>
+              <w:left w:val="single" w:sz="8" w:space="0" w:color="000000"/>
+              <w:bottom w:val="single" w:sz="8" w:space="0" w:color="000000"/>
+              <w:right w:val="single" w:sz="8" w:space="0" w:color="000000"/>
+            </w:tcBorders>
+          </w:tcPr>
           <w:p>
             <w:pPr>
               <w:pStyle w:val="Compact"/>
@@ -3282,7 +5004,14 @@
           </w:p>
         </w:tc>
         <w:tc>
-          <w:tcPr/>
+          <w:tcPr>
+            <w:tcBorders>
+              <w:top w:val="single" w:sz="8" w:space="0" w:color="000000"/>
+              <w:left w:val="single" w:sz="8" w:space="0" w:color="000000"/>
+              <w:bottom w:val="single" w:sz="8" w:space="0" w:color="000000"/>
+              <w:right w:val="single" w:sz="8" w:space="0" w:color="000000"/>
+            </w:tcBorders>
+          </w:tcPr>
           <w:p>
             <w:pPr>
               <w:pStyle w:val="Compact"/>
@@ -3295,7 +5024,14 @@
           </w:p>
         </w:tc>
         <w:tc>
-          <w:tcPr/>
+          <w:tcPr>
+            <w:tcBorders>
+              <w:top w:val="single" w:sz="8" w:space="0" w:color="000000"/>
+              <w:left w:val="single" w:sz="8" w:space="0" w:color="000000"/>
+              <w:bottom w:val="single" w:sz="8" w:space="0" w:color="000000"/>
+              <w:right w:val="single" w:sz="8" w:space="0" w:color="000000"/>
+            </w:tcBorders>
+          </w:tcPr>
           <w:p>
             <w:pPr>
               <w:pStyle w:val="Compact"/>
@@ -3308,7 +5044,14 @@
           </w:p>
         </w:tc>
         <w:tc>
-          <w:tcPr/>
+          <w:tcPr>
+            <w:tcBorders>
+              <w:top w:val="single" w:sz="8" w:space="0" w:color="000000"/>
+              <w:left w:val="single" w:sz="8" w:space="0" w:color="000000"/>
+              <w:bottom w:val="single" w:sz="8" w:space="0" w:color="000000"/>
+              <w:right w:val="single" w:sz="8" w:space="0" w:color="000000"/>
+            </w:tcBorders>
+          </w:tcPr>
           <w:p>
             <w:pPr>
               <w:pStyle w:val="Compact"/>
@@ -3321,7 +5064,14 @@
           </w:p>
         </w:tc>
         <w:tc>
-          <w:tcPr/>
+          <w:tcPr>
+            <w:tcBorders>
+              <w:top w:val="single" w:sz="8" w:space="0" w:color="000000"/>
+              <w:left w:val="single" w:sz="8" w:space="0" w:color="000000"/>
+              <w:bottom w:val="single" w:sz="8" w:space="0" w:color="000000"/>
+              <w:right w:val="single" w:sz="8" w:space="0" w:color="000000"/>
+            </w:tcBorders>
+          </w:tcPr>
           <w:p>
             <w:pPr>
               <w:pStyle w:val="Compact"/>
@@ -3334,7 +5084,14 @@
           </w:p>
         </w:tc>
         <w:tc>
-          <w:tcPr/>
+          <w:tcPr>
+            <w:tcBorders>
+              <w:top w:val="single" w:sz="8" w:space="0" w:color="000000"/>
+              <w:left w:val="single" w:sz="8" w:space="0" w:color="000000"/>
+              <w:bottom w:val="single" w:sz="8" w:space="0" w:color="000000"/>
+              <w:right w:val="single" w:sz="8" w:space="0" w:color="000000"/>
+            </w:tcBorders>
+          </w:tcPr>
           <w:p>
             <w:pPr>
               <w:pStyle w:val="Compact"/>
@@ -3347,7 +5104,14 @@
           </w:p>
         </w:tc>
         <w:tc>
-          <w:tcPr/>
+          <w:tcPr>
+            <w:tcBorders>
+              <w:top w:val="single" w:sz="8" w:space="0" w:color="000000"/>
+              <w:left w:val="single" w:sz="8" w:space="0" w:color="000000"/>
+              <w:bottom w:val="single" w:sz="8" w:space="0" w:color="000000"/>
+              <w:right w:val="single" w:sz="8" w:space="0" w:color="000000"/>
+            </w:tcBorders>
+          </w:tcPr>
           <w:p>
             <w:pPr>
               <w:pStyle w:val="Compact"/>
@@ -3360,7 +5124,14 @@
           </w:p>
         </w:tc>
         <w:tc>
-          <w:tcPr/>
+          <w:tcPr>
+            <w:tcBorders>
+              <w:top w:val="single" w:sz="8" w:space="0" w:color="000000"/>
+              <w:left w:val="single" w:sz="8" w:space="0" w:color="000000"/>
+              <w:bottom w:val="single" w:sz="8" w:space="0" w:color="000000"/>
+              <w:right w:val="single" w:sz="8" w:space="0" w:color="000000"/>
+            </w:tcBorders>
+          </w:tcPr>
           <w:p>
             <w:pPr>
               <w:pStyle w:val="Compact"/>
@@ -3374,7 +5145,14 @@
           <w:cantSplit/>
         </w:trPr>
         <w:tc>
-          <w:tcPr/>
+          <w:tcPr>
+            <w:tcBorders>
+              <w:top w:val="single" w:sz="8" w:space="0" w:color="000000"/>
+              <w:left w:val="single" w:sz="8" w:space="0" w:color="000000"/>
+              <w:bottom w:val="single" w:sz="8" w:space="0" w:color="000000"/>
+              <w:right w:val="single" w:sz="8" w:space="0" w:color="000000"/>
+            </w:tcBorders>
+          </w:tcPr>
           <w:p>
             <w:pPr>
               <w:pStyle w:val="Compact"/>
@@ -3387,7 +5165,14 @@
           </w:p>
         </w:tc>
         <w:tc>
-          <w:tcPr/>
+          <w:tcPr>
+            <w:tcBorders>
+              <w:top w:val="single" w:sz="8" w:space="0" w:color="000000"/>
+              <w:left w:val="single" w:sz="8" w:space="0" w:color="000000"/>
+              <w:bottom w:val="single" w:sz="8" w:space="0" w:color="000000"/>
+              <w:right w:val="single" w:sz="8" w:space="0" w:color="000000"/>
+            </w:tcBorders>
+          </w:tcPr>
           <w:p>
             <w:pPr>
               <w:pStyle w:val="Compact"/>
@@ -3400,7 +5185,14 @@
           </w:p>
         </w:tc>
         <w:tc>
-          <w:tcPr/>
+          <w:tcPr>
+            <w:tcBorders>
+              <w:top w:val="single" w:sz="8" w:space="0" w:color="000000"/>
+              <w:left w:val="single" w:sz="8" w:space="0" w:color="000000"/>
+              <w:bottom w:val="single" w:sz="8" w:space="0" w:color="000000"/>
+              <w:right w:val="single" w:sz="8" w:space="0" w:color="000000"/>
+            </w:tcBorders>
+          </w:tcPr>
           <w:p>
             <w:pPr>
               <w:pStyle w:val="Compact"/>
@@ -3413,7 +5205,14 @@
           </w:p>
         </w:tc>
         <w:tc>
-          <w:tcPr/>
+          <w:tcPr>
+            <w:tcBorders>
+              <w:top w:val="single" w:sz="8" w:space="0" w:color="000000"/>
+              <w:left w:val="single" w:sz="8" w:space="0" w:color="000000"/>
+              <w:bottom w:val="single" w:sz="8" w:space="0" w:color="000000"/>
+              <w:right w:val="single" w:sz="8" w:space="0" w:color="000000"/>
+            </w:tcBorders>
+          </w:tcPr>
           <w:p>
             <w:pPr>
               <w:pStyle w:val="Compact"/>
@@ -3426,7 +5225,14 @@
           </w:p>
         </w:tc>
         <w:tc>
-          <w:tcPr/>
+          <w:tcPr>
+            <w:tcBorders>
+              <w:top w:val="single" w:sz="8" w:space="0" w:color="000000"/>
+              <w:left w:val="single" w:sz="8" w:space="0" w:color="000000"/>
+              <w:bottom w:val="single" w:sz="8" w:space="0" w:color="000000"/>
+              <w:right w:val="single" w:sz="8" w:space="0" w:color="000000"/>
+            </w:tcBorders>
+          </w:tcPr>
           <w:p>
             <w:pPr>
               <w:pStyle w:val="Compact"/>
@@ -3439,7 +5245,14 @@
           </w:p>
         </w:tc>
         <w:tc>
-          <w:tcPr/>
+          <w:tcPr>
+            <w:tcBorders>
+              <w:top w:val="single" w:sz="8" w:space="0" w:color="000000"/>
+              <w:left w:val="single" w:sz="8" w:space="0" w:color="000000"/>
+              <w:bottom w:val="single" w:sz="8" w:space="0" w:color="000000"/>
+              <w:right w:val="single" w:sz="8" w:space="0" w:color="000000"/>
+            </w:tcBorders>
+          </w:tcPr>
           <w:p>
             <w:pPr>
               <w:pStyle w:val="Compact"/>
@@ -3452,7 +5265,14 @@
           </w:p>
         </w:tc>
         <w:tc>
-          <w:tcPr/>
+          <w:tcPr>
+            <w:tcBorders>
+              <w:top w:val="single" w:sz="8" w:space="0" w:color="000000"/>
+              <w:left w:val="single" w:sz="8" w:space="0" w:color="000000"/>
+              <w:bottom w:val="single" w:sz="8" w:space="0" w:color="000000"/>
+              <w:right w:val="single" w:sz="8" w:space="0" w:color="000000"/>
+            </w:tcBorders>
+          </w:tcPr>
           <w:p>
             <w:pPr>
               <w:pStyle w:val="Compact"/>
@@ -3465,7 +5285,14 @@
           </w:p>
         </w:tc>
         <w:tc>
-          <w:tcPr/>
+          <w:tcPr>
+            <w:tcBorders>
+              <w:top w:val="single" w:sz="8" w:space="0" w:color="000000"/>
+              <w:left w:val="single" w:sz="8" w:space="0" w:color="000000"/>
+              <w:bottom w:val="single" w:sz="8" w:space="0" w:color="000000"/>
+              <w:right w:val="single" w:sz="8" w:space="0" w:color="000000"/>
+            </w:tcBorders>
+          </w:tcPr>
           <w:p>
             <w:pPr>
               <w:pStyle w:val="Compact"/>
@@ -3479,7 +5306,14 @@
           <w:cantSplit/>
         </w:trPr>
         <w:tc>
-          <w:tcPr/>
+          <w:tcPr>
+            <w:tcBorders>
+              <w:top w:val="single" w:sz="8" w:space="0" w:color="000000"/>
+              <w:left w:val="single" w:sz="8" w:space="0" w:color="000000"/>
+              <w:bottom w:val="single" w:sz="8" w:space="0" w:color="000000"/>
+              <w:right w:val="single" w:sz="8" w:space="0" w:color="000000"/>
+            </w:tcBorders>
+          </w:tcPr>
           <w:p>
             <w:pPr>
               <w:pStyle w:val="Compact"/>
@@ -3492,7 +5326,14 @@
           </w:p>
         </w:tc>
         <w:tc>
-          <w:tcPr/>
+          <w:tcPr>
+            <w:tcBorders>
+              <w:top w:val="single" w:sz="8" w:space="0" w:color="000000"/>
+              <w:left w:val="single" w:sz="8" w:space="0" w:color="000000"/>
+              <w:bottom w:val="single" w:sz="8" w:space="0" w:color="000000"/>
+              <w:right w:val="single" w:sz="8" w:space="0" w:color="000000"/>
+            </w:tcBorders>
+          </w:tcPr>
           <w:p>
             <w:pPr>
               <w:pStyle w:val="Compact"/>
@@ -3505,7 +5346,14 @@
           </w:p>
         </w:tc>
         <w:tc>
-          <w:tcPr/>
+          <w:tcPr>
+            <w:tcBorders>
+              <w:top w:val="single" w:sz="8" w:space="0" w:color="000000"/>
+              <w:left w:val="single" w:sz="8" w:space="0" w:color="000000"/>
+              <w:bottom w:val="single" w:sz="8" w:space="0" w:color="000000"/>
+              <w:right w:val="single" w:sz="8" w:space="0" w:color="000000"/>
+            </w:tcBorders>
+          </w:tcPr>
           <w:p>
             <w:pPr>
               <w:pStyle w:val="Compact"/>
@@ -3518,7 +5366,14 @@
           </w:p>
         </w:tc>
         <w:tc>
-          <w:tcPr/>
+          <w:tcPr>
+            <w:tcBorders>
+              <w:top w:val="single" w:sz="8" w:space="0" w:color="000000"/>
+              <w:left w:val="single" w:sz="8" w:space="0" w:color="000000"/>
+              <w:bottom w:val="single" w:sz="8" w:space="0" w:color="000000"/>
+              <w:right w:val="single" w:sz="8" w:space="0" w:color="000000"/>
+            </w:tcBorders>
+          </w:tcPr>
           <w:p>
             <w:pPr>
               <w:pStyle w:val="Compact"/>
@@ -3531,7 +5386,14 @@
           </w:p>
         </w:tc>
         <w:tc>
-          <w:tcPr/>
+          <w:tcPr>
+            <w:tcBorders>
+              <w:top w:val="single" w:sz="8" w:space="0" w:color="000000"/>
+              <w:left w:val="single" w:sz="8" w:space="0" w:color="000000"/>
+              <w:bottom w:val="single" w:sz="8" w:space="0" w:color="000000"/>
+              <w:right w:val="single" w:sz="8" w:space="0" w:color="000000"/>
+            </w:tcBorders>
+          </w:tcPr>
           <w:p>
             <w:pPr>
               <w:pStyle w:val="Compact"/>
@@ -3544,7 +5406,14 @@
           </w:p>
         </w:tc>
         <w:tc>
-          <w:tcPr/>
+          <w:tcPr>
+            <w:tcBorders>
+              <w:top w:val="single" w:sz="8" w:space="0" w:color="000000"/>
+              <w:left w:val="single" w:sz="8" w:space="0" w:color="000000"/>
+              <w:bottom w:val="single" w:sz="8" w:space="0" w:color="000000"/>
+              <w:right w:val="single" w:sz="8" w:space="0" w:color="000000"/>
+            </w:tcBorders>
+          </w:tcPr>
           <w:p>
             <w:pPr>
               <w:pStyle w:val="Compact"/>
@@ -3557,7 +5426,14 @@
           </w:p>
         </w:tc>
         <w:tc>
-          <w:tcPr/>
+          <w:tcPr>
+            <w:tcBorders>
+              <w:top w:val="single" w:sz="8" w:space="0" w:color="000000"/>
+              <w:left w:val="single" w:sz="8" w:space="0" w:color="000000"/>
+              <w:bottom w:val="single" w:sz="8" w:space="0" w:color="000000"/>
+              <w:right w:val="single" w:sz="8" w:space="0" w:color="000000"/>
+            </w:tcBorders>
+          </w:tcPr>
           <w:p>
             <w:pPr>
               <w:pStyle w:val="Compact"/>
@@ -3570,7 +5446,14 @@
           </w:p>
         </w:tc>
         <w:tc>
-          <w:tcPr/>
+          <w:tcPr>
+            <w:tcBorders>
+              <w:top w:val="single" w:sz="8" w:space="0" w:color="000000"/>
+              <w:left w:val="single" w:sz="8" w:space="0" w:color="000000"/>
+              <w:bottom w:val="single" w:sz="8" w:space="0" w:color="000000"/>
+              <w:right w:val="single" w:sz="8" w:space="0" w:color="000000"/>
+            </w:tcBorders>
+          </w:tcPr>
           <w:p>
             <w:pPr>
               <w:pStyle w:val="Compact"/>
@@ -3584,7 +5467,14 @@
           <w:cantSplit/>
         </w:trPr>
         <w:tc>
-          <w:tcPr/>
+          <w:tcPr>
+            <w:tcBorders>
+              <w:top w:val="single" w:sz="8" w:space="0" w:color="000000"/>
+              <w:left w:val="single" w:sz="8" w:space="0" w:color="000000"/>
+              <w:bottom w:val="single" w:sz="8" w:space="0" w:color="000000"/>
+              <w:right w:val="single" w:sz="8" w:space="0" w:color="000000"/>
+            </w:tcBorders>
+          </w:tcPr>
           <w:p>
             <w:pPr>
               <w:pStyle w:val="Compact"/>
@@ -3597,7 +5487,14 @@
           </w:p>
         </w:tc>
         <w:tc>
-          <w:tcPr/>
+          <w:tcPr>
+            <w:tcBorders>
+              <w:top w:val="single" w:sz="8" w:space="0" w:color="000000"/>
+              <w:left w:val="single" w:sz="8" w:space="0" w:color="000000"/>
+              <w:bottom w:val="single" w:sz="8" w:space="0" w:color="000000"/>
+              <w:right w:val="single" w:sz="8" w:space="0" w:color="000000"/>
+            </w:tcBorders>
+          </w:tcPr>
           <w:p>
             <w:pPr>
               <w:pStyle w:val="Compact"/>
@@ -3610,7 +5507,14 @@
           </w:p>
         </w:tc>
         <w:tc>
-          <w:tcPr/>
+          <w:tcPr>
+            <w:tcBorders>
+              <w:top w:val="single" w:sz="8" w:space="0" w:color="000000"/>
+              <w:left w:val="single" w:sz="8" w:space="0" w:color="000000"/>
+              <w:bottom w:val="single" w:sz="8" w:space="0" w:color="000000"/>
+              <w:right w:val="single" w:sz="8" w:space="0" w:color="000000"/>
+            </w:tcBorders>
+          </w:tcPr>
           <w:p>
             <w:pPr>
               <w:pStyle w:val="Compact"/>
@@ -3623,7 +5527,14 @@
           </w:p>
         </w:tc>
         <w:tc>
-          <w:tcPr/>
+          <w:tcPr>
+            <w:tcBorders>
+              <w:top w:val="single" w:sz="8" w:space="0" w:color="000000"/>
+              <w:left w:val="single" w:sz="8" w:space="0" w:color="000000"/>
+              <w:bottom w:val="single" w:sz="8" w:space="0" w:color="000000"/>
+              <w:right w:val="single" w:sz="8" w:space="0" w:color="000000"/>
+            </w:tcBorders>
+          </w:tcPr>
           <w:p>
             <w:pPr>
               <w:pStyle w:val="Compact"/>
@@ -3636,7 +5547,14 @@
           </w:p>
         </w:tc>
         <w:tc>
-          <w:tcPr/>
+          <w:tcPr>
+            <w:tcBorders>
+              <w:top w:val="single" w:sz="8" w:space="0" w:color="000000"/>
+              <w:left w:val="single" w:sz="8" w:space="0" w:color="000000"/>
+              <w:bottom w:val="single" w:sz="8" w:space="0" w:color="000000"/>
+              <w:right w:val="single" w:sz="8" w:space="0" w:color="000000"/>
+            </w:tcBorders>
+          </w:tcPr>
           <w:p>
             <w:pPr>
               <w:pStyle w:val="Compact"/>
@@ -3649,7 +5567,14 @@
           </w:p>
         </w:tc>
         <w:tc>
-          <w:tcPr/>
+          <w:tcPr>
+            <w:tcBorders>
+              <w:top w:val="single" w:sz="8" w:space="0" w:color="000000"/>
+              <w:left w:val="single" w:sz="8" w:space="0" w:color="000000"/>
+              <w:bottom w:val="single" w:sz="8" w:space="0" w:color="000000"/>
+              <w:right w:val="single" w:sz="8" w:space="0" w:color="000000"/>
+            </w:tcBorders>
+          </w:tcPr>
           <w:p>
             <w:pPr>
               <w:pStyle w:val="Compact"/>
@@ -3662,7 +5587,14 @@
           </w:p>
         </w:tc>
         <w:tc>
-          <w:tcPr/>
+          <w:tcPr>
+            <w:tcBorders>
+              <w:top w:val="single" w:sz="8" w:space="0" w:color="000000"/>
+              <w:left w:val="single" w:sz="8" w:space="0" w:color="000000"/>
+              <w:bottom w:val="single" w:sz="8" w:space="0" w:color="000000"/>
+              <w:right w:val="single" w:sz="8" w:space="0" w:color="000000"/>
+            </w:tcBorders>
+          </w:tcPr>
           <w:p>
             <w:pPr>
               <w:pStyle w:val="Compact"/>
@@ -3675,7 +5607,14 @@
           </w:p>
         </w:tc>
         <w:tc>
-          <w:tcPr/>
+          <w:tcPr>
+            <w:tcBorders>
+              <w:top w:val="single" w:sz="8" w:space="0" w:color="000000"/>
+              <w:left w:val="single" w:sz="8" w:space="0" w:color="000000"/>
+              <w:bottom w:val="single" w:sz="8" w:space="0" w:color="000000"/>
+              <w:right w:val="single" w:sz="8" w:space="0" w:color="000000"/>
+            </w:tcBorders>
+          </w:tcPr>
           <w:p>
             <w:pPr>
               <w:pStyle w:val="Compact"/>
@@ -3689,7 +5628,14 @@
           <w:cantSplit/>
         </w:trPr>
         <w:tc>
-          <w:tcPr/>
+          <w:tcPr>
+            <w:tcBorders>
+              <w:top w:val="single" w:sz="8" w:space="0" w:color="000000"/>
+              <w:left w:val="single" w:sz="8" w:space="0" w:color="000000"/>
+              <w:bottom w:val="single" w:sz="8" w:space="0" w:color="000000"/>
+              <w:right w:val="single" w:sz="8" w:space="0" w:color="000000"/>
+            </w:tcBorders>
+          </w:tcPr>
           <w:p>
             <w:pPr>
               <w:pStyle w:val="Compact"/>
@@ -3702,7 +5648,14 @@
           </w:p>
         </w:tc>
         <w:tc>
-          <w:tcPr/>
+          <w:tcPr>
+            <w:tcBorders>
+              <w:top w:val="single" w:sz="8" w:space="0" w:color="000000"/>
+              <w:left w:val="single" w:sz="8" w:space="0" w:color="000000"/>
+              <w:bottom w:val="single" w:sz="8" w:space="0" w:color="000000"/>
+              <w:right w:val="single" w:sz="8" w:space="0" w:color="000000"/>
+            </w:tcBorders>
+          </w:tcPr>
           <w:p>
             <w:pPr>
               <w:pStyle w:val="Compact"/>
@@ -3715,7 +5668,14 @@
           </w:p>
         </w:tc>
         <w:tc>
-          <w:tcPr/>
+          <w:tcPr>
+            <w:tcBorders>
+              <w:top w:val="single" w:sz="8" w:space="0" w:color="000000"/>
+              <w:left w:val="single" w:sz="8" w:space="0" w:color="000000"/>
+              <w:bottom w:val="single" w:sz="8" w:space="0" w:color="000000"/>
+              <w:right w:val="single" w:sz="8" w:space="0" w:color="000000"/>
+            </w:tcBorders>
+          </w:tcPr>
           <w:p>
             <w:pPr>
               <w:pStyle w:val="Compact"/>
@@ -3728,7 +5688,14 @@
           </w:p>
         </w:tc>
         <w:tc>
-          <w:tcPr/>
+          <w:tcPr>
+            <w:tcBorders>
+              <w:top w:val="single" w:sz="8" w:space="0" w:color="000000"/>
+              <w:left w:val="single" w:sz="8" w:space="0" w:color="000000"/>
+              <w:bottom w:val="single" w:sz="8" w:space="0" w:color="000000"/>
+              <w:right w:val="single" w:sz="8" w:space="0" w:color="000000"/>
+            </w:tcBorders>
+          </w:tcPr>
           <w:p>
             <w:pPr>
               <w:pStyle w:val="Compact"/>
@@ -3741,7 +5708,14 @@
           </w:p>
         </w:tc>
         <w:tc>
-          <w:tcPr/>
+          <w:tcPr>
+            <w:tcBorders>
+              <w:top w:val="single" w:sz="8" w:space="0" w:color="000000"/>
+              <w:left w:val="single" w:sz="8" w:space="0" w:color="000000"/>
+              <w:bottom w:val="single" w:sz="8" w:space="0" w:color="000000"/>
+              <w:right w:val="single" w:sz="8" w:space="0" w:color="000000"/>
+            </w:tcBorders>
+          </w:tcPr>
           <w:p>
             <w:pPr>
               <w:pStyle w:val="Compact"/>
@@ -3754,7 +5728,14 @@
           </w:p>
         </w:tc>
         <w:tc>
-          <w:tcPr/>
+          <w:tcPr>
+            <w:tcBorders>
+              <w:top w:val="single" w:sz="8" w:space="0" w:color="000000"/>
+              <w:left w:val="single" w:sz="8" w:space="0" w:color="000000"/>
+              <w:bottom w:val="single" w:sz="8" w:space="0" w:color="000000"/>
+              <w:right w:val="single" w:sz="8" w:space="0" w:color="000000"/>
+            </w:tcBorders>
+          </w:tcPr>
           <w:p>
             <w:pPr>
               <w:pStyle w:val="Compact"/>
@@ -3767,7 +5748,14 @@
           </w:p>
         </w:tc>
         <w:tc>
-          <w:tcPr/>
+          <w:tcPr>
+            <w:tcBorders>
+              <w:top w:val="single" w:sz="8" w:space="0" w:color="000000"/>
+              <w:left w:val="single" w:sz="8" w:space="0" w:color="000000"/>
+              <w:bottom w:val="single" w:sz="8" w:space="0" w:color="000000"/>
+              <w:right w:val="single" w:sz="8" w:space="0" w:color="000000"/>
+            </w:tcBorders>
+          </w:tcPr>
           <w:p>
             <w:pPr>
               <w:pStyle w:val="Compact"/>
@@ -3780,7 +5768,14 @@
           </w:p>
         </w:tc>
         <w:tc>
-          <w:tcPr/>
+          <w:tcPr>
+            <w:tcBorders>
+              <w:top w:val="single" w:sz="8" w:space="0" w:color="000000"/>
+              <w:left w:val="single" w:sz="8" w:space="0" w:color="000000"/>
+              <w:bottom w:val="single" w:sz="8" w:space="0" w:color="000000"/>
+              <w:right w:val="single" w:sz="8" w:space="0" w:color="000000"/>
+            </w:tcBorders>
+          </w:tcPr>
           <w:p>
             <w:pPr>
               <w:pStyle w:val="Compact"/>
@@ -3886,6 +5881,14 @@
       <w:tblPr>
         <w:tblStyle w:val="Table"/>
         <w:tblW w:type="auto" w:w="0"/>
+        <w:tblBorders>
+          <w:top w:val="single" w:sz="8" w:space="0" w:color="000000"/>
+          <w:left w:val="single" w:sz="8" w:space="0" w:color="000000"/>
+          <w:bottom w:val="single" w:sz="8" w:space="0" w:color="000000"/>
+          <w:right w:val="single" w:sz="8" w:space="0" w:color="000000"/>
+          <w:insideH w:val="single" w:sz="8" w:space="0" w:color="000000"/>
+          <w:insideV w:val="single" w:sz="8" w:space="0" w:color="000000"/>
+        </w:tblBorders>
         <w:tblLook w:firstRow="1" w:lastRow="0" w:firstColumn="0" w:lastColumn="0" w:noHBand="0" w:noVBand="0" w:val="0020"/>
         <w:tblCaption w:val="Reported-condition records unavailable for paired ZUPT-GaitRite analysis. L2 = serial subtraction by 2."/>
       </w:tblPr>
@@ -3900,7 +5903,14 @@
           <w:cantSplit/>
         </w:trPr>
         <w:tc>
-          <w:tcPr/>
+          <w:tcPr>
+            <w:tcBorders>
+              <w:top w:val="single" w:sz="8" w:space="0" w:color="000000"/>
+              <w:left w:val="single" w:sz="8" w:space="0" w:color="000000"/>
+              <w:bottom w:val="single" w:sz="8" w:space="0" w:color="000000"/>
+              <w:right w:val="single" w:sz="8" w:space="0" w:color="000000"/>
+            </w:tcBorders>
+          </w:tcPr>
           <w:p>
             <w:pPr>
               <w:pStyle w:val="Compact"/>
@@ -3914,7 +5924,14 @@
           </w:p>
         </w:tc>
         <w:tc>
-          <w:tcPr/>
+          <w:tcPr>
+            <w:tcBorders>
+              <w:top w:val="single" w:sz="8" w:space="0" w:color="000000"/>
+              <w:left w:val="single" w:sz="8" w:space="0" w:color="000000"/>
+              <w:bottom w:val="single" w:sz="8" w:space="0" w:color="000000"/>
+              <w:right w:val="single" w:sz="8" w:space="0" w:color="000000"/>
+            </w:tcBorders>
+          </w:tcPr>
           <w:p>
             <w:pPr>
               <w:pStyle w:val="Compact"/>
@@ -3928,7 +5945,14 @@
           </w:p>
         </w:tc>
         <w:tc>
-          <w:tcPr/>
+          <w:tcPr>
+            <w:tcBorders>
+              <w:top w:val="single" w:sz="8" w:space="0" w:color="000000"/>
+              <w:left w:val="single" w:sz="8" w:space="0" w:color="000000"/>
+              <w:bottom w:val="single" w:sz="8" w:space="0" w:color="000000"/>
+              <w:right w:val="single" w:sz="8" w:space="0" w:color="000000"/>
+            </w:tcBorders>
+          </w:tcPr>
           <w:p>
             <w:pPr>
               <w:pStyle w:val="Compact"/>
@@ -3947,7 +5971,14 @@
           <w:cantSplit/>
         </w:trPr>
         <w:tc>
-          <w:tcPr/>
+          <w:tcPr>
+            <w:tcBorders>
+              <w:top w:val="single" w:sz="8" w:space="0" w:color="000000"/>
+              <w:left w:val="single" w:sz="8" w:space="0" w:color="000000"/>
+              <w:bottom w:val="single" w:sz="8" w:space="0" w:color="000000"/>
+              <w:right w:val="single" w:sz="8" w:space="0" w:color="000000"/>
+            </w:tcBorders>
+          </w:tcPr>
           <w:p>
             <w:pPr>
               <w:pStyle w:val="Compact"/>
@@ -3961,7 +5992,14 @@
           </w:p>
         </w:tc>
         <w:tc>
-          <w:tcPr/>
+          <w:tcPr>
+            <w:tcBorders>
+              <w:top w:val="single" w:sz="8" w:space="0" w:color="000000"/>
+              <w:left w:val="single" w:sz="8" w:space="0" w:color="000000"/>
+              <w:bottom w:val="single" w:sz="8" w:space="0" w:color="000000"/>
+              <w:right w:val="single" w:sz="8" w:space="0" w:color="000000"/>
+            </w:tcBorders>
+          </w:tcPr>
           <w:p>
             <w:pPr>
               <w:pStyle w:val="Compact"/>
@@ -3975,7 +6013,14 @@
           </w:p>
         </w:tc>
         <w:tc>
-          <w:tcPr/>
+          <w:tcPr>
+            <w:tcBorders>
+              <w:top w:val="single" w:sz="8" w:space="0" w:color="000000"/>
+              <w:left w:val="single" w:sz="8" w:space="0" w:color="000000"/>
+              <w:bottom w:val="single" w:sz="8" w:space="0" w:color="000000"/>
+              <w:right w:val="single" w:sz="8" w:space="0" w:color="000000"/>
+            </w:tcBorders>
+          </w:tcPr>
           <w:p>
             <w:pPr>
               <w:pStyle w:val="Compact"/>
@@ -3994,7 +6039,14 @@
           <w:cantSplit/>
         </w:trPr>
         <w:tc>
-          <w:tcPr/>
+          <w:tcPr>
+            <w:tcBorders>
+              <w:top w:val="single" w:sz="8" w:space="0" w:color="000000"/>
+              <w:left w:val="single" w:sz="8" w:space="0" w:color="000000"/>
+              <w:bottom w:val="single" w:sz="8" w:space="0" w:color="000000"/>
+              <w:right w:val="single" w:sz="8" w:space="0" w:color="000000"/>
+            </w:tcBorders>
+          </w:tcPr>
           <w:p>
             <w:pPr>
               <w:pStyle w:val="Compact"/>
@@ -4007,7 +6059,14 @@
           </w:p>
         </w:tc>
         <w:tc>
-          <w:tcPr/>
+          <w:tcPr>
+            <w:tcBorders>
+              <w:top w:val="single" w:sz="8" w:space="0" w:color="000000"/>
+              <w:left w:val="single" w:sz="8" w:space="0" w:color="000000"/>
+              <w:bottom w:val="single" w:sz="8" w:space="0" w:color="000000"/>
+              <w:right w:val="single" w:sz="8" w:space="0" w:color="000000"/>
+            </w:tcBorders>
+          </w:tcPr>
           <w:p>
             <w:pPr>
               <w:pStyle w:val="Compact"/>
@@ -4020,7 +6079,14 @@
           </w:p>
         </w:tc>
         <w:tc>
-          <w:tcPr/>
+          <w:tcPr>
+            <w:tcBorders>
+              <w:top w:val="single" w:sz="8" w:space="0" w:color="000000"/>
+              <w:left w:val="single" w:sz="8" w:space="0" w:color="000000"/>
+              <w:bottom w:val="single" w:sz="8" w:space="0" w:color="000000"/>
+              <w:right w:val="single" w:sz="8" w:space="0" w:color="000000"/>
+            </w:tcBorders>
+          </w:tcPr>
           <w:p>
             <w:pPr>
               <w:pStyle w:val="Compact"/>
@@ -4121,6 +6187,14 @@
       <w:tblPr>
         <w:tblStyle w:val="Table"/>
         <w:tblW w:type="auto" w:w="0"/>
+        <w:tblBorders>
+          <w:top w:val="single" w:sz="8" w:space="0" w:color="000000"/>
+          <w:left w:val="single" w:sz="8" w:space="0" w:color="000000"/>
+          <w:bottom w:val="single" w:sz="8" w:space="0" w:color="000000"/>
+          <w:right w:val="single" w:sz="8" w:space="0" w:color="000000"/>
+          <w:insideH w:val="single" w:sz="8" w:space="0" w:color="000000"/>
+          <w:insideV w:val="single" w:sz="8" w:space="0" w:color="000000"/>
+        </w:tblBorders>
         <w:tblLook w:firstRow="1" w:lastRow="0" w:firstColumn="0" w:lastColumn="0" w:noHBand="0" w:noVBand="0" w:val="0020"/>
         <w:tblCaption w:val="Cognitive-status sensitivity reanalysis. Primary = paper-reported MoCA-defined screening groups (all 32 participants, complete MoCA). Restricted CI = MoCA-defined CI group restricted to the twelve participants with MoCA 18–25, excluding the one participant at MoCA 17. MAE statistics are per-stride pooled."/>
       </w:tblPr>
@@ -4139,7 +6213,14 @@
           <w:cantSplit/>
         </w:trPr>
         <w:tc>
-          <w:tcPr/>
+          <w:tcPr>
+            <w:tcBorders>
+              <w:top w:val="single" w:sz="8" w:space="0" w:color="000000"/>
+              <w:left w:val="single" w:sz="8" w:space="0" w:color="000000"/>
+              <w:bottom w:val="single" w:sz="8" w:space="0" w:color="000000"/>
+              <w:right w:val="single" w:sz="8" w:space="0" w:color="000000"/>
+            </w:tcBorders>
+          </w:tcPr>
           <w:p>
             <w:pPr>
               <w:pStyle w:val="Compact"/>
@@ -4153,7 +6234,14 @@
           </w:p>
         </w:tc>
         <w:tc>
-          <w:tcPr/>
+          <w:tcPr>
+            <w:tcBorders>
+              <w:top w:val="single" w:sz="8" w:space="0" w:color="000000"/>
+              <w:left w:val="single" w:sz="8" w:space="0" w:color="000000"/>
+              <w:bottom w:val="single" w:sz="8" w:space="0" w:color="000000"/>
+              <w:right w:val="single" w:sz="8" w:space="0" w:color="000000"/>
+            </w:tcBorders>
+          </w:tcPr>
           <w:p>
             <w:pPr>
               <w:pStyle w:val="Compact"/>
@@ -4167,7 +6255,14 @@
           </w:p>
         </w:tc>
         <w:tc>
-          <w:tcPr/>
+          <w:tcPr>
+            <w:tcBorders>
+              <w:top w:val="single" w:sz="8" w:space="0" w:color="000000"/>
+              <w:left w:val="single" w:sz="8" w:space="0" w:color="000000"/>
+              <w:bottom w:val="single" w:sz="8" w:space="0" w:color="000000"/>
+              <w:right w:val="single" w:sz="8" w:space="0" w:color="000000"/>
+            </w:tcBorders>
+          </w:tcPr>
           <w:p>
             <w:pPr>
               <w:pStyle w:val="Compact"/>
@@ -4189,7 +6284,14 @@
           </w:p>
         </w:tc>
         <w:tc>
-          <w:tcPr/>
+          <w:tcPr>
+            <w:tcBorders>
+              <w:top w:val="single" w:sz="8" w:space="0" w:color="000000"/>
+              <w:left w:val="single" w:sz="8" w:space="0" w:color="000000"/>
+              <w:bottom w:val="single" w:sz="8" w:space="0" w:color="000000"/>
+              <w:right w:val="single" w:sz="8" w:space="0" w:color="000000"/>
+            </w:tcBorders>
+          </w:tcPr>
           <w:p>
             <w:pPr>
               <w:pStyle w:val="Compact"/>
@@ -4211,7 +6313,14 @@
           </w:p>
         </w:tc>
         <w:tc>
-          <w:tcPr/>
+          <w:tcPr>
+            <w:tcBorders>
+              <w:top w:val="single" w:sz="8" w:space="0" w:color="000000"/>
+              <w:left w:val="single" w:sz="8" w:space="0" w:color="000000"/>
+              <w:bottom w:val="single" w:sz="8" w:space="0" w:color="000000"/>
+              <w:right w:val="single" w:sz="8" w:space="0" w:color="000000"/>
+            </w:tcBorders>
+          </w:tcPr>
           <w:p>
             <w:pPr>
               <w:pStyle w:val="Compact"/>
@@ -4225,7 +6334,14 @@
           </w:p>
         </w:tc>
         <w:tc>
-          <w:tcPr/>
+          <w:tcPr>
+            <w:tcBorders>
+              <w:top w:val="single" w:sz="8" w:space="0" w:color="000000"/>
+              <w:left w:val="single" w:sz="8" w:space="0" w:color="000000"/>
+              <w:bottom w:val="single" w:sz="8" w:space="0" w:color="000000"/>
+              <w:right w:val="single" w:sz="8" w:space="0" w:color="000000"/>
+            </w:tcBorders>
+          </w:tcPr>
           <w:p>
             <w:pPr>
               <w:pStyle w:val="Compact"/>
@@ -4239,7 +6355,14 @@
           </w:p>
         </w:tc>
         <w:tc>
-          <w:tcPr/>
+          <w:tcPr>
+            <w:tcBorders>
+              <w:top w:val="single" w:sz="8" w:space="0" w:color="000000"/>
+              <w:left w:val="single" w:sz="8" w:space="0" w:color="000000"/>
+              <w:bottom w:val="single" w:sz="8" w:space="0" w:color="000000"/>
+              <w:right w:val="single" w:sz="8" w:space="0" w:color="000000"/>
+            </w:tcBorders>
+          </w:tcPr>
           <w:p>
             <w:pPr>
               <w:pStyle w:val="Compact"/>
@@ -4258,7 +6381,14 @@
           <w:cantSplit/>
         </w:trPr>
         <w:tc>
-          <w:tcPr/>
+          <w:tcPr>
+            <w:tcBorders>
+              <w:top w:val="single" w:sz="8" w:space="0" w:color="000000"/>
+              <w:left w:val="single" w:sz="8" w:space="0" w:color="000000"/>
+              <w:bottom w:val="single" w:sz="8" w:space="0" w:color="000000"/>
+              <w:right w:val="single" w:sz="8" w:space="0" w:color="000000"/>
+            </w:tcBorders>
+          </w:tcPr>
           <w:p>
             <w:pPr>
               <w:pStyle w:val="Compact"/>
@@ -4272,7 +6402,14 @@
           </w:p>
         </w:tc>
         <w:tc>
-          <w:tcPr/>
+          <w:tcPr>
+            <w:tcBorders>
+              <w:top w:val="single" w:sz="8" w:space="0" w:color="000000"/>
+              <w:left w:val="single" w:sz="8" w:space="0" w:color="000000"/>
+              <w:bottom w:val="single" w:sz="8" w:space="0" w:color="000000"/>
+              <w:right w:val="single" w:sz="8" w:space="0" w:color="000000"/>
+            </w:tcBorders>
+          </w:tcPr>
           <w:p>
             <w:pPr>
               <w:pStyle w:val="Compact"/>
@@ -4286,7 +6423,14 @@
           </w:p>
         </w:tc>
         <w:tc>
-          <w:tcPr/>
+          <w:tcPr>
+            <w:tcBorders>
+              <w:top w:val="single" w:sz="8" w:space="0" w:color="000000"/>
+              <w:left w:val="single" w:sz="8" w:space="0" w:color="000000"/>
+              <w:bottom w:val="single" w:sz="8" w:space="0" w:color="000000"/>
+              <w:right w:val="single" w:sz="8" w:space="0" w:color="000000"/>
+            </w:tcBorders>
+          </w:tcPr>
           <w:p>
             <w:pPr>
               <w:pStyle w:val="Compact"/>
@@ -4300,7 +6444,14 @@
           </w:p>
         </w:tc>
         <w:tc>
-          <w:tcPr/>
+          <w:tcPr>
+            <w:tcBorders>
+              <w:top w:val="single" w:sz="8" w:space="0" w:color="000000"/>
+              <w:left w:val="single" w:sz="8" w:space="0" w:color="000000"/>
+              <w:bottom w:val="single" w:sz="8" w:space="0" w:color="000000"/>
+              <w:right w:val="single" w:sz="8" w:space="0" w:color="000000"/>
+            </w:tcBorders>
+          </w:tcPr>
           <w:p>
             <w:pPr>
               <w:pStyle w:val="Compact"/>
@@ -4320,7 +6471,14 @@
           </w:p>
         </w:tc>
         <w:tc>
-          <w:tcPr/>
+          <w:tcPr>
+            <w:tcBorders>
+              <w:top w:val="single" w:sz="8" w:space="0" w:color="000000"/>
+              <w:left w:val="single" w:sz="8" w:space="0" w:color="000000"/>
+              <w:bottom w:val="single" w:sz="8" w:space="0" w:color="000000"/>
+              <w:right w:val="single" w:sz="8" w:space="0" w:color="000000"/>
+            </w:tcBorders>
+          </w:tcPr>
           <w:p>
             <w:pPr>
               <w:pStyle w:val="Compact"/>
@@ -4334,7 +6492,14 @@
           </w:p>
         </w:tc>
         <w:tc>
-          <w:tcPr/>
+          <w:tcPr>
+            <w:tcBorders>
+              <w:top w:val="single" w:sz="8" w:space="0" w:color="000000"/>
+              <w:left w:val="single" w:sz="8" w:space="0" w:color="000000"/>
+              <w:bottom w:val="single" w:sz="8" w:space="0" w:color="000000"/>
+              <w:right w:val="single" w:sz="8" w:space="0" w:color="000000"/>
+            </w:tcBorders>
+          </w:tcPr>
           <w:p>
             <w:pPr>
               <w:pStyle w:val="Compact"/>
@@ -4348,7 +6513,14 @@
           </w:p>
         </w:tc>
         <w:tc>
-          <w:tcPr/>
+          <w:tcPr>
+            <w:tcBorders>
+              <w:top w:val="single" w:sz="8" w:space="0" w:color="000000"/>
+              <w:left w:val="single" w:sz="8" w:space="0" w:color="000000"/>
+              <w:bottom w:val="single" w:sz="8" w:space="0" w:color="000000"/>
+              <w:right w:val="single" w:sz="8" w:space="0" w:color="000000"/>
+            </w:tcBorders>
+          </w:tcPr>
           <w:p>
             <w:pPr>
               <w:pStyle w:val="Compact"/>
@@ -4375,17 +6547,31 @@
           <w:cantSplit/>
         </w:trPr>
         <w:tc>
-          <w:tcPr/>
-          <w:p>
-            <w:pPr>
-              <w:pStyle w:val="Compact"/>
-              <w:keepNext/>
-              <w:spacing w:line="240" w:lineRule="auto"/>
-            </w:pPr>
-          </w:p>
-        </w:tc>
-        <w:tc>
-          <w:tcPr/>
+          <w:tcPr>
+            <w:tcBorders>
+              <w:top w:val="single" w:sz="8" w:space="0" w:color="000000"/>
+              <w:left w:val="single" w:sz="8" w:space="0" w:color="000000"/>
+              <w:bottom w:val="single" w:sz="8" w:space="0" w:color="000000"/>
+              <w:right w:val="single" w:sz="8" w:space="0" w:color="000000"/>
+            </w:tcBorders>
+          </w:tcPr>
+          <w:p>
+            <w:pPr>
+              <w:pStyle w:val="Compact"/>
+              <w:keepNext/>
+              <w:spacing w:line="240" w:lineRule="auto"/>
+            </w:pPr>
+          </w:p>
+        </w:tc>
+        <w:tc>
+          <w:tcPr>
+            <w:tcBorders>
+              <w:top w:val="single" w:sz="8" w:space="0" w:color="000000"/>
+              <w:left w:val="single" w:sz="8" w:space="0" w:color="000000"/>
+              <w:bottom w:val="single" w:sz="8" w:space="0" w:color="000000"/>
+              <w:right w:val="single" w:sz="8" w:space="0" w:color="000000"/>
+            </w:tcBorders>
+          </w:tcPr>
           <w:p>
             <w:pPr>
               <w:pStyle w:val="Compact"/>
@@ -4399,7 +6585,14 @@
           </w:p>
         </w:tc>
         <w:tc>
-          <w:tcPr/>
+          <w:tcPr>
+            <w:tcBorders>
+              <w:top w:val="single" w:sz="8" w:space="0" w:color="000000"/>
+              <w:left w:val="single" w:sz="8" w:space="0" w:color="000000"/>
+              <w:bottom w:val="single" w:sz="8" w:space="0" w:color="000000"/>
+              <w:right w:val="single" w:sz="8" w:space="0" w:color="000000"/>
+            </w:tcBorders>
+          </w:tcPr>
           <w:p>
             <w:pPr>
               <w:pStyle w:val="Compact"/>
@@ -4413,7 +6606,14 @@
           </w:p>
         </w:tc>
         <w:tc>
-          <w:tcPr/>
+          <w:tcPr>
+            <w:tcBorders>
+              <w:top w:val="single" w:sz="8" w:space="0" w:color="000000"/>
+              <w:left w:val="single" w:sz="8" w:space="0" w:color="000000"/>
+              <w:bottom w:val="single" w:sz="8" w:space="0" w:color="000000"/>
+              <w:right w:val="single" w:sz="8" w:space="0" w:color="000000"/>
+            </w:tcBorders>
+          </w:tcPr>
           <w:p>
             <w:pPr>
               <w:pStyle w:val="Compact"/>
@@ -4433,7 +6633,14 @@
           </w:p>
         </w:tc>
         <w:tc>
-          <w:tcPr/>
+          <w:tcPr>
+            <w:tcBorders>
+              <w:top w:val="single" w:sz="8" w:space="0" w:color="000000"/>
+              <w:left w:val="single" w:sz="8" w:space="0" w:color="000000"/>
+              <w:bottom w:val="single" w:sz="8" w:space="0" w:color="000000"/>
+              <w:right w:val="single" w:sz="8" w:space="0" w:color="000000"/>
+            </w:tcBorders>
+          </w:tcPr>
           <w:p>
             <w:pPr>
               <w:pStyle w:val="Compact"/>
@@ -4447,7 +6654,14 @@
           </w:p>
         </w:tc>
         <w:tc>
-          <w:tcPr/>
+          <w:tcPr>
+            <w:tcBorders>
+              <w:top w:val="single" w:sz="8" w:space="0" w:color="000000"/>
+              <w:left w:val="single" w:sz="8" w:space="0" w:color="000000"/>
+              <w:bottom w:val="single" w:sz="8" w:space="0" w:color="000000"/>
+              <w:right w:val="single" w:sz="8" w:space="0" w:color="000000"/>
+            </w:tcBorders>
+          </w:tcPr>
           <w:p>
             <w:pPr>
               <w:pStyle w:val="Compact"/>
@@ -4461,7 +6675,14 @@
           </w:p>
         </w:tc>
         <w:tc>
-          <w:tcPr/>
+          <w:tcPr>
+            <w:tcBorders>
+              <w:top w:val="single" w:sz="8" w:space="0" w:color="000000"/>
+              <w:left w:val="single" w:sz="8" w:space="0" w:color="000000"/>
+              <w:bottom w:val="single" w:sz="8" w:space="0" w:color="000000"/>
+              <w:right w:val="single" w:sz="8" w:space="0" w:color="000000"/>
+            </w:tcBorders>
+          </w:tcPr>
           <w:p>
             <w:pPr>
               <w:pStyle w:val="Compact"/>
@@ -4488,7 +6709,14 @@
           <w:cantSplit/>
         </w:trPr>
         <w:tc>
-          <w:tcPr/>
+          <w:tcPr>
+            <w:tcBorders>
+              <w:top w:val="single" w:sz="8" w:space="0" w:color="000000"/>
+              <w:left w:val="single" w:sz="8" w:space="0" w:color="000000"/>
+              <w:bottom w:val="single" w:sz="8" w:space="0" w:color="000000"/>
+              <w:right w:val="single" w:sz="8" w:space="0" w:color="000000"/>
+            </w:tcBorders>
+          </w:tcPr>
           <w:p>
             <w:pPr>
               <w:pStyle w:val="Compact"/>
@@ -4502,7 +6730,14 @@
           </w:p>
         </w:tc>
         <w:tc>
-          <w:tcPr/>
+          <w:tcPr>
+            <w:tcBorders>
+              <w:top w:val="single" w:sz="8" w:space="0" w:color="000000"/>
+              <w:left w:val="single" w:sz="8" w:space="0" w:color="000000"/>
+              <w:bottom w:val="single" w:sz="8" w:space="0" w:color="000000"/>
+              <w:right w:val="single" w:sz="8" w:space="0" w:color="000000"/>
+            </w:tcBorders>
+          </w:tcPr>
           <w:p>
             <w:pPr>
               <w:pStyle w:val="Compact"/>
@@ -4516,7 +6751,14 @@
           </w:p>
         </w:tc>
         <w:tc>
-          <w:tcPr/>
+          <w:tcPr>
+            <w:tcBorders>
+              <w:top w:val="single" w:sz="8" w:space="0" w:color="000000"/>
+              <w:left w:val="single" w:sz="8" w:space="0" w:color="000000"/>
+              <w:bottom w:val="single" w:sz="8" w:space="0" w:color="000000"/>
+              <w:right w:val="single" w:sz="8" w:space="0" w:color="000000"/>
+            </w:tcBorders>
+          </w:tcPr>
           <w:p>
             <w:pPr>
               <w:pStyle w:val="Compact"/>
@@ -4530,7 +6772,14 @@
           </w:p>
         </w:tc>
         <w:tc>
-          <w:tcPr/>
+          <w:tcPr>
+            <w:tcBorders>
+              <w:top w:val="single" w:sz="8" w:space="0" w:color="000000"/>
+              <w:left w:val="single" w:sz="8" w:space="0" w:color="000000"/>
+              <w:bottom w:val="single" w:sz="8" w:space="0" w:color="000000"/>
+              <w:right w:val="single" w:sz="8" w:space="0" w:color="000000"/>
+            </w:tcBorders>
+          </w:tcPr>
           <w:p>
             <w:pPr>
               <w:pStyle w:val="Compact"/>
@@ -4550,7 +6799,14 @@
           </w:p>
         </w:tc>
         <w:tc>
-          <w:tcPr/>
+          <w:tcPr>
+            <w:tcBorders>
+              <w:top w:val="single" w:sz="8" w:space="0" w:color="000000"/>
+              <w:left w:val="single" w:sz="8" w:space="0" w:color="000000"/>
+              <w:bottom w:val="single" w:sz="8" w:space="0" w:color="000000"/>
+              <w:right w:val="single" w:sz="8" w:space="0" w:color="000000"/>
+            </w:tcBorders>
+          </w:tcPr>
           <w:p>
             <w:pPr>
               <w:pStyle w:val="Compact"/>
@@ -4564,7 +6820,14 @@
           </w:p>
         </w:tc>
         <w:tc>
-          <w:tcPr/>
+          <w:tcPr>
+            <w:tcBorders>
+              <w:top w:val="single" w:sz="8" w:space="0" w:color="000000"/>
+              <w:left w:val="single" w:sz="8" w:space="0" w:color="000000"/>
+              <w:bottom w:val="single" w:sz="8" w:space="0" w:color="000000"/>
+              <w:right w:val="single" w:sz="8" w:space="0" w:color="000000"/>
+            </w:tcBorders>
+          </w:tcPr>
           <w:p>
             <w:pPr>
               <w:pStyle w:val="Compact"/>
@@ -4578,7 +6841,14 @@
           </w:p>
         </w:tc>
         <w:tc>
-          <w:tcPr/>
+          <w:tcPr>
+            <w:tcBorders>
+              <w:top w:val="single" w:sz="8" w:space="0" w:color="000000"/>
+              <w:left w:val="single" w:sz="8" w:space="0" w:color="000000"/>
+              <w:bottom w:val="single" w:sz="8" w:space="0" w:color="000000"/>
+              <w:right w:val="single" w:sz="8" w:space="0" w:color="000000"/>
+            </w:tcBorders>
+          </w:tcPr>
           <w:p>
             <w:pPr>
               <w:pStyle w:val="Compact"/>
@@ -4605,16 +6875,30 @@
           <w:cantSplit/>
         </w:trPr>
         <w:tc>
-          <w:tcPr/>
-          <w:p>
-            <w:pPr>
-              <w:pStyle w:val="Compact"/>
-              <w:spacing w:line="240" w:lineRule="auto"/>
-            </w:pPr>
-          </w:p>
-        </w:tc>
-        <w:tc>
-          <w:tcPr/>
+          <w:tcPr>
+            <w:tcBorders>
+              <w:top w:val="single" w:sz="8" w:space="0" w:color="000000"/>
+              <w:left w:val="single" w:sz="8" w:space="0" w:color="000000"/>
+              <w:bottom w:val="single" w:sz="8" w:space="0" w:color="000000"/>
+              <w:right w:val="single" w:sz="8" w:space="0" w:color="000000"/>
+            </w:tcBorders>
+          </w:tcPr>
+          <w:p>
+            <w:pPr>
+              <w:pStyle w:val="Compact"/>
+              <w:spacing w:line="240" w:lineRule="auto"/>
+            </w:pPr>
+          </w:p>
+        </w:tc>
+        <w:tc>
+          <w:tcPr>
+            <w:tcBorders>
+              <w:top w:val="single" w:sz="8" w:space="0" w:color="000000"/>
+              <w:left w:val="single" w:sz="8" w:space="0" w:color="000000"/>
+              <w:bottom w:val="single" w:sz="8" w:space="0" w:color="000000"/>
+              <w:right w:val="single" w:sz="8" w:space="0" w:color="000000"/>
+            </w:tcBorders>
+          </w:tcPr>
           <w:p>
             <w:pPr>
               <w:pStyle w:val="Compact"/>
@@ -4627,7 +6911,14 @@
           </w:p>
         </w:tc>
         <w:tc>
-          <w:tcPr/>
+          <w:tcPr>
+            <w:tcBorders>
+              <w:top w:val="single" w:sz="8" w:space="0" w:color="000000"/>
+              <w:left w:val="single" w:sz="8" w:space="0" w:color="000000"/>
+              <w:bottom w:val="single" w:sz="8" w:space="0" w:color="000000"/>
+              <w:right w:val="single" w:sz="8" w:space="0" w:color="000000"/>
+            </w:tcBorders>
+          </w:tcPr>
           <w:p>
             <w:pPr>
               <w:pStyle w:val="Compact"/>
@@ -4640,7 +6931,14 @@
           </w:p>
         </w:tc>
         <w:tc>
-          <w:tcPr/>
+          <w:tcPr>
+            <w:tcBorders>
+              <w:top w:val="single" w:sz="8" w:space="0" w:color="000000"/>
+              <w:left w:val="single" w:sz="8" w:space="0" w:color="000000"/>
+              <w:bottom w:val="single" w:sz="8" w:space="0" w:color="000000"/>
+              <w:right w:val="single" w:sz="8" w:space="0" w:color="000000"/>
+            </w:tcBorders>
+          </w:tcPr>
           <w:p>
             <w:pPr>
               <w:pStyle w:val="Compact"/>
@@ -4659,7 +6957,14 @@
           </w:p>
         </w:tc>
         <w:tc>
-          <w:tcPr/>
+          <w:tcPr>
+            <w:tcBorders>
+              <w:top w:val="single" w:sz="8" w:space="0" w:color="000000"/>
+              <w:left w:val="single" w:sz="8" w:space="0" w:color="000000"/>
+              <w:bottom w:val="single" w:sz="8" w:space="0" w:color="000000"/>
+              <w:right w:val="single" w:sz="8" w:space="0" w:color="000000"/>
+            </w:tcBorders>
+          </w:tcPr>
           <w:p>
             <w:pPr>
               <w:pStyle w:val="Compact"/>
@@ -4672,7 +6977,14 @@
           </w:p>
         </w:tc>
         <w:tc>
-          <w:tcPr/>
+          <w:tcPr>
+            <w:tcBorders>
+              <w:top w:val="single" w:sz="8" w:space="0" w:color="000000"/>
+              <w:left w:val="single" w:sz="8" w:space="0" w:color="000000"/>
+              <w:bottom w:val="single" w:sz="8" w:space="0" w:color="000000"/>
+              <w:right w:val="single" w:sz="8" w:space="0" w:color="000000"/>
+            </w:tcBorders>
+          </w:tcPr>
           <w:p>
             <w:pPr>
               <w:pStyle w:val="Compact"/>
@@ -4685,7 +6997,14 @@
           </w:p>
         </w:tc>
         <w:tc>
-          <w:tcPr/>
+          <w:tcPr>
+            <w:tcBorders>
+              <w:top w:val="single" w:sz="8" w:space="0" w:color="000000"/>
+              <w:left w:val="single" w:sz="8" w:space="0" w:color="000000"/>
+              <w:bottom w:val="single" w:sz="8" w:space="0" w:color="000000"/>
+              <w:right w:val="single" w:sz="8" w:space="0" w:color="000000"/>
+            </w:tcBorders>
+          </w:tcPr>
           <w:p>
             <w:pPr>
               <w:pStyle w:val="Compact"/>
@@ -4835,6 +7154,14 @@
       <w:tblPr>
         <w:tblStyle w:val="Table"/>
         <w:tblW w:type="auto" w:w="0"/>
+        <w:tblBorders>
+          <w:top w:val="single" w:sz="8" w:space="0" w:color="000000"/>
+          <w:left w:val="single" w:sz="8" w:space="0" w:color="000000"/>
+          <w:bottom w:val="single" w:sz="8" w:space="0" w:color="000000"/>
+          <w:right w:val="single" w:sz="8" w:space="0" w:color="000000"/>
+          <w:insideH w:val="single" w:sz="8" w:space="0" w:color="000000"/>
+          <w:insideV w:val="single" w:sz="8" w:space="0" w:color="000000"/>
+        </w:tblBorders>
         <w:tblLook w:firstRow="1" w:lastRow="0" w:firstColumn="0" w:lastColumn="0" w:noHBand="0" w:noVBand="0" w:val="0020"/>
         <w:tblCaption w:val="Gravity-residual correction ablation on the same 10,472 paired strides. ON = canonical pipeline and OFF = ablation. Bias = IMU minus GaitRite. Slope = proportional-bias regression of stride-level error on the mean of paired stride lengths."/>
       </w:tblPr>
@@ -4853,7 +7180,14 @@
           <w:cantSplit/>
         </w:trPr>
         <w:tc>
-          <w:tcPr/>
+          <w:tcPr>
+            <w:tcBorders>
+              <w:top w:val="single" w:sz="8" w:space="0" w:color="000000"/>
+              <w:left w:val="single" w:sz="8" w:space="0" w:color="000000"/>
+              <w:bottom w:val="single" w:sz="8" w:space="0" w:color="000000"/>
+              <w:right w:val="single" w:sz="8" w:space="0" w:color="000000"/>
+            </w:tcBorders>
+          </w:tcPr>
           <w:p>
             <w:pPr>
               <w:pStyle w:val="Compact"/>
@@ -4867,7 +7201,14 @@
           </w:p>
         </w:tc>
         <w:tc>
-          <w:tcPr/>
+          <w:tcPr>
+            <w:tcBorders>
+              <w:top w:val="single" w:sz="8" w:space="0" w:color="000000"/>
+              <w:left w:val="single" w:sz="8" w:space="0" w:color="000000"/>
+              <w:bottom w:val="single" w:sz="8" w:space="0" w:color="000000"/>
+              <w:right w:val="single" w:sz="8" w:space="0" w:color="000000"/>
+            </w:tcBorders>
+          </w:tcPr>
           <w:p>
             <w:pPr>
               <w:pStyle w:val="Compact"/>
@@ -4881,7 +7222,14 @@
           </w:p>
         </w:tc>
         <w:tc>
-          <w:tcPr/>
+          <w:tcPr>
+            <w:tcBorders>
+              <w:top w:val="single" w:sz="8" w:space="0" w:color="000000"/>
+              <w:left w:val="single" w:sz="8" w:space="0" w:color="000000"/>
+              <w:bottom w:val="single" w:sz="8" w:space="0" w:color="000000"/>
+              <w:right w:val="single" w:sz="8" w:space="0" w:color="000000"/>
+            </w:tcBorders>
+          </w:tcPr>
           <w:p>
             <w:pPr>
               <w:pStyle w:val="Compact"/>
@@ -4895,7 +7243,14 @@
           </w:p>
         </w:tc>
         <w:tc>
-          <w:tcPr/>
+          <w:tcPr>
+            <w:tcBorders>
+              <w:top w:val="single" w:sz="8" w:space="0" w:color="000000"/>
+              <w:left w:val="single" w:sz="8" w:space="0" w:color="000000"/>
+              <w:bottom w:val="single" w:sz="8" w:space="0" w:color="000000"/>
+              <w:right w:val="single" w:sz="8" w:space="0" w:color="000000"/>
+            </w:tcBorders>
+          </w:tcPr>
           <w:p>
             <w:pPr>
               <w:pStyle w:val="Compact"/>
@@ -4909,7 +7264,14 @@
           </w:p>
         </w:tc>
         <w:tc>
-          <w:tcPr/>
+          <w:tcPr>
+            <w:tcBorders>
+              <w:top w:val="single" w:sz="8" w:space="0" w:color="000000"/>
+              <w:left w:val="single" w:sz="8" w:space="0" w:color="000000"/>
+              <w:bottom w:val="single" w:sz="8" w:space="0" w:color="000000"/>
+              <w:right w:val="single" w:sz="8" w:space="0" w:color="000000"/>
+            </w:tcBorders>
+          </w:tcPr>
           <w:p>
             <w:pPr>
               <w:pStyle w:val="Compact"/>
@@ -4923,7 +7285,14 @@
           </w:p>
         </w:tc>
         <w:tc>
-          <w:tcPr/>
+          <w:tcPr>
+            <w:tcBorders>
+              <w:top w:val="single" w:sz="8" w:space="0" w:color="000000"/>
+              <w:left w:val="single" w:sz="8" w:space="0" w:color="000000"/>
+              <w:bottom w:val="single" w:sz="8" w:space="0" w:color="000000"/>
+              <w:right w:val="single" w:sz="8" w:space="0" w:color="000000"/>
+            </w:tcBorders>
+          </w:tcPr>
           <w:p>
             <w:pPr>
               <w:pStyle w:val="Compact"/>
@@ -4937,7 +7306,14 @@
           </w:p>
         </w:tc>
         <w:tc>
-          <w:tcPr/>
+          <w:tcPr>
+            <w:tcBorders>
+              <w:top w:val="single" w:sz="8" w:space="0" w:color="000000"/>
+              <w:left w:val="single" w:sz="8" w:space="0" w:color="000000"/>
+              <w:bottom w:val="single" w:sz="8" w:space="0" w:color="000000"/>
+              <w:right w:val="single" w:sz="8" w:space="0" w:color="000000"/>
+            </w:tcBorders>
+          </w:tcPr>
           <w:p>
             <w:pPr>
               <w:pStyle w:val="Compact"/>
@@ -4958,6 +7334,12 @@
         <w:tc>
           <w:tcPr>
             <w:vMerge w:val="restart"/>
+            <w:tcBorders>
+              <w:top w:val="single" w:sz="8" w:space="0" w:color="000000"/>
+              <w:left w:val="single" w:sz="8" w:space="0" w:color="000000"/>
+              <w:bottom w:val="single" w:sz="8" w:space="0" w:color="000000"/>
+              <w:right w:val="single" w:sz="8" w:space="0" w:color="000000"/>
+            </w:tcBorders>
           </w:tcPr>
           <w:p>
             <w:pPr>
@@ -4972,7 +7354,14 @@
           </w:p>
         </w:tc>
         <w:tc>
-          <w:tcPr/>
+          <w:tcPr>
+            <w:tcBorders>
+              <w:top w:val="single" w:sz="8" w:space="0" w:color="000000"/>
+              <w:left w:val="single" w:sz="8" w:space="0" w:color="000000"/>
+              <w:bottom w:val="single" w:sz="8" w:space="0" w:color="000000"/>
+              <w:right w:val="single" w:sz="8" w:space="0" w:color="000000"/>
+            </w:tcBorders>
+          </w:tcPr>
           <w:p>
             <w:pPr>
               <w:pStyle w:val="Compact"/>
@@ -4986,7 +7375,14 @@
           </w:p>
         </w:tc>
         <w:tc>
-          <w:tcPr/>
+          <w:tcPr>
+            <w:tcBorders>
+              <w:top w:val="single" w:sz="8" w:space="0" w:color="000000"/>
+              <w:left w:val="single" w:sz="8" w:space="0" w:color="000000"/>
+              <w:bottom w:val="single" w:sz="8" w:space="0" w:color="000000"/>
+              <w:right w:val="single" w:sz="8" w:space="0" w:color="000000"/>
+            </w:tcBorders>
+          </w:tcPr>
           <w:p>
             <w:pPr>
               <w:pStyle w:val="Compact"/>
@@ -5000,7 +7396,14 @@
           </w:p>
         </w:tc>
         <w:tc>
-          <w:tcPr/>
+          <w:tcPr>
+            <w:tcBorders>
+              <w:top w:val="single" w:sz="8" w:space="0" w:color="000000"/>
+              <w:left w:val="single" w:sz="8" w:space="0" w:color="000000"/>
+              <w:bottom w:val="single" w:sz="8" w:space="0" w:color="000000"/>
+              <w:right w:val="single" w:sz="8" w:space="0" w:color="000000"/>
+            </w:tcBorders>
+          </w:tcPr>
           <w:p>
             <w:pPr>
               <w:pStyle w:val="Compact"/>
@@ -5014,7 +7417,14 @@
           </w:p>
         </w:tc>
         <w:tc>
-          <w:tcPr/>
+          <w:tcPr>
+            <w:tcBorders>
+              <w:top w:val="single" w:sz="8" w:space="0" w:color="000000"/>
+              <w:left w:val="single" w:sz="8" w:space="0" w:color="000000"/>
+              <w:bottom w:val="single" w:sz="8" w:space="0" w:color="000000"/>
+              <w:right w:val="single" w:sz="8" w:space="0" w:color="000000"/>
+            </w:tcBorders>
+          </w:tcPr>
           <w:p>
             <w:pPr>
               <w:pStyle w:val="Compact"/>
@@ -5036,7 +7446,14 @@
           </w:p>
         </w:tc>
         <w:tc>
-          <w:tcPr/>
+          <w:tcPr>
+            <w:tcBorders>
+              <w:top w:val="single" w:sz="8" w:space="0" w:color="000000"/>
+              <w:left w:val="single" w:sz="8" w:space="0" w:color="000000"/>
+              <w:bottom w:val="single" w:sz="8" w:space="0" w:color="000000"/>
+              <w:right w:val="single" w:sz="8" w:space="0" w:color="000000"/>
+            </w:tcBorders>
+          </w:tcPr>
           <w:p>
             <w:pPr>
               <w:pStyle w:val="Compact"/>
@@ -5050,7 +7467,14 @@
           </w:p>
         </w:tc>
         <w:tc>
-          <w:tcPr/>
+          <w:tcPr>
+            <w:tcBorders>
+              <w:top w:val="single" w:sz="8" w:space="0" w:color="000000"/>
+              <w:left w:val="single" w:sz="8" w:space="0" w:color="000000"/>
+              <w:bottom w:val="single" w:sz="8" w:space="0" w:color="000000"/>
+              <w:right w:val="single" w:sz="8" w:space="0" w:color="000000"/>
+            </w:tcBorders>
+          </w:tcPr>
           <w:p>
             <w:pPr>
               <w:pStyle w:val="Compact"/>
@@ -5078,7 +7502,14 @@
           </w:p>
         </w:tc>
         <w:tc>
-          <w:tcPr/>
+          <w:tcPr>
+            <w:tcBorders>
+              <w:top w:val="single" w:sz="8" w:space="0" w:color="000000"/>
+              <w:left w:val="single" w:sz="8" w:space="0" w:color="000000"/>
+              <w:bottom w:val="single" w:sz="8" w:space="0" w:color="000000"/>
+              <w:right w:val="single" w:sz="8" w:space="0" w:color="000000"/>
+            </w:tcBorders>
+          </w:tcPr>
           <w:p>
             <w:pPr>
               <w:pStyle w:val="Compact"/>
@@ -5092,7 +7523,14 @@
           </w:p>
         </w:tc>
         <w:tc>
-          <w:tcPr/>
+          <w:tcPr>
+            <w:tcBorders>
+              <w:top w:val="single" w:sz="8" w:space="0" w:color="000000"/>
+              <w:left w:val="single" w:sz="8" w:space="0" w:color="000000"/>
+              <w:bottom w:val="single" w:sz="8" w:space="0" w:color="000000"/>
+              <w:right w:val="single" w:sz="8" w:space="0" w:color="000000"/>
+            </w:tcBorders>
+          </w:tcPr>
           <w:p>
             <w:pPr>
               <w:pStyle w:val="Compact"/>
@@ -5106,7 +7544,14 @@
           </w:p>
         </w:tc>
         <w:tc>
-          <w:tcPr/>
+          <w:tcPr>
+            <w:tcBorders>
+              <w:top w:val="single" w:sz="8" w:space="0" w:color="000000"/>
+              <w:left w:val="single" w:sz="8" w:space="0" w:color="000000"/>
+              <w:bottom w:val="single" w:sz="8" w:space="0" w:color="000000"/>
+              <w:right w:val="single" w:sz="8" w:space="0" w:color="000000"/>
+            </w:tcBorders>
+          </w:tcPr>
           <w:p>
             <w:pPr>
               <w:pStyle w:val="Compact"/>
@@ -5120,7 +7565,14 @@
           </w:p>
         </w:tc>
         <w:tc>
-          <w:tcPr/>
+          <w:tcPr>
+            <w:tcBorders>
+              <w:top w:val="single" w:sz="8" w:space="0" w:color="000000"/>
+              <w:left w:val="single" w:sz="8" w:space="0" w:color="000000"/>
+              <w:bottom w:val="single" w:sz="8" w:space="0" w:color="000000"/>
+              <w:right w:val="single" w:sz="8" w:space="0" w:color="000000"/>
+            </w:tcBorders>
+          </w:tcPr>
           <w:p>
             <w:pPr>
               <w:pStyle w:val="Compact"/>
@@ -5142,7 +7594,14 @@
           </w:p>
         </w:tc>
         <w:tc>
-          <w:tcPr/>
+          <w:tcPr>
+            <w:tcBorders>
+              <w:top w:val="single" w:sz="8" w:space="0" w:color="000000"/>
+              <w:left w:val="single" w:sz="8" w:space="0" w:color="000000"/>
+              <w:bottom w:val="single" w:sz="8" w:space="0" w:color="000000"/>
+              <w:right w:val="single" w:sz="8" w:space="0" w:color="000000"/>
+            </w:tcBorders>
+          </w:tcPr>
           <w:p>
             <w:pPr>
               <w:pStyle w:val="Compact"/>
@@ -5156,7 +7615,14 @@
           </w:p>
         </w:tc>
         <w:tc>
-          <w:tcPr/>
+          <w:tcPr>
+            <w:tcBorders>
+              <w:top w:val="single" w:sz="8" w:space="0" w:color="000000"/>
+              <w:left w:val="single" w:sz="8" w:space="0" w:color="000000"/>
+              <w:bottom w:val="single" w:sz="8" w:space="0" w:color="000000"/>
+              <w:right w:val="single" w:sz="8" w:space="0" w:color="000000"/>
+            </w:tcBorders>
+          </w:tcPr>
           <w:p>
             <w:pPr>
               <w:pStyle w:val="Compact"/>
@@ -5177,6 +7643,12 @@
         <w:tc>
           <w:tcPr>
             <w:vMerge w:val="restart"/>
+            <w:tcBorders>
+              <w:top w:val="single" w:sz="8" w:space="0" w:color="000000"/>
+              <w:left w:val="single" w:sz="8" w:space="0" w:color="000000"/>
+              <w:bottom w:val="single" w:sz="8" w:space="0" w:color="000000"/>
+              <w:right w:val="single" w:sz="8" w:space="0" w:color="000000"/>
+            </w:tcBorders>
           </w:tcPr>
           <w:p>
             <w:pPr>
@@ -5191,7 +7663,14 @@
           </w:p>
         </w:tc>
         <w:tc>
-          <w:tcPr/>
+          <w:tcPr>
+            <w:tcBorders>
+              <w:top w:val="single" w:sz="8" w:space="0" w:color="000000"/>
+              <w:left w:val="single" w:sz="8" w:space="0" w:color="000000"/>
+              <w:bottom w:val="single" w:sz="8" w:space="0" w:color="000000"/>
+              <w:right w:val="single" w:sz="8" w:space="0" w:color="000000"/>
+            </w:tcBorders>
+          </w:tcPr>
           <w:p>
             <w:pPr>
               <w:pStyle w:val="Compact"/>
@@ -5205,7 +7684,14 @@
           </w:p>
         </w:tc>
         <w:tc>
-          <w:tcPr/>
+          <w:tcPr>
+            <w:tcBorders>
+              <w:top w:val="single" w:sz="8" w:space="0" w:color="000000"/>
+              <w:left w:val="single" w:sz="8" w:space="0" w:color="000000"/>
+              <w:bottom w:val="single" w:sz="8" w:space="0" w:color="000000"/>
+              <w:right w:val="single" w:sz="8" w:space="0" w:color="000000"/>
+            </w:tcBorders>
+          </w:tcPr>
           <w:p>
             <w:pPr>
               <w:pStyle w:val="Compact"/>
@@ -5219,7 +7705,14 @@
           </w:p>
         </w:tc>
         <w:tc>
-          <w:tcPr/>
+          <w:tcPr>
+            <w:tcBorders>
+              <w:top w:val="single" w:sz="8" w:space="0" w:color="000000"/>
+              <w:left w:val="single" w:sz="8" w:space="0" w:color="000000"/>
+              <w:bottom w:val="single" w:sz="8" w:space="0" w:color="000000"/>
+              <w:right w:val="single" w:sz="8" w:space="0" w:color="000000"/>
+            </w:tcBorders>
+          </w:tcPr>
           <w:p>
             <w:pPr>
               <w:pStyle w:val="Compact"/>
@@ -5233,7 +7726,14 @@
           </w:p>
         </w:tc>
         <w:tc>
-          <w:tcPr/>
+          <w:tcPr>
+            <w:tcBorders>
+              <w:top w:val="single" w:sz="8" w:space="0" w:color="000000"/>
+              <w:left w:val="single" w:sz="8" w:space="0" w:color="000000"/>
+              <w:bottom w:val="single" w:sz="8" w:space="0" w:color="000000"/>
+              <w:right w:val="single" w:sz="8" w:space="0" w:color="000000"/>
+            </w:tcBorders>
+          </w:tcPr>
           <w:p>
             <w:pPr>
               <w:pStyle w:val="Compact"/>
@@ -5255,7 +7755,14 @@
           </w:p>
         </w:tc>
         <w:tc>
-          <w:tcPr/>
+          <w:tcPr>
+            <w:tcBorders>
+              <w:top w:val="single" w:sz="8" w:space="0" w:color="000000"/>
+              <w:left w:val="single" w:sz="8" w:space="0" w:color="000000"/>
+              <w:bottom w:val="single" w:sz="8" w:space="0" w:color="000000"/>
+              <w:right w:val="single" w:sz="8" w:space="0" w:color="000000"/>
+            </w:tcBorders>
+          </w:tcPr>
           <w:p>
             <w:pPr>
               <w:pStyle w:val="Compact"/>
@@ -5269,7 +7776,14 @@
           </w:p>
         </w:tc>
         <w:tc>
-          <w:tcPr/>
+          <w:tcPr>
+            <w:tcBorders>
+              <w:top w:val="single" w:sz="8" w:space="0" w:color="000000"/>
+              <w:left w:val="single" w:sz="8" w:space="0" w:color="000000"/>
+              <w:bottom w:val="single" w:sz="8" w:space="0" w:color="000000"/>
+              <w:right w:val="single" w:sz="8" w:space="0" w:color="000000"/>
+            </w:tcBorders>
+          </w:tcPr>
           <w:p>
             <w:pPr>
               <w:pStyle w:val="Compact"/>
@@ -5297,7 +7811,14 @@
           </w:p>
         </w:tc>
         <w:tc>
-          <w:tcPr/>
+          <w:tcPr>
+            <w:tcBorders>
+              <w:top w:val="single" w:sz="8" w:space="0" w:color="000000"/>
+              <w:left w:val="single" w:sz="8" w:space="0" w:color="000000"/>
+              <w:bottom w:val="single" w:sz="8" w:space="0" w:color="000000"/>
+              <w:right w:val="single" w:sz="8" w:space="0" w:color="000000"/>
+            </w:tcBorders>
+          </w:tcPr>
           <w:p>
             <w:pPr>
               <w:pStyle w:val="Compact"/>
@@ -5311,7 +7832,14 @@
           </w:p>
         </w:tc>
         <w:tc>
-          <w:tcPr/>
+          <w:tcPr>
+            <w:tcBorders>
+              <w:top w:val="single" w:sz="8" w:space="0" w:color="000000"/>
+              <w:left w:val="single" w:sz="8" w:space="0" w:color="000000"/>
+              <w:bottom w:val="single" w:sz="8" w:space="0" w:color="000000"/>
+              <w:right w:val="single" w:sz="8" w:space="0" w:color="000000"/>
+            </w:tcBorders>
+          </w:tcPr>
           <w:p>
             <w:pPr>
               <w:pStyle w:val="Compact"/>
@@ -5325,7 +7853,14 @@
           </w:p>
         </w:tc>
         <w:tc>
-          <w:tcPr/>
+          <w:tcPr>
+            <w:tcBorders>
+              <w:top w:val="single" w:sz="8" w:space="0" w:color="000000"/>
+              <w:left w:val="single" w:sz="8" w:space="0" w:color="000000"/>
+              <w:bottom w:val="single" w:sz="8" w:space="0" w:color="000000"/>
+              <w:right w:val="single" w:sz="8" w:space="0" w:color="000000"/>
+            </w:tcBorders>
+          </w:tcPr>
           <w:p>
             <w:pPr>
               <w:pStyle w:val="Compact"/>
@@ -5339,7 +7874,14 @@
           </w:p>
         </w:tc>
         <w:tc>
-          <w:tcPr/>
+          <w:tcPr>
+            <w:tcBorders>
+              <w:top w:val="single" w:sz="8" w:space="0" w:color="000000"/>
+              <w:left w:val="single" w:sz="8" w:space="0" w:color="000000"/>
+              <w:bottom w:val="single" w:sz="8" w:space="0" w:color="000000"/>
+              <w:right w:val="single" w:sz="8" w:space="0" w:color="000000"/>
+            </w:tcBorders>
+          </w:tcPr>
           <w:p>
             <w:pPr>
               <w:pStyle w:val="Compact"/>
@@ -5361,7 +7903,14 @@
           </w:p>
         </w:tc>
         <w:tc>
-          <w:tcPr/>
+          <w:tcPr>
+            <w:tcBorders>
+              <w:top w:val="single" w:sz="8" w:space="0" w:color="000000"/>
+              <w:left w:val="single" w:sz="8" w:space="0" w:color="000000"/>
+              <w:bottom w:val="single" w:sz="8" w:space="0" w:color="000000"/>
+              <w:right w:val="single" w:sz="8" w:space="0" w:color="000000"/>
+            </w:tcBorders>
+          </w:tcPr>
           <w:p>
             <w:pPr>
               <w:pStyle w:val="Compact"/>
@@ -5375,7 +7924,14 @@
           </w:p>
         </w:tc>
         <w:tc>
-          <w:tcPr/>
+          <w:tcPr>
+            <w:tcBorders>
+              <w:top w:val="single" w:sz="8" w:space="0" w:color="000000"/>
+              <w:left w:val="single" w:sz="8" w:space="0" w:color="000000"/>
+              <w:bottom w:val="single" w:sz="8" w:space="0" w:color="000000"/>
+              <w:right w:val="single" w:sz="8" w:space="0" w:color="000000"/>
+            </w:tcBorders>
+          </w:tcPr>
           <w:p>
             <w:pPr>
               <w:pStyle w:val="Compact"/>
@@ -5396,6 +7952,12 @@
         <w:tc>
           <w:tcPr>
             <w:vMerge w:val="restart"/>
+            <w:tcBorders>
+              <w:top w:val="single" w:sz="8" w:space="0" w:color="000000"/>
+              <w:left w:val="single" w:sz="8" w:space="0" w:color="000000"/>
+              <w:bottom w:val="single" w:sz="8" w:space="0" w:color="000000"/>
+              <w:right w:val="single" w:sz="8" w:space="0" w:color="000000"/>
+            </w:tcBorders>
           </w:tcPr>
           <w:p>
             <w:pPr>
@@ -5410,7 +7972,14 @@
           </w:p>
         </w:tc>
         <w:tc>
-          <w:tcPr/>
+          <w:tcPr>
+            <w:tcBorders>
+              <w:top w:val="single" w:sz="8" w:space="0" w:color="000000"/>
+              <w:left w:val="single" w:sz="8" w:space="0" w:color="000000"/>
+              <w:bottom w:val="single" w:sz="8" w:space="0" w:color="000000"/>
+              <w:right w:val="single" w:sz="8" w:space="0" w:color="000000"/>
+            </w:tcBorders>
+          </w:tcPr>
           <w:p>
             <w:pPr>
               <w:pStyle w:val="Compact"/>
@@ -5424,7 +7993,14 @@
           </w:p>
         </w:tc>
         <w:tc>
-          <w:tcPr/>
+          <w:tcPr>
+            <w:tcBorders>
+              <w:top w:val="single" w:sz="8" w:space="0" w:color="000000"/>
+              <w:left w:val="single" w:sz="8" w:space="0" w:color="000000"/>
+              <w:bottom w:val="single" w:sz="8" w:space="0" w:color="000000"/>
+              <w:right w:val="single" w:sz="8" w:space="0" w:color="000000"/>
+            </w:tcBorders>
+          </w:tcPr>
           <w:p>
             <w:pPr>
               <w:pStyle w:val="Compact"/>
@@ -5438,7 +8014,14 @@
           </w:p>
         </w:tc>
         <w:tc>
-          <w:tcPr/>
+          <w:tcPr>
+            <w:tcBorders>
+              <w:top w:val="single" w:sz="8" w:space="0" w:color="000000"/>
+              <w:left w:val="single" w:sz="8" w:space="0" w:color="000000"/>
+              <w:bottom w:val="single" w:sz="8" w:space="0" w:color="000000"/>
+              <w:right w:val="single" w:sz="8" w:space="0" w:color="000000"/>
+            </w:tcBorders>
+          </w:tcPr>
           <w:p>
             <w:pPr>
               <w:pStyle w:val="Compact"/>
@@ -5452,7 +8035,14 @@
           </w:p>
         </w:tc>
         <w:tc>
-          <w:tcPr/>
+          <w:tcPr>
+            <w:tcBorders>
+              <w:top w:val="single" w:sz="8" w:space="0" w:color="000000"/>
+              <w:left w:val="single" w:sz="8" w:space="0" w:color="000000"/>
+              <w:bottom w:val="single" w:sz="8" w:space="0" w:color="000000"/>
+              <w:right w:val="single" w:sz="8" w:space="0" w:color="000000"/>
+            </w:tcBorders>
+          </w:tcPr>
           <w:p>
             <w:pPr>
               <w:pStyle w:val="Compact"/>
@@ -5474,7 +8064,14 @@
           </w:p>
         </w:tc>
         <w:tc>
-          <w:tcPr/>
+          <w:tcPr>
+            <w:tcBorders>
+              <w:top w:val="single" w:sz="8" w:space="0" w:color="000000"/>
+              <w:left w:val="single" w:sz="8" w:space="0" w:color="000000"/>
+              <w:bottom w:val="single" w:sz="8" w:space="0" w:color="000000"/>
+              <w:right w:val="single" w:sz="8" w:space="0" w:color="000000"/>
+            </w:tcBorders>
+          </w:tcPr>
           <w:p>
             <w:pPr>
               <w:pStyle w:val="Compact"/>
@@ -5488,7 +8085,14 @@
           </w:p>
         </w:tc>
         <w:tc>
-          <w:tcPr/>
+          <w:tcPr>
+            <w:tcBorders>
+              <w:top w:val="single" w:sz="8" w:space="0" w:color="000000"/>
+              <w:left w:val="single" w:sz="8" w:space="0" w:color="000000"/>
+              <w:bottom w:val="single" w:sz="8" w:space="0" w:color="000000"/>
+              <w:right w:val="single" w:sz="8" w:space="0" w:color="000000"/>
+            </w:tcBorders>
+          </w:tcPr>
           <w:p>
             <w:pPr>
               <w:pStyle w:val="Compact"/>
@@ -5516,7 +8120,14 @@
           </w:p>
         </w:tc>
         <w:tc>
-          <w:tcPr/>
+          <w:tcPr>
+            <w:tcBorders>
+              <w:top w:val="single" w:sz="8" w:space="0" w:color="000000"/>
+              <w:left w:val="single" w:sz="8" w:space="0" w:color="000000"/>
+              <w:bottom w:val="single" w:sz="8" w:space="0" w:color="000000"/>
+              <w:right w:val="single" w:sz="8" w:space="0" w:color="000000"/>
+            </w:tcBorders>
+          </w:tcPr>
           <w:p>
             <w:pPr>
               <w:pStyle w:val="Compact"/>
@@ -5530,7 +8141,14 @@
           </w:p>
         </w:tc>
         <w:tc>
-          <w:tcPr/>
+          <w:tcPr>
+            <w:tcBorders>
+              <w:top w:val="single" w:sz="8" w:space="0" w:color="000000"/>
+              <w:left w:val="single" w:sz="8" w:space="0" w:color="000000"/>
+              <w:bottom w:val="single" w:sz="8" w:space="0" w:color="000000"/>
+              <w:right w:val="single" w:sz="8" w:space="0" w:color="000000"/>
+            </w:tcBorders>
+          </w:tcPr>
           <w:p>
             <w:pPr>
               <w:pStyle w:val="Compact"/>
@@ -5544,7 +8162,14 @@
           </w:p>
         </w:tc>
         <w:tc>
-          <w:tcPr/>
+          <w:tcPr>
+            <w:tcBorders>
+              <w:top w:val="single" w:sz="8" w:space="0" w:color="000000"/>
+              <w:left w:val="single" w:sz="8" w:space="0" w:color="000000"/>
+              <w:bottom w:val="single" w:sz="8" w:space="0" w:color="000000"/>
+              <w:right w:val="single" w:sz="8" w:space="0" w:color="000000"/>
+            </w:tcBorders>
+          </w:tcPr>
           <w:p>
             <w:pPr>
               <w:pStyle w:val="Compact"/>
@@ -5558,7 +8183,14 @@
           </w:p>
         </w:tc>
         <w:tc>
-          <w:tcPr/>
+          <w:tcPr>
+            <w:tcBorders>
+              <w:top w:val="single" w:sz="8" w:space="0" w:color="000000"/>
+              <w:left w:val="single" w:sz="8" w:space="0" w:color="000000"/>
+              <w:bottom w:val="single" w:sz="8" w:space="0" w:color="000000"/>
+              <w:right w:val="single" w:sz="8" w:space="0" w:color="000000"/>
+            </w:tcBorders>
+          </w:tcPr>
           <w:p>
             <w:pPr>
               <w:pStyle w:val="Compact"/>
@@ -5580,7 +8212,14 @@
           </w:p>
         </w:tc>
         <w:tc>
-          <w:tcPr/>
+          <w:tcPr>
+            <w:tcBorders>
+              <w:top w:val="single" w:sz="8" w:space="0" w:color="000000"/>
+              <w:left w:val="single" w:sz="8" w:space="0" w:color="000000"/>
+              <w:bottom w:val="single" w:sz="8" w:space="0" w:color="000000"/>
+              <w:right w:val="single" w:sz="8" w:space="0" w:color="000000"/>
+            </w:tcBorders>
+          </w:tcPr>
           <w:p>
             <w:pPr>
               <w:pStyle w:val="Compact"/>
@@ -5594,7 +8233,14 @@
           </w:p>
         </w:tc>
         <w:tc>
-          <w:tcPr/>
+          <w:tcPr>
+            <w:tcBorders>
+              <w:top w:val="single" w:sz="8" w:space="0" w:color="000000"/>
+              <w:left w:val="single" w:sz="8" w:space="0" w:color="000000"/>
+              <w:bottom w:val="single" w:sz="8" w:space="0" w:color="000000"/>
+              <w:right w:val="single" w:sz="8" w:space="0" w:color="000000"/>
+            </w:tcBorders>
+          </w:tcPr>
           <w:p>
             <w:pPr>
               <w:pStyle w:val="Compact"/>
@@ -5615,6 +8261,12 @@
         <w:tc>
           <w:tcPr>
             <w:vMerge w:val="restart"/>
+            <w:tcBorders>
+              <w:top w:val="single" w:sz="8" w:space="0" w:color="000000"/>
+              <w:left w:val="single" w:sz="8" w:space="0" w:color="000000"/>
+              <w:bottom w:val="single" w:sz="8" w:space="0" w:color="000000"/>
+              <w:right w:val="single" w:sz="8" w:space="0" w:color="000000"/>
+            </w:tcBorders>
           </w:tcPr>
           <w:p>
             <w:pPr>
@@ -5629,7 +8281,14 @@
           </w:p>
         </w:tc>
         <w:tc>
-          <w:tcPr/>
+          <w:tcPr>
+            <w:tcBorders>
+              <w:top w:val="single" w:sz="8" w:space="0" w:color="000000"/>
+              <w:left w:val="single" w:sz="8" w:space="0" w:color="000000"/>
+              <w:bottom w:val="single" w:sz="8" w:space="0" w:color="000000"/>
+              <w:right w:val="single" w:sz="8" w:space="0" w:color="000000"/>
+            </w:tcBorders>
+          </w:tcPr>
           <w:p>
             <w:pPr>
               <w:pStyle w:val="Compact"/>
@@ -5643,7 +8302,14 @@
           </w:p>
         </w:tc>
         <w:tc>
-          <w:tcPr/>
+          <w:tcPr>
+            <w:tcBorders>
+              <w:top w:val="single" w:sz="8" w:space="0" w:color="000000"/>
+              <w:left w:val="single" w:sz="8" w:space="0" w:color="000000"/>
+              <w:bottom w:val="single" w:sz="8" w:space="0" w:color="000000"/>
+              <w:right w:val="single" w:sz="8" w:space="0" w:color="000000"/>
+            </w:tcBorders>
+          </w:tcPr>
           <w:p>
             <w:pPr>
               <w:pStyle w:val="Compact"/>
@@ -5657,7 +8323,14 @@
           </w:p>
         </w:tc>
         <w:tc>
-          <w:tcPr/>
+          <w:tcPr>
+            <w:tcBorders>
+              <w:top w:val="single" w:sz="8" w:space="0" w:color="000000"/>
+              <w:left w:val="single" w:sz="8" w:space="0" w:color="000000"/>
+              <w:bottom w:val="single" w:sz="8" w:space="0" w:color="000000"/>
+              <w:right w:val="single" w:sz="8" w:space="0" w:color="000000"/>
+            </w:tcBorders>
+          </w:tcPr>
           <w:p>
             <w:pPr>
               <w:pStyle w:val="Compact"/>
@@ -5671,7 +8344,14 @@
           </w:p>
         </w:tc>
         <w:tc>
-          <w:tcPr/>
+          <w:tcPr>
+            <w:tcBorders>
+              <w:top w:val="single" w:sz="8" w:space="0" w:color="000000"/>
+              <w:left w:val="single" w:sz="8" w:space="0" w:color="000000"/>
+              <w:bottom w:val="single" w:sz="8" w:space="0" w:color="000000"/>
+              <w:right w:val="single" w:sz="8" w:space="0" w:color="000000"/>
+            </w:tcBorders>
+          </w:tcPr>
           <w:p>
             <w:pPr>
               <w:pStyle w:val="Compact"/>
@@ -5693,7 +8373,14 @@
           </w:p>
         </w:tc>
         <w:tc>
-          <w:tcPr/>
+          <w:tcPr>
+            <w:tcBorders>
+              <w:top w:val="single" w:sz="8" w:space="0" w:color="000000"/>
+              <w:left w:val="single" w:sz="8" w:space="0" w:color="000000"/>
+              <w:bottom w:val="single" w:sz="8" w:space="0" w:color="000000"/>
+              <w:right w:val="single" w:sz="8" w:space="0" w:color="000000"/>
+            </w:tcBorders>
+          </w:tcPr>
           <w:p>
             <w:pPr>
               <w:pStyle w:val="Compact"/>
@@ -5707,7 +8394,14 @@
           </w:p>
         </w:tc>
         <w:tc>
-          <w:tcPr/>
+          <w:tcPr>
+            <w:tcBorders>
+              <w:top w:val="single" w:sz="8" w:space="0" w:color="000000"/>
+              <w:left w:val="single" w:sz="8" w:space="0" w:color="000000"/>
+              <w:bottom w:val="single" w:sz="8" w:space="0" w:color="000000"/>
+              <w:right w:val="single" w:sz="8" w:space="0" w:color="000000"/>
+            </w:tcBorders>
+          </w:tcPr>
           <w:p>
             <w:pPr>
               <w:pStyle w:val="Compact"/>
@@ -5735,7 +8429,14 @@
           </w:p>
         </w:tc>
         <w:tc>
-          <w:tcPr/>
+          <w:tcPr>
+            <w:tcBorders>
+              <w:top w:val="single" w:sz="8" w:space="0" w:color="000000"/>
+              <w:left w:val="single" w:sz="8" w:space="0" w:color="000000"/>
+              <w:bottom w:val="single" w:sz="8" w:space="0" w:color="000000"/>
+              <w:right w:val="single" w:sz="8" w:space="0" w:color="000000"/>
+            </w:tcBorders>
+          </w:tcPr>
           <w:p>
             <w:pPr>
               <w:pStyle w:val="Compact"/>
@@ -5749,7 +8450,14 @@
           </w:p>
         </w:tc>
         <w:tc>
-          <w:tcPr/>
+          <w:tcPr>
+            <w:tcBorders>
+              <w:top w:val="single" w:sz="8" w:space="0" w:color="000000"/>
+              <w:left w:val="single" w:sz="8" w:space="0" w:color="000000"/>
+              <w:bottom w:val="single" w:sz="8" w:space="0" w:color="000000"/>
+              <w:right w:val="single" w:sz="8" w:space="0" w:color="000000"/>
+            </w:tcBorders>
+          </w:tcPr>
           <w:p>
             <w:pPr>
               <w:pStyle w:val="Compact"/>
@@ -5763,7 +8471,14 @@
           </w:p>
         </w:tc>
         <w:tc>
-          <w:tcPr/>
+          <w:tcPr>
+            <w:tcBorders>
+              <w:top w:val="single" w:sz="8" w:space="0" w:color="000000"/>
+              <w:left w:val="single" w:sz="8" w:space="0" w:color="000000"/>
+              <w:bottom w:val="single" w:sz="8" w:space="0" w:color="000000"/>
+              <w:right w:val="single" w:sz="8" w:space="0" w:color="000000"/>
+            </w:tcBorders>
+          </w:tcPr>
           <w:p>
             <w:pPr>
               <w:pStyle w:val="Compact"/>
@@ -5777,7 +8492,14 @@
           </w:p>
         </w:tc>
         <w:tc>
-          <w:tcPr/>
+          <w:tcPr>
+            <w:tcBorders>
+              <w:top w:val="single" w:sz="8" w:space="0" w:color="000000"/>
+              <w:left w:val="single" w:sz="8" w:space="0" w:color="000000"/>
+              <w:bottom w:val="single" w:sz="8" w:space="0" w:color="000000"/>
+              <w:right w:val="single" w:sz="8" w:space="0" w:color="000000"/>
+            </w:tcBorders>
+          </w:tcPr>
           <w:p>
             <w:pPr>
               <w:pStyle w:val="Compact"/>
@@ -5799,7 +8521,14 @@
           </w:p>
         </w:tc>
         <w:tc>
-          <w:tcPr/>
+          <w:tcPr>
+            <w:tcBorders>
+              <w:top w:val="single" w:sz="8" w:space="0" w:color="000000"/>
+              <w:left w:val="single" w:sz="8" w:space="0" w:color="000000"/>
+              <w:bottom w:val="single" w:sz="8" w:space="0" w:color="000000"/>
+              <w:right w:val="single" w:sz="8" w:space="0" w:color="000000"/>
+            </w:tcBorders>
+          </w:tcPr>
           <w:p>
             <w:pPr>
               <w:pStyle w:val="Compact"/>
@@ -5813,7 +8542,14 @@
           </w:p>
         </w:tc>
         <w:tc>
-          <w:tcPr/>
+          <w:tcPr>
+            <w:tcBorders>
+              <w:top w:val="single" w:sz="8" w:space="0" w:color="000000"/>
+              <w:left w:val="single" w:sz="8" w:space="0" w:color="000000"/>
+              <w:bottom w:val="single" w:sz="8" w:space="0" w:color="000000"/>
+              <w:right w:val="single" w:sz="8" w:space="0" w:color="000000"/>
+            </w:tcBorders>
+          </w:tcPr>
           <w:p>
             <w:pPr>
               <w:pStyle w:val="Compact"/>
@@ -5834,6 +8570,12 @@
         <w:tc>
           <w:tcPr>
             <w:vMerge w:val="restart"/>
+            <w:tcBorders>
+              <w:top w:val="single" w:sz="8" w:space="0" w:color="000000"/>
+              <w:left w:val="single" w:sz="8" w:space="0" w:color="000000"/>
+              <w:bottom w:val="single" w:sz="8" w:space="0" w:color="000000"/>
+              <w:right w:val="single" w:sz="8" w:space="0" w:color="000000"/>
+            </w:tcBorders>
           </w:tcPr>
           <w:p>
             <w:pPr>
@@ -5848,7 +8590,14 @@
           </w:p>
         </w:tc>
         <w:tc>
-          <w:tcPr/>
+          <w:tcPr>
+            <w:tcBorders>
+              <w:top w:val="single" w:sz="8" w:space="0" w:color="000000"/>
+              <w:left w:val="single" w:sz="8" w:space="0" w:color="000000"/>
+              <w:bottom w:val="single" w:sz="8" w:space="0" w:color="000000"/>
+              <w:right w:val="single" w:sz="8" w:space="0" w:color="000000"/>
+            </w:tcBorders>
+          </w:tcPr>
           <w:p>
             <w:pPr>
               <w:pStyle w:val="Compact"/>
@@ -5862,7 +8611,14 @@
           </w:p>
         </w:tc>
         <w:tc>
-          <w:tcPr/>
+          <w:tcPr>
+            <w:tcBorders>
+              <w:top w:val="single" w:sz="8" w:space="0" w:color="000000"/>
+              <w:left w:val="single" w:sz="8" w:space="0" w:color="000000"/>
+              <w:bottom w:val="single" w:sz="8" w:space="0" w:color="000000"/>
+              <w:right w:val="single" w:sz="8" w:space="0" w:color="000000"/>
+            </w:tcBorders>
+          </w:tcPr>
           <w:p>
             <w:pPr>
               <w:pStyle w:val="Compact"/>
@@ -5876,7 +8632,14 @@
           </w:p>
         </w:tc>
         <w:tc>
-          <w:tcPr/>
+          <w:tcPr>
+            <w:tcBorders>
+              <w:top w:val="single" w:sz="8" w:space="0" w:color="000000"/>
+              <w:left w:val="single" w:sz="8" w:space="0" w:color="000000"/>
+              <w:bottom w:val="single" w:sz="8" w:space="0" w:color="000000"/>
+              <w:right w:val="single" w:sz="8" w:space="0" w:color="000000"/>
+            </w:tcBorders>
+          </w:tcPr>
           <w:p>
             <w:pPr>
               <w:pStyle w:val="Compact"/>
@@ -5890,7 +8653,14 @@
           </w:p>
         </w:tc>
         <w:tc>
-          <w:tcPr/>
+          <w:tcPr>
+            <w:tcBorders>
+              <w:top w:val="single" w:sz="8" w:space="0" w:color="000000"/>
+              <w:left w:val="single" w:sz="8" w:space="0" w:color="000000"/>
+              <w:bottom w:val="single" w:sz="8" w:space="0" w:color="000000"/>
+              <w:right w:val="single" w:sz="8" w:space="0" w:color="000000"/>
+            </w:tcBorders>
+          </w:tcPr>
           <w:p>
             <w:pPr>
               <w:pStyle w:val="Compact"/>
@@ -5912,7 +8682,14 @@
           </w:p>
         </w:tc>
         <w:tc>
-          <w:tcPr/>
+          <w:tcPr>
+            <w:tcBorders>
+              <w:top w:val="single" w:sz="8" w:space="0" w:color="000000"/>
+              <w:left w:val="single" w:sz="8" w:space="0" w:color="000000"/>
+              <w:bottom w:val="single" w:sz="8" w:space="0" w:color="000000"/>
+              <w:right w:val="single" w:sz="8" w:space="0" w:color="000000"/>
+            </w:tcBorders>
+          </w:tcPr>
           <w:p>
             <w:pPr>
               <w:pStyle w:val="Compact"/>
@@ -5926,7 +8703,14 @@
           </w:p>
         </w:tc>
         <w:tc>
-          <w:tcPr/>
+          <w:tcPr>
+            <w:tcBorders>
+              <w:top w:val="single" w:sz="8" w:space="0" w:color="000000"/>
+              <w:left w:val="single" w:sz="8" w:space="0" w:color="000000"/>
+              <w:bottom w:val="single" w:sz="8" w:space="0" w:color="000000"/>
+              <w:right w:val="single" w:sz="8" w:space="0" w:color="000000"/>
+            </w:tcBorders>
+          </w:tcPr>
           <w:p>
             <w:pPr>
               <w:pStyle w:val="Compact"/>
@@ -5954,7 +8738,14 @@
           </w:p>
         </w:tc>
         <w:tc>
-          <w:tcPr/>
+          <w:tcPr>
+            <w:tcBorders>
+              <w:top w:val="single" w:sz="8" w:space="0" w:color="000000"/>
+              <w:left w:val="single" w:sz="8" w:space="0" w:color="000000"/>
+              <w:bottom w:val="single" w:sz="8" w:space="0" w:color="000000"/>
+              <w:right w:val="single" w:sz="8" w:space="0" w:color="000000"/>
+            </w:tcBorders>
+          </w:tcPr>
           <w:p>
             <w:pPr>
               <w:pStyle w:val="Compact"/>
@@ -5967,7 +8758,14 @@
           </w:p>
         </w:tc>
         <w:tc>
-          <w:tcPr/>
+          <w:tcPr>
+            <w:tcBorders>
+              <w:top w:val="single" w:sz="8" w:space="0" w:color="000000"/>
+              <w:left w:val="single" w:sz="8" w:space="0" w:color="000000"/>
+              <w:bottom w:val="single" w:sz="8" w:space="0" w:color="000000"/>
+              <w:right w:val="single" w:sz="8" w:space="0" w:color="000000"/>
+            </w:tcBorders>
+          </w:tcPr>
           <w:p>
             <w:pPr>
               <w:pStyle w:val="Compact"/>
@@ -5980,7 +8778,14 @@
           </w:p>
         </w:tc>
         <w:tc>
-          <w:tcPr/>
+          <w:tcPr>
+            <w:tcBorders>
+              <w:top w:val="single" w:sz="8" w:space="0" w:color="000000"/>
+              <w:left w:val="single" w:sz="8" w:space="0" w:color="000000"/>
+              <w:bottom w:val="single" w:sz="8" w:space="0" w:color="000000"/>
+              <w:right w:val="single" w:sz="8" w:space="0" w:color="000000"/>
+            </w:tcBorders>
+          </w:tcPr>
           <w:p>
             <w:pPr>
               <w:pStyle w:val="Compact"/>
@@ -5993,7 +8798,14 @@
           </w:p>
         </w:tc>
         <w:tc>
-          <w:tcPr/>
+          <w:tcPr>
+            <w:tcBorders>
+              <w:top w:val="single" w:sz="8" w:space="0" w:color="000000"/>
+              <w:left w:val="single" w:sz="8" w:space="0" w:color="000000"/>
+              <w:bottom w:val="single" w:sz="8" w:space="0" w:color="000000"/>
+              <w:right w:val="single" w:sz="8" w:space="0" w:color="000000"/>
+            </w:tcBorders>
+          </w:tcPr>
           <w:p>
             <w:pPr>
               <w:pStyle w:val="Compact"/>
@@ -6014,7 +8826,14 @@
           </w:p>
         </w:tc>
         <w:tc>
-          <w:tcPr/>
+          <w:tcPr>
+            <w:tcBorders>
+              <w:top w:val="single" w:sz="8" w:space="0" w:color="000000"/>
+              <w:left w:val="single" w:sz="8" w:space="0" w:color="000000"/>
+              <w:bottom w:val="single" w:sz="8" w:space="0" w:color="000000"/>
+              <w:right w:val="single" w:sz="8" w:space="0" w:color="000000"/>
+            </w:tcBorders>
+          </w:tcPr>
           <w:p>
             <w:pPr>
               <w:pStyle w:val="Compact"/>
@@ -6027,7 +8846,14 @@
           </w:p>
         </w:tc>
         <w:tc>
-          <w:tcPr/>
+          <w:tcPr>
+            <w:tcBorders>
+              <w:top w:val="single" w:sz="8" w:space="0" w:color="000000"/>
+              <w:left w:val="single" w:sz="8" w:space="0" w:color="000000"/>
+              <w:bottom w:val="single" w:sz="8" w:space="0" w:color="000000"/>
+              <w:right w:val="single" w:sz="8" w:space="0" w:color="000000"/>
+            </w:tcBorders>
+          </w:tcPr>
           <w:p>
             <w:pPr>
               <w:pStyle w:val="Compact"/>
@@ -6106,6 +8932,14 @@
       <w:tblPr>
         <w:tblStyle w:val="Table"/>
         <w:tblW w:type="auto" w:w="0"/>
+        <w:tblBorders>
+          <w:top w:val="single" w:sz="8" w:space="0" w:color="000000"/>
+          <w:left w:val="single" w:sz="8" w:space="0" w:color="000000"/>
+          <w:bottom w:val="single" w:sz="8" w:space="0" w:color="000000"/>
+          <w:right w:val="single" w:sz="8" w:space="0" w:color="000000"/>
+          <w:insideH w:val="single" w:sz="8" w:space="0" w:color="000000"/>
+          <w:insideV w:val="single" w:sz="8" w:space="0" w:color="000000"/>
+        </w:tblBorders>
         <w:tblLook w:firstRow="1" w:lastRow="0" w:firstColumn="0" w:lastColumn="0" w:noHBand="0" w:noVBand="0" w:val="0020"/>
         <w:tblCaption w:val="Cohort-level accuracy metrics with 95% confidence intervals."/>
       </w:tblPr>
@@ -6121,7 +8955,14 @@
           <w:cantSplit/>
         </w:trPr>
         <w:tc>
-          <w:tcPr/>
+          <w:tcPr>
+            <w:tcBorders>
+              <w:top w:val="single" w:sz="8" w:space="0" w:color="000000"/>
+              <w:left w:val="single" w:sz="8" w:space="0" w:color="000000"/>
+              <w:bottom w:val="single" w:sz="8" w:space="0" w:color="000000"/>
+              <w:right w:val="single" w:sz="8" w:space="0" w:color="000000"/>
+            </w:tcBorders>
+          </w:tcPr>
           <w:p>
             <w:pPr>
               <w:pStyle w:val="Compact"/>
@@ -6135,7 +8976,14 @@
           </w:p>
         </w:tc>
         <w:tc>
-          <w:tcPr/>
+          <w:tcPr>
+            <w:tcBorders>
+              <w:top w:val="single" w:sz="8" w:space="0" w:color="000000"/>
+              <w:left w:val="single" w:sz="8" w:space="0" w:color="000000"/>
+              <w:bottom w:val="single" w:sz="8" w:space="0" w:color="000000"/>
+              <w:right w:val="single" w:sz="8" w:space="0" w:color="000000"/>
+            </w:tcBorders>
+          </w:tcPr>
           <w:p>
             <w:pPr>
               <w:pStyle w:val="Compact"/>
@@ -6149,7 +8997,14 @@
           </w:p>
         </w:tc>
         <w:tc>
-          <w:tcPr/>
+          <w:tcPr>
+            <w:tcBorders>
+              <w:top w:val="single" w:sz="8" w:space="0" w:color="000000"/>
+              <w:left w:val="single" w:sz="8" w:space="0" w:color="000000"/>
+              <w:bottom w:val="single" w:sz="8" w:space="0" w:color="000000"/>
+              <w:right w:val="single" w:sz="8" w:space="0" w:color="000000"/>
+            </w:tcBorders>
+          </w:tcPr>
           <w:p>
             <w:pPr>
               <w:pStyle w:val="Compact"/>
@@ -6163,7 +9018,14 @@
           </w:p>
         </w:tc>
         <w:tc>
-          <w:tcPr/>
+          <w:tcPr>
+            <w:tcBorders>
+              <w:top w:val="single" w:sz="8" w:space="0" w:color="000000"/>
+              <w:left w:val="single" w:sz="8" w:space="0" w:color="000000"/>
+              <w:bottom w:val="single" w:sz="8" w:space="0" w:color="000000"/>
+              <w:right w:val="single" w:sz="8" w:space="0" w:color="000000"/>
+            </w:tcBorders>
+          </w:tcPr>
           <w:p>
             <w:pPr>
               <w:pStyle w:val="Compact"/>
@@ -6182,7 +9044,14 @@
           <w:cantSplit/>
         </w:trPr>
         <w:tc>
-          <w:tcPr/>
+          <w:tcPr>
+            <w:tcBorders>
+              <w:top w:val="single" w:sz="8" w:space="0" w:color="000000"/>
+              <w:left w:val="single" w:sz="8" w:space="0" w:color="000000"/>
+              <w:bottom w:val="single" w:sz="8" w:space="0" w:color="000000"/>
+              <w:right w:val="single" w:sz="8" w:space="0" w:color="000000"/>
+            </w:tcBorders>
+          </w:tcPr>
           <w:p>
             <w:pPr>
               <w:pStyle w:val="Compact"/>
@@ -6196,7 +9065,14 @@
           </w:p>
         </w:tc>
         <w:tc>
-          <w:tcPr/>
+          <w:tcPr>
+            <w:tcBorders>
+              <w:top w:val="single" w:sz="8" w:space="0" w:color="000000"/>
+              <w:left w:val="single" w:sz="8" w:space="0" w:color="000000"/>
+              <w:bottom w:val="single" w:sz="8" w:space="0" w:color="000000"/>
+              <w:right w:val="single" w:sz="8" w:space="0" w:color="000000"/>
+            </w:tcBorders>
+          </w:tcPr>
           <w:p>
             <w:pPr>
               <w:pStyle w:val="Compact"/>
@@ -6210,7 +9086,14 @@
           </w:p>
         </w:tc>
         <w:tc>
-          <w:tcPr/>
+          <w:tcPr>
+            <w:tcBorders>
+              <w:top w:val="single" w:sz="8" w:space="0" w:color="000000"/>
+              <w:left w:val="single" w:sz="8" w:space="0" w:color="000000"/>
+              <w:bottom w:val="single" w:sz="8" w:space="0" w:color="000000"/>
+              <w:right w:val="single" w:sz="8" w:space="0" w:color="000000"/>
+            </w:tcBorders>
+          </w:tcPr>
           <w:p>
             <w:pPr>
               <w:pStyle w:val="Compact"/>
@@ -6224,7 +9107,14 @@
           </w:p>
         </w:tc>
         <w:tc>
-          <w:tcPr/>
+          <w:tcPr>
+            <w:tcBorders>
+              <w:top w:val="single" w:sz="8" w:space="0" w:color="000000"/>
+              <w:left w:val="single" w:sz="8" w:space="0" w:color="000000"/>
+              <w:bottom w:val="single" w:sz="8" w:space="0" w:color="000000"/>
+              <w:right w:val="single" w:sz="8" w:space="0" w:color="000000"/>
+            </w:tcBorders>
+          </w:tcPr>
           <w:p>
             <w:pPr>
               <w:pStyle w:val="Compact"/>
@@ -6243,7 +9133,14 @@
           <w:cantSplit/>
         </w:trPr>
         <w:tc>
-          <w:tcPr/>
+          <w:tcPr>
+            <w:tcBorders>
+              <w:top w:val="single" w:sz="8" w:space="0" w:color="000000"/>
+              <w:left w:val="single" w:sz="8" w:space="0" w:color="000000"/>
+              <w:bottom w:val="single" w:sz="8" w:space="0" w:color="000000"/>
+              <w:right w:val="single" w:sz="8" w:space="0" w:color="000000"/>
+            </w:tcBorders>
+          </w:tcPr>
           <w:p>
             <w:pPr>
               <w:pStyle w:val="Compact"/>
@@ -6257,7 +9154,14 @@
           </w:p>
         </w:tc>
         <w:tc>
-          <w:tcPr/>
+          <w:tcPr>
+            <w:tcBorders>
+              <w:top w:val="single" w:sz="8" w:space="0" w:color="000000"/>
+              <w:left w:val="single" w:sz="8" w:space="0" w:color="000000"/>
+              <w:bottom w:val="single" w:sz="8" w:space="0" w:color="000000"/>
+              <w:right w:val="single" w:sz="8" w:space="0" w:color="000000"/>
+            </w:tcBorders>
+          </w:tcPr>
           <w:p>
             <w:pPr>
               <w:pStyle w:val="Compact"/>
@@ -6271,7 +9175,14 @@
           </w:p>
         </w:tc>
         <w:tc>
-          <w:tcPr/>
+          <w:tcPr>
+            <w:tcBorders>
+              <w:top w:val="single" w:sz="8" w:space="0" w:color="000000"/>
+              <w:left w:val="single" w:sz="8" w:space="0" w:color="000000"/>
+              <w:bottom w:val="single" w:sz="8" w:space="0" w:color="000000"/>
+              <w:right w:val="single" w:sz="8" w:space="0" w:color="000000"/>
+            </w:tcBorders>
+          </w:tcPr>
           <w:p>
             <w:pPr>
               <w:pStyle w:val="Compact"/>
@@ -6285,7 +9196,14 @@
           </w:p>
         </w:tc>
         <w:tc>
-          <w:tcPr/>
+          <w:tcPr>
+            <w:tcBorders>
+              <w:top w:val="single" w:sz="8" w:space="0" w:color="000000"/>
+              <w:left w:val="single" w:sz="8" w:space="0" w:color="000000"/>
+              <w:bottom w:val="single" w:sz="8" w:space="0" w:color="000000"/>
+              <w:right w:val="single" w:sz="8" w:space="0" w:color="000000"/>
+            </w:tcBorders>
+          </w:tcPr>
           <w:p>
             <w:pPr>
               <w:pStyle w:val="Compact"/>
@@ -6304,7 +9222,14 @@
           <w:cantSplit/>
         </w:trPr>
         <w:tc>
-          <w:tcPr/>
+          <w:tcPr>
+            <w:tcBorders>
+              <w:top w:val="single" w:sz="8" w:space="0" w:color="000000"/>
+              <w:left w:val="single" w:sz="8" w:space="0" w:color="000000"/>
+              <w:bottom w:val="single" w:sz="8" w:space="0" w:color="000000"/>
+              <w:right w:val="single" w:sz="8" w:space="0" w:color="000000"/>
+            </w:tcBorders>
+          </w:tcPr>
           <w:p>
             <w:pPr>
               <w:pStyle w:val="Compact"/>
@@ -6318,7 +9243,14 @@
           </w:p>
         </w:tc>
         <w:tc>
-          <w:tcPr/>
+          <w:tcPr>
+            <w:tcBorders>
+              <w:top w:val="single" w:sz="8" w:space="0" w:color="000000"/>
+              <w:left w:val="single" w:sz="8" w:space="0" w:color="000000"/>
+              <w:bottom w:val="single" w:sz="8" w:space="0" w:color="000000"/>
+              <w:right w:val="single" w:sz="8" w:space="0" w:color="000000"/>
+            </w:tcBorders>
+          </w:tcPr>
           <w:p>
             <w:pPr>
               <w:pStyle w:val="Compact"/>
@@ -6340,7 +9272,14 @@
           </w:p>
         </w:tc>
         <w:tc>
-          <w:tcPr/>
+          <w:tcPr>
+            <w:tcBorders>
+              <w:top w:val="single" w:sz="8" w:space="0" w:color="000000"/>
+              <w:left w:val="single" w:sz="8" w:space="0" w:color="000000"/>
+              <w:bottom w:val="single" w:sz="8" w:space="0" w:color="000000"/>
+              <w:right w:val="single" w:sz="8" w:space="0" w:color="000000"/>
+            </w:tcBorders>
+          </w:tcPr>
           <w:p>
             <w:pPr>
               <w:pStyle w:val="Compact"/>
@@ -6385,7 +9324,14 @@
           </w:p>
         </w:tc>
         <w:tc>
-          <w:tcPr/>
+          <w:tcPr>
+            <w:tcBorders>
+              <w:top w:val="single" w:sz="8" w:space="0" w:color="000000"/>
+              <w:left w:val="single" w:sz="8" w:space="0" w:color="000000"/>
+              <w:bottom w:val="single" w:sz="8" w:space="0" w:color="000000"/>
+              <w:right w:val="single" w:sz="8" w:space="0" w:color="000000"/>
+            </w:tcBorders>
+          </w:tcPr>
           <w:p>
             <w:pPr>
               <w:pStyle w:val="Compact"/>
@@ -6404,7 +9350,14 @@
           <w:cantSplit/>
         </w:trPr>
         <w:tc>
-          <w:tcPr/>
+          <w:tcPr>
+            <w:tcBorders>
+              <w:top w:val="single" w:sz="8" w:space="0" w:color="000000"/>
+              <w:left w:val="single" w:sz="8" w:space="0" w:color="000000"/>
+              <w:bottom w:val="single" w:sz="8" w:space="0" w:color="000000"/>
+              <w:right w:val="single" w:sz="8" w:space="0" w:color="000000"/>
+            </w:tcBorders>
+          </w:tcPr>
           <w:p>
             <w:pPr>
               <w:pStyle w:val="Compact"/>
@@ -6417,7 +9370,14 @@
           </w:p>
         </w:tc>
         <w:tc>
-          <w:tcPr/>
+          <w:tcPr>
+            <w:tcBorders>
+              <w:top w:val="single" w:sz="8" w:space="0" w:color="000000"/>
+              <w:left w:val="single" w:sz="8" w:space="0" w:color="000000"/>
+              <w:bottom w:val="single" w:sz="8" w:space="0" w:color="000000"/>
+              <w:right w:val="single" w:sz="8" w:space="0" w:color="000000"/>
+            </w:tcBorders>
+          </w:tcPr>
           <w:p>
             <w:pPr>
               <w:pStyle w:val="Compact"/>
@@ -6430,7 +9390,14 @@
           </w:p>
         </w:tc>
         <w:tc>
-          <w:tcPr/>
+          <w:tcPr>
+            <w:tcBorders>
+              <w:top w:val="single" w:sz="8" w:space="0" w:color="000000"/>
+              <w:left w:val="single" w:sz="8" w:space="0" w:color="000000"/>
+              <w:bottom w:val="single" w:sz="8" w:space="0" w:color="000000"/>
+              <w:right w:val="single" w:sz="8" w:space="0" w:color="000000"/>
+            </w:tcBorders>
+          </w:tcPr>
           <w:p>
             <w:pPr>
               <w:pStyle w:val="Compact"/>
@@ -6443,7 +9410,14 @@
           </w:p>
         </w:tc>
         <w:tc>
-          <w:tcPr/>
+          <w:tcPr>
+            <w:tcBorders>
+              <w:top w:val="single" w:sz="8" w:space="0" w:color="000000"/>
+              <w:left w:val="single" w:sz="8" w:space="0" w:color="000000"/>
+              <w:bottom w:val="single" w:sz="8" w:space="0" w:color="000000"/>
+              <w:right w:val="single" w:sz="8" w:space="0" w:color="000000"/>
+            </w:tcBorders>
+          </w:tcPr>
           <w:p>
             <w:pPr>
               <w:pStyle w:val="Compact"/>
@@ -6556,6 +9530,14 @@
       <w:tblPr>
         <w:tblStyle w:val="Table"/>
         <w:tblW w:type="auto" w:w="0"/>
+        <w:tblBorders>
+          <w:top w:val="single" w:sz="8" w:space="0" w:color="000000"/>
+          <w:left w:val="single" w:sz="8" w:space="0" w:color="000000"/>
+          <w:bottom w:val="single" w:sz="8" w:space="0" w:color="000000"/>
+          <w:right w:val="single" w:sz="8" w:space="0" w:color="000000"/>
+          <w:insideH w:val="single" w:sz="8" w:space="0" w:color="000000"/>
+          <w:insideV w:val="single" w:sz="8" w:space="0" w:color="000000"/>
+        </w:tblBorders>
         <w:tblLook w:firstRow="1" w:lastRow="0" w:firstColumn="0" w:lastColumn="0" w:noHBand="0" w:noVBand="0" w:val="0020"/>
         <w:tblCaption w:val="Stride-length accuracy with and without the stride-pair mismatch filter. The filter restricted IMU stride length and stride time to 50–150% of the matched GaitRite value. No mismatch filter = both checks omitted, with all other filtering and matching rules unchanged. Bias = IMU minus GaitRite."/>
       </w:tblPr>
@@ -6573,7 +9555,14 @@
           <w:cantSplit/>
         </w:trPr>
         <w:tc>
-          <w:tcPr/>
+          <w:tcPr>
+            <w:tcBorders>
+              <w:top w:val="single" w:sz="8" w:space="0" w:color="000000"/>
+              <w:left w:val="single" w:sz="8" w:space="0" w:color="000000"/>
+              <w:bottom w:val="single" w:sz="8" w:space="0" w:color="000000"/>
+              <w:right w:val="single" w:sz="8" w:space="0" w:color="000000"/>
+            </w:tcBorders>
+          </w:tcPr>
           <w:p>
             <w:pPr>
               <w:pStyle w:val="Compact"/>
@@ -6587,7 +9576,14 @@
           </w:p>
         </w:tc>
         <w:tc>
-          <w:tcPr/>
+          <w:tcPr>
+            <w:tcBorders>
+              <w:top w:val="single" w:sz="8" w:space="0" w:color="000000"/>
+              <w:left w:val="single" w:sz="8" w:space="0" w:color="000000"/>
+              <w:bottom w:val="single" w:sz="8" w:space="0" w:color="000000"/>
+              <w:right w:val="single" w:sz="8" w:space="0" w:color="000000"/>
+            </w:tcBorders>
+          </w:tcPr>
           <w:p>
             <w:pPr>
               <w:pStyle w:val="Compact"/>
@@ -6609,7 +9605,14 @@
           </w:p>
         </w:tc>
         <w:tc>
-          <w:tcPr/>
+          <w:tcPr>
+            <w:tcBorders>
+              <w:top w:val="single" w:sz="8" w:space="0" w:color="000000"/>
+              <w:left w:val="single" w:sz="8" w:space="0" w:color="000000"/>
+              <w:bottom w:val="single" w:sz="8" w:space="0" w:color="000000"/>
+              <w:right w:val="single" w:sz="8" w:space="0" w:color="000000"/>
+            </w:tcBorders>
+          </w:tcPr>
           <w:p>
             <w:pPr>
               <w:pStyle w:val="Compact"/>
@@ -6623,7 +9626,14 @@
           </w:p>
         </w:tc>
         <w:tc>
-          <w:tcPr/>
+          <w:tcPr>
+            <w:tcBorders>
+              <w:top w:val="single" w:sz="8" w:space="0" w:color="000000"/>
+              <w:left w:val="single" w:sz="8" w:space="0" w:color="000000"/>
+              <w:bottom w:val="single" w:sz="8" w:space="0" w:color="000000"/>
+              <w:right w:val="single" w:sz="8" w:space="0" w:color="000000"/>
+            </w:tcBorders>
+          </w:tcPr>
           <w:p>
             <w:pPr>
               <w:pStyle w:val="Compact"/>
@@ -6637,7 +9647,14 @@
           </w:p>
         </w:tc>
         <w:tc>
-          <w:tcPr/>
+          <w:tcPr>
+            <w:tcBorders>
+              <w:top w:val="single" w:sz="8" w:space="0" w:color="000000"/>
+              <w:left w:val="single" w:sz="8" w:space="0" w:color="000000"/>
+              <w:bottom w:val="single" w:sz="8" w:space="0" w:color="000000"/>
+              <w:right w:val="single" w:sz="8" w:space="0" w:color="000000"/>
+            </w:tcBorders>
+          </w:tcPr>
           <w:p>
             <w:pPr>
               <w:pStyle w:val="Compact"/>
@@ -6651,7 +9668,14 @@
           </w:p>
         </w:tc>
         <w:tc>
-          <w:tcPr/>
+          <w:tcPr>
+            <w:tcBorders>
+              <w:top w:val="single" w:sz="8" w:space="0" w:color="000000"/>
+              <w:left w:val="single" w:sz="8" w:space="0" w:color="000000"/>
+              <w:bottom w:val="single" w:sz="8" w:space="0" w:color="000000"/>
+              <w:right w:val="single" w:sz="8" w:space="0" w:color="000000"/>
+            </w:tcBorders>
+          </w:tcPr>
           <w:p>
             <w:pPr>
               <w:pStyle w:val="Compact"/>
@@ -6670,7 +9694,14 @@
           <w:cantSplit/>
         </w:trPr>
         <w:tc>
-          <w:tcPr/>
+          <w:tcPr>
+            <w:tcBorders>
+              <w:top w:val="single" w:sz="8" w:space="0" w:color="000000"/>
+              <w:left w:val="single" w:sz="8" w:space="0" w:color="000000"/>
+              <w:bottom w:val="single" w:sz="8" w:space="0" w:color="000000"/>
+              <w:right w:val="single" w:sz="8" w:space="0" w:color="000000"/>
+            </w:tcBorders>
+          </w:tcPr>
           <w:p>
             <w:pPr>
               <w:pStyle w:val="Compact"/>
@@ -6684,7 +9715,14 @@
           </w:p>
         </w:tc>
         <w:tc>
-          <w:tcPr/>
+          <w:tcPr>
+            <w:tcBorders>
+              <w:top w:val="single" w:sz="8" w:space="0" w:color="000000"/>
+              <w:left w:val="single" w:sz="8" w:space="0" w:color="000000"/>
+              <w:bottom w:val="single" w:sz="8" w:space="0" w:color="000000"/>
+              <w:right w:val="single" w:sz="8" w:space="0" w:color="000000"/>
+            </w:tcBorders>
+          </w:tcPr>
           <w:p>
             <w:pPr>
               <w:pStyle w:val="Compact"/>
@@ -6704,7 +9742,14 @@
           </w:p>
         </w:tc>
         <w:tc>
-          <w:tcPr/>
+          <w:tcPr>
+            <w:tcBorders>
+              <w:top w:val="single" w:sz="8" w:space="0" w:color="000000"/>
+              <w:left w:val="single" w:sz="8" w:space="0" w:color="000000"/>
+              <w:bottom w:val="single" w:sz="8" w:space="0" w:color="000000"/>
+              <w:right w:val="single" w:sz="8" w:space="0" w:color="000000"/>
+            </w:tcBorders>
+          </w:tcPr>
           <w:p>
             <w:pPr>
               <w:pStyle w:val="Compact"/>
@@ -6718,7 +9763,14 @@
           </w:p>
         </w:tc>
         <w:tc>
-          <w:tcPr/>
+          <w:tcPr>
+            <w:tcBorders>
+              <w:top w:val="single" w:sz="8" w:space="0" w:color="000000"/>
+              <w:left w:val="single" w:sz="8" w:space="0" w:color="000000"/>
+              <w:bottom w:val="single" w:sz="8" w:space="0" w:color="000000"/>
+              <w:right w:val="single" w:sz="8" w:space="0" w:color="000000"/>
+            </w:tcBorders>
+          </w:tcPr>
           <w:p>
             <w:pPr>
               <w:pStyle w:val="Compact"/>
@@ -6732,7 +9784,14 @@
           </w:p>
         </w:tc>
         <w:tc>
-          <w:tcPr/>
+          <w:tcPr>
+            <w:tcBorders>
+              <w:top w:val="single" w:sz="8" w:space="0" w:color="000000"/>
+              <w:left w:val="single" w:sz="8" w:space="0" w:color="000000"/>
+              <w:bottom w:val="single" w:sz="8" w:space="0" w:color="000000"/>
+              <w:right w:val="single" w:sz="8" w:space="0" w:color="000000"/>
+            </w:tcBorders>
+          </w:tcPr>
           <w:p>
             <w:pPr>
               <w:pStyle w:val="Compact"/>
@@ -6754,7 +9813,14 @@
           </w:p>
         </w:tc>
         <w:tc>
-          <w:tcPr/>
+          <w:tcPr>
+            <w:tcBorders>
+              <w:top w:val="single" w:sz="8" w:space="0" w:color="000000"/>
+              <w:left w:val="single" w:sz="8" w:space="0" w:color="000000"/>
+              <w:bottom w:val="single" w:sz="8" w:space="0" w:color="000000"/>
+              <w:right w:val="single" w:sz="8" w:space="0" w:color="000000"/>
+            </w:tcBorders>
+          </w:tcPr>
           <w:p>
             <w:pPr>
               <w:pStyle w:val="Compact"/>
@@ -6773,7 +9839,14 @@
           <w:cantSplit/>
         </w:trPr>
         <w:tc>
-          <w:tcPr/>
+          <w:tcPr>
+            <w:tcBorders>
+              <w:top w:val="single" w:sz="8" w:space="0" w:color="000000"/>
+              <w:left w:val="single" w:sz="8" w:space="0" w:color="000000"/>
+              <w:bottom w:val="single" w:sz="8" w:space="0" w:color="000000"/>
+              <w:right w:val="single" w:sz="8" w:space="0" w:color="000000"/>
+            </w:tcBorders>
+          </w:tcPr>
           <w:p>
             <w:pPr>
               <w:pStyle w:val="Compact"/>
@@ -6786,7 +9859,14 @@
           </w:p>
         </w:tc>
         <w:tc>
-          <w:tcPr/>
+          <w:tcPr>
+            <w:tcBorders>
+              <w:top w:val="single" w:sz="8" w:space="0" w:color="000000"/>
+              <w:left w:val="single" w:sz="8" w:space="0" w:color="000000"/>
+              <w:bottom w:val="single" w:sz="8" w:space="0" w:color="000000"/>
+              <w:right w:val="single" w:sz="8" w:space="0" w:color="000000"/>
+            </w:tcBorders>
+          </w:tcPr>
           <w:p>
             <w:pPr>
               <w:pStyle w:val="Compact"/>
@@ -6805,7 +9885,14 @@
           </w:p>
         </w:tc>
         <w:tc>
-          <w:tcPr/>
+          <w:tcPr>
+            <w:tcBorders>
+              <w:top w:val="single" w:sz="8" w:space="0" w:color="000000"/>
+              <w:left w:val="single" w:sz="8" w:space="0" w:color="000000"/>
+              <w:bottom w:val="single" w:sz="8" w:space="0" w:color="000000"/>
+              <w:right w:val="single" w:sz="8" w:space="0" w:color="000000"/>
+            </w:tcBorders>
+          </w:tcPr>
           <w:p>
             <w:pPr>
               <w:pStyle w:val="Compact"/>
@@ -6818,7 +9905,14 @@
           </w:p>
         </w:tc>
         <w:tc>
-          <w:tcPr/>
+          <w:tcPr>
+            <w:tcBorders>
+              <w:top w:val="single" w:sz="8" w:space="0" w:color="000000"/>
+              <w:left w:val="single" w:sz="8" w:space="0" w:color="000000"/>
+              <w:bottom w:val="single" w:sz="8" w:space="0" w:color="000000"/>
+              <w:right w:val="single" w:sz="8" w:space="0" w:color="000000"/>
+            </w:tcBorders>
+          </w:tcPr>
           <w:p>
             <w:pPr>
               <w:pStyle w:val="Compact"/>
@@ -6831,7 +9925,14 @@
           </w:p>
         </w:tc>
         <w:tc>
-          <w:tcPr/>
+          <w:tcPr>
+            <w:tcBorders>
+              <w:top w:val="single" w:sz="8" w:space="0" w:color="000000"/>
+              <w:left w:val="single" w:sz="8" w:space="0" w:color="000000"/>
+              <w:bottom w:val="single" w:sz="8" w:space="0" w:color="000000"/>
+              <w:right w:val="single" w:sz="8" w:space="0" w:color="000000"/>
+            </w:tcBorders>
+          </w:tcPr>
           <w:p>
             <w:pPr>
               <w:pStyle w:val="Compact"/>
@@ -6852,7 +9953,14 @@
           </w:p>
         </w:tc>
         <w:tc>
-          <w:tcPr/>
+          <w:tcPr>
+            <w:tcBorders>
+              <w:top w:val="single" w:sz="8" w:space="0" w:color="000000"/>
+              <w:left w:val="single" w:sz="8" w:space="0" w:color="000000"/>
+              <w:bottom w:val="single" w:sz="8" w:space="0" w:color="000000"/>
+              <w:right w:val="single" w:sz="8" w:space="0" w:color="000000"/>
+            </w:tcBorders>
+          </w:tcPr>
           <w:p>
             <w:pPr>
               <w:pStyle w:val="Compact"/>
@@ -6925,6 +10033,14 @@
       <w:tblPr>
         <w:tblStyle w:val="Table"/>
         <w:tblW w:type="auto" w:w="0"/>
+        <w:tblBorders>
+          <w:top w:val="single" w:sz="8" w:space="0" w:color="000000"/>
+          <w:left w:val="single" w:sz="8" w:space="0" w:color="000000"/>
+          <w:bottom w:val="single" w:sz="8" w:space="0" w:color="000000"/>
+          <w:right w:val="single" w:sz="8" w:space="0" w:color="000000"/>
+          <w:insideH w:val="single" w:sz="8" w:space="0" w:color="000000"/>
+          <w:insideV w:val="single" w:sz="8" w:space="0" w:color="000000"/>
+        </w:tblBorders>
         <w:tblLook w:firstRow="1" w:lastRow="0" w:firstColumn="0" w:lastColumn="0" w:noHBand="0" w:noVBand="0" w:val="0020"/>
         <w:tblCaption w:val="Sensitivity of pooled stride-length accuracy to the retroactive gravity-residual correction gain. Bias = IMU minus GaitRite."/>
       </w:tblPr>
@@ -6942,7 +10058,14 @@
           <w:cantSplit/>
         </w:trPr>
         <w:tc>
-          <w:tcPr/>
+          <w:tcPr>
+            <w:tcBorders>
+              <w:top w:val="single" w:sz="8" w:space="0" w:color="000000"/>
+              <w:left w:val="single" w:sz="8" w:space="0" w:color="000000"/>
+              <w:bottom w:val="single" w:sz="8" w:space="0" w:color="000000"/>
+              <w:right w:val="single" w:sz="8" w:space="0" w:color="000000"/>
+            </w:tcBorders>
+          </w:tcPr>
           <w:p>
             <w:pPr>
               <w:pStyle w:val="Compact"/>
@@ -6956,7 +10079,14 @@
           </w:p>
         </w:tc>
         <w:tc>
-          <w:tcPr/>
+          <w:tcPr>
+            <w:tcBorders>
+              <w:top w:val="single" w:sz="8" w:space="0" w:color="000000"/>
+              <w:left w:val="single" w:sz="8" w:space="0" w:color="000000"/>
+              <w:bottom w:val="single" w:sz="8" w:space="0" w:color="000000"/>
+              <w:right w:val="single" w:sz="8" w:space="0" w:color="000000"/>
+            </w:tcBorders>
+          </w:tcPr>
           <w:p>
             <w:pPr>
               <w:pStyle w:val="Compact"/>
@@ -6978,7 +10108,14 @@
           </w:p>
         </w:tc>
         <w:tc>
-          <w:tcPr/>
+          <w:tcPr>
+            <w:tcBorders>
+              <w:top w:val="single" w:sz="8" w:space="0" w:color="000000"/>
+              <w:left w:val="single" w:sz="8" w:space="0" w:color="000000"/>
+              <w:bottom w:val="single" w:sz="8" w:space="0" w:color="000000"/>
+              <w:right w:val="single" w:sz="8" w:space="0" w:color="000000"/>
+            </w:tcBorders>
+          </w:tcPr>
           <w:p>
             <w:pPr>
               <w:pStyle w:val="Compact"/>
@@ -6992,7 +10129,14 @@
           </w:p>
         </w:tc>
         <w:tc>
-          <w:tcPr/>
+          <w:tcPr>
+            <w:tcBorders>
+              <w:top w:val="single" w:sz="8" w:space="0" w:color="000000"/>
+              <w:left w:val="single" w:sz="8" w:space="0" w:color="000000"/>
+              <w:bottom w:val="single" w:sz="8" w:space="0" w:color="000000"/>
+              <w:right w:val="single" w:sz="8" w:space="0" w:color="000000"/>
+            </w:tcBorders>
+          </w:tcPr>
           <w:p>
             <w:pPr>
               <w:pStyle w:val="Compact"/>
@@ -7006,7 +10150,14 @@
           </w:p>
         </w:tc>
         <w:tc>
-          <w:tcPr/>
+          <w:tcPr>
+            <w:tcBorders>
+              <w:top w:val="single" w:sz="8" w:space="0" w:color="000000"/>
+              <w:left w:val="single" w:sz="8" w:space="0" w:color="000000"/>
+              <w:bottom w:val="single" w:sz="8" w:space="0" w:color="000000"/>
+              <w:right w:val="single" w:sz="8" w:space="0" w:color="000000"/>
+            </w:tcBorders>
+          </w:tcPr>
           <w:p>
             <w:pPr>
               <w:pStyle w:val="Compact"/>
@@ -7020,7 +10171,14 @@
           </w:p>
         </w:tc>
         <w:tc>
-          <w:tcPr/>
+          <w:tcPr>
+            <w:tcBorders>
+              <w:top w:val="single" w:sz="8" w:space="0" w:color="000000"/>
+              <w:left w:val="single" w:sz="8" w:space="0" w:color="000000"/>
+              <w:bottom w:val="single" w:sz="8" w:space="0" w:color="000000"/>
+              <w:right w:val="single" w:sz="8" w:space="0" w:color="000000"/>
+            </w:tcBorders>
+          </w:tcPr>
           <w:p>
             <w:pPr>
               <w:pStyle w:val="Compact"/>
@@ -7039,7 +10197,14 @@
           <w:cantSplit/>
         </w:trPr>
         <w:tc>
-          <w:tcPr/>
+          <w:tcPr>
+            <w:tcBorders>
+              <w:top w:val="single" w:sz="8" w:space="0" w:color="000000"/>
+              <w:left w:val="single" w:sz="8" w:space="0" w:color="000000"/>
+              <w:bottom w:val="single" w:sz="8" w:space="0" w:color="000000"/>
+              <w:right w:val="single" w:sz="8" w:space="0" w:color="000000"/>
+            </w:tcBorders>
+          </w:tcPr>
           <w:p>
             <w:pPr>
               <w:pStyle w:val="Compact"/>
@@ -7053,7 +10218,14 @@
           </w:p>
         </w:tc>
         <w:tc>
-          <w:tcPr/>
+          <w:tcPr>
+            <w:tcBorders>
+              <w:top w:val="single" w:sz="8" w:space="0" w:color="000000"/>
+              <w:left w:val="single" w:sz="8" w:space="0" w:color="000000"/>
+              <w:bottom w:val="single" w:sz="8" w:space="0" w:color="000000"/>
+              <w:right w:val="single" w:sz="8" w:space="0" w:color="000000"/>
+            </w:tcBorders>
+          </w:tcPr>
           <w:p>
             <w:pPr>
               <w:pStyle w:val="Compact"/>
@@ -7073,7 +10245,14 @@
           </w:p>
         </w:tc>
         <w:tc>
-          <w:tcPr/>
+          <w:tcPr>
+            <w:tcBorders>
+              <w:top w:val="single" w:sz="8" w:space="0" w:color="000000"/>
+              <w:left w:val="single" w:sz="8" w:space="0" w:color="000000"/>
+              <w:bottom w:val="single" w:sz="8" w:space="0" w:color="000000"/>
+              <w:right w:val="single" w:sz="8" w:space="0" w:color="000000"/>
+            </w:tcBorders>
+          </w:tcPr>
           <w:p>
             <w:pPr>
               <w:pStyle w:val="Compact"/>
@@ -7087,7 +10266,14 @@
           </w:p>
         </w:tc>
         <w:tc>
-          <w:tcPr/>
+          <w:tcPr>
+            <w:tcBorders>
+              <w:top w:val="single" w:sz="8" w:space="0" w:color="000000"/>
+              <w:left w:val="single" w:sz="8" w:space="0" w:color="000000"/>
+              <w:bottom w:val="single" w:sz="8" w:space="0" w:color="000000"/>
+              <w:right w:val="single" w:sz="8" w:space="0" w:color="000000"/>
+            </w:tcBorders>
+          </w:tcPr>
           <w:p>
             <w:pPr>
               <w:pStyle w:val="Compact"/>
@@ -7101,7 +10287,14 @@
           </w:p>
         </w:tc>
         <w:tc>
-          <w:tcPr/>
+          <w:tcPr>
+            <w:tcBorders>
+              <w:top w:val="single" w:sz="8" w:space="0" w:color="000000"/>
+              <w:left w:val="single" w:sz="8" w:space="0" w:color="000000"/>
+              <w:bottom w:val="single" w:sz="8" w:space="0" w:color="000000"/>
+              <w:right w:val="single" w:sz="8" w:space="0" w:color="000000"/>
+            </w:tcBorders>
+          </w:tcPr>
           <w:p>
             <w:pPr>
               <w:pStyle w:val="Compact"/>
@@ -7123,7 +10316,14 @@
           </w:p>
         </w:tc>
         <w:tc>
-          <w:tcPr/>
+          <w:tcPr>
+            <w:tcBorders>
+              <w:top w:val="single" w:sz="8" w:space="0" w:color="000000"/>
+              <w:left w:val="single" w:sz="8" w:space="0" w:color="000000"/>
+              <w:bottom w:val="single" w:sz="8" w:space="0" w:color="000000"/>
+              <w:right w:val="single" w:sz="8" w:space="0" w:color="000000"/>
+            </w:tcBorders>
+          </w:tcPr>
           <w:p>
             <w:pPr>
               <w:pStyle w:val="Compact"/>
@@ -7142,7 +10342,14 @@
           <w:cantSplit/>
         </w:trPr>
         <w:tc>
-          <w:tcPr/>
+          <w:tcPr>
+            <w:tcBorders>
+              <w:top w:val="single" w:sz="8" w:space="0" w:color="000000"/>
+              <w:left w:val="single" w:sz="8" w:space="0" w:color="000000"/>
+              <w:bottom w:val="single" w:sz="8" w:space="0" w:color="000000"/>
+              <w:right w:val="single" w:sz="8" w:space="0" w:color="000000"/>
+            </w:tcBorders>
+          </w:tcPr>
           <w:p>
             <w:pPr>
               <w:pStyle w:val="Compact"/>
@@ -7156,7 +10363,14 @@
           </w:p>
         </w:tc>
         <w:tc>
-          <w:tcPr/>
+          <w:tcPr>
+            <w:tcBorders>
+              <w:top w:val="single" w:sz="8" w:space="0" w:color="000000"/>
+              <w:left w:val="single" w:sz="8" w:space="0" w:color="000000"/>
+              <w:bottom w:val="single" w:sz="8" w:space="0" w:color="000000"/>
+              <w:right w:val="single" w:sz="8" w:space="0" w:color="000000"/>
+            </w:tcBorders>
+          </w:tcPr>
           <w:p>
             <w:pPr>
               <w:pStyle w:val="Compact"/>
@@ -7176,7 +10390,14 @@
           </w:p>
         </w:tc>
         <w:tc>
-          <w:tcPr/>
+          <w:tcPr>
+            <w:tcBorders>
+              <w:top w:val="single" w:sz="8" w:space="0" w:color="000000"/>
+              <w:left w:val="single" w:sz="8" w:space="0" w:color="000000"/>
+              <w:bottom w:val="single" w:sz="8" w:space="0" w:color="000000"/>
+              <w:right w:val="single" w:sz="8" w:space="0" w:color="000000"/>
+            </w:tcBorders>
+          </w:tcPr>
           <w:p>
             <w:pPr>
               <w:pStyle w:val="Compact"/>
@@ -7190,7 +10411,14 @@
           </w:p>
         </w:tc>
         <w:tc>
-          <w:tcPr/>
+          <w:tcPr>
+            <w:tcBorders>
+              <w:top w:val="single" w:sz="8" w:space="0" w:color="000000"/>
+              <w:left w:val="single" w:sz="8" w:space="0" w:color="000000"/>
+              <w:bottom w:val="single" w:sz="8" w:space="0" w:color="000000"/>
+              <w:right w:val="single" w:sz="8" w:space="0" w:color="000000"/>
+            </w:tcBorders>
+          </w:tcPr>
           <w:p>
             <w:pPr>
               <w:pStyle w:val="Compact"/>
@@ -7204,7 +10432,14 @@
           </w:p>
         </w:tc>
         <w:tc>
-          <w:tcPr/>
+          <w:tcPr>
+            <w:tcBorders>
+              <w:top w:val="single" w:sz="8" w:space="0" w:color="000000"/>
+              <w:left w:val="single" w:sz="8" w:space="0" w:color="000000"/>
+              <w:bottom w:val="single" w:sz="8" w:space="0" w:color="000000"/>
+              <w:right w:val="single" w:sz="8" w:space="0" w:color="000000"/>
+            </w:tcBorders>
+          </w:tcPr>
           <w:p>
             <w:pPr>
               <w:pStyle w:val="Compact"/>
@@ -7226,7 +10461,14 @@
           </w:p>
         </w:tc>
         <w:tc>
-          <w:tcPr/>
+          <w:tcPr>
+            <w:tcBorders>
+              <w:top w:val="single" w:sz="8" w:space="0" w:color="000000"/>
+              <w:left w:val="single" w:sz="8" w:space="0" w:color="000000"/>
+              <w:bottom w:val="single" w:sz="8" w:space="0" w:color="000000"/>
+              <w:right w:val="single" w:sz="8" w:space="0" w:color="000000"/>
+            </w:tcBorders>
+          </w:tcPr>
           <w:p>
             <w:pPr>
               <w:pStyle w:val="Compact"/>
@@ -7245,7 +10487,14 @@
           <w:cantSplit/>
         </w:trPr>
         <w:tc>
-          <w:tcPr/>
+          <w:tcPr>
+            <w:tcBorders>
+              <w:top w:val="single" w:sz="8" w:space="0" w:color="000000"/>
+              <w:left w:val="single" w:sz="8" w:space="0" w:color="000000"/>
+              <w:bottom w:val="single" w:sz="8" w:space="0" w:color="000000"/>
+              <w:right w:val="single" w:sz="8" w:space="0" w:color="000000"/>
+            </w:tcBorders>
+          </w:tcPr>
           <w:p>
             <w:pPr>
               <w:pStyle w:val="Compact"/>
@@ -7259,7 +10508,14 @@
           </w:p>
         </w:tc>
         <w:tc>
-          <w:tcPr/>
+          <w:tcPr>
+            <w:tcBorders>
+              <w:top w:val="single" w:sz="8" w:space="0" w:color="000000"/>
+              <w:left w:val="single" w:sz="8" w:space="0" w:color="000000"/>
+              <w:bottom w:val="single" w:sz="8" w:space="0" w:color="000000"/>
+              <w:right w:val="single" w:sz="8" w:space="0" w:color="000000"/>
+            </w:tcBorders>
+          </w:tcPr>
           <w:p>
             <w:pPr>
               <w:pStyle w:val="Compact"/>
@@ -7279,7 +10535,14 @@
           </w:p>
         </w:tc>
         <w:tc>
-          <w:tcPr/>
+          <w:tcPr>
+            <w:tcBorders>
+              <w:top w:val="single" w:sz="8" w:space="0" w:color="000000"/>
+              <w:left w:val="single" w:sz="8" w:space="0" w:color="000000"/>
+              <w:bottom w:val="single" w:sz="8" w:space="0" w:color="000000"/>
+              <w:right w:val="single" w:sz="8" w:space="0" w:color="000000"/>
+            </w:tcBorders>
+          </w:tcPr>
           <w:p>
             <w:pPr>
               <w:pStyle w:val="Compact"/>
@@ -7293,7 +10556,14 @@
           </w:p>
         </w:tc>
         <w:tc>
-          <w:tcPr/>
+          <w:tcPr>
+            <w:tcBorders>
+              <w:top w:val="single" w:sz="8" w:space="0" w:color="000000"/>
+              <w:left w:val="single" w:sz="8" w:space="0" w:color="000000"/>
+              <w:bottom w:val="single" w:sz="8" w:space="0" w:color="000000"/>
+              <w:right w:val="single" w:sz="8" w:space="0" w:color="000000"/>
+            </w:tcBorders>
+          </w:tcPr>
           <w:p>
             <w:pPr>
               <w:pStyle w:val="Compact"/>
@@ -7307,7 +10577,14 @@
           </w:p>
         </w:tc>
         <w:tc>
-          <w:tcPr/>
+          <w:tcPr>
+            <w:tcBorders>
+              <w:top w:val="single" w:sz="8" w:space="0" w:color="000000"/>
+              <w:left w:val="single" w:sz="8" w:space="0" w:color="000000"/>
+              <w:bottom w:val="single" w:sz="8" w:space="0" w:color="000000"/>
+              <w:right w:val="single" w:sz="8" w:space="0" w:color="000000"/>
+            </w:tcBorders>
+          </w:tcPr>
           <w:p>
             <w:pPr>
               <w:pStyle w:val="Compact"/>
@@ -7329,7 +10606,14 @@
           </w:p>
         </w:tc>
         <w:tc>
-          <w:tcPr/>
+          <w:tcPr>
+            <w:tcBorders>
+              <w:top w:val="single" w:sz="8" w:space="0" w:color="000000"/>
+              <w:left w:val="single" w:sz="8" w:space="0" w:color="000000"/>
+              <w:bottom w:val="single" w:sz="8" w:space="0" w:color="000000"/>
+              <w:right w:val="single" w:sz="8" w:space="0" w:color="000000"/>
+            </w:tcBorders>
+          </w:tcPr>
           <w:p>
             <w:pPr>
               <w:pStyle w:val="Compact"/>
@@ -7348,7 +10632,14 @@
           <w:cantSplit/>
         </w:trPr>
         <w:tc>
-          <w:tcPr/>
+          <w:tcPr>
+            <w:tcBorders>
+              <w:top w:val="single" w:sz="8" w:space="0" w:color="000000"/>
+              <w:left w:val="single" w:sz="8" w:space="0" w:color="000000"/>
+              <w:bottom w:val="single" w:sz="8" w:space="0" w:color="000000"/>
+              <w:right w:val="single" w:sz="8" w:space="0" w:color="000000"/>
+            </w:tcBorders>
+          </w:tcPr>
           <w:p>
             <w:pPr>
               <w:pStyle w:val="Compact"/>
@@ -7362,7 +10653,14 @@
           </w:p>
         </w:tc>
         <w:tc>
-          <w:tcPr/>
+          <w:tcPr>
+            <w:tcBorders>
+              <w:top w:val="single" w:sz="8" w:space="0" w:color="000000"/>
+              <w:left w:val="single" w:sz="8" w:space="0" w:color="000000"/>
+              <w:bottom w:val="single" w:sz="8" w:space="0" w:color="000000"/>
+              <w:right w:val="single" w:sz="8" w:space="0" w:color="000000"/>
+            </w:tcBorders>
+          </w:tcPr>
           <w:p>
             <w:pPr>
               <w:pStyle w:val="Compact"/>
@@ -7382,7 +10680,14 @@
           </w:p>
         </w:tc>
         <w:tc>
-          <w:tcPr/>
+          <w:tcPr>
+            <w:tcBorders>
+              <w:top w:val="single" w:sz="8" w:space="0" w:color="000000"/>
+              <w:left w:val="single" w:sz="8" w:space="0" w:color="000000"/>
+              <w:bottom w:val="single" w:sz="8" w:space="0" w:color="000000"/>
+              <w:right w:val="single" w:sz="8" w:space="0" w:color="000000"/>
+            </w:tcBorders>
+          </w:tcPr>
           <w:p>
             <w:pPr>
               <w:pStyle w:val="Compact"/>
@@ -7396,7 +10701,14 @@
           </w:p>
         </w:tc>
         <w:tc>
-          <w:tcPr/>
+          <w:tcPr>
+            <w:tcBorders>
+              <w:top w:val="single" w:sz="8" w:space="0" w:color="000000"/>
+              <w:left w:val="single" w:sz="8" w:space="0" w:color="000000"/>
+              <w:bottom w:val="single" w:sz="8" w:space="0" w:color="000000"/>
+              <w:right w:val="single" w:sz="8" w:space="0" w:color="000000"/>
+            </w:tcBorders>
+          </w:tcPr>
           <w:p>
             <w:pPr>
               <w:pStyle w:val="Compact"/>
@@ -7410,7 +10722,14 @@
           </w:p>
         </w:tc>
         <w:tc>
-          <w:tcPr/>
+          <w:tcPr>
+            <w:tcBorders>
+              <w:top w:val="single" w:sz="8" w:space="0" w:color="000000"/>
+              <w:left w:val="single" w:sz="8" w:space="0" w:color="000000"/>
+              <w:bottom w:val="single" w:sz="8" w:space="0" w:color="000000"/>
+              <w:right w:val="single" w:sz="8" w:space="0" w:color="000000"/>
+            </w:tcBorders>
+          </w:tcPr>
           <w:p>
             <w:pPr>
               <w:pStyle w:val="Compact"/>
@@ -7432,7 +10751,14 @@
           </w:p>
         </w:tc>
         <w:tc>
-          <w:tcPr/>
+          <w:tcPr>
+            <w:tcBorders>
+              <w:top w:val="single" w:sz="8" w:space="0" w:color="000000"/>
+              <w:left w:val="single" w:sz="8" w:space="0" w:color="000000"/>
+              <w:bottom w:val="single" w:sz="8" w:space="0" w:color="000000"/>
+              <w:right w:val="single" w:sz="8" w:space="0" w:color="000000"/>
+            </w:tcBorders>
+          </w:tcPr>
           <w:p>
             <w:pPr>
               <w:pStyle w:val="Compact"/>
@@ -7451,7 +10777,14 @@
           <w:cantSplit/>
         </w:trPr>
         <w:tc>
-          <w:tcPr/>
+          <w:tcPr>
+            <w:tcBorders>
+              <w:top w:val="single" w:sz="8" w:space="0" w:color="000000"/>
+              <w:left w:val="single" w:sz="8" w:space="0" w:color="000000"/>
+              <w:bottom w:val="single" w:sz="8" w:space="0" w:color="000000"/>
+              <w:right w:val="single" w:sz="8" w:space="0" w:color="000000"/>
+            </w:tcBorders>
+          </w:tcPr>
           <w:p>
             <w:pPr>
               <w:pStyle w:val="Compact"/>
@@ -7464,7 +10797,14 @@
           </w:p>
         </w:tc>
         <w:tc>
-          <w:tcPr/>
+          <w:tcPr>
+            <w:tcBorders>
+              <w:top w:val="single" w:sz="8" w:space="0" w:color="000000"/>
+              <w:left w:val="single" w:sz="8" w:space="0" w:color="000000"/>
+              <w:bottom w:val="single" w:sz="8" w:space="0" w:color="000000"/>
+              <w:right w:val="single" w:sz="8" w:space="0" w:color="000000"/>
+            </w:tcBorders>
+          </w:tcPr>
           <w:p>
             <w:pPr>
               <w:pStyle w:val="Compact"/>
@@ -7483,7 +10823,14 @@
           </w:p>
         </w:tc>
         <w:tc>
-          <w:tcPr/>
+          <w:tcPr>
+            <w:tcBorders>
+              <w:top w:val="single" w:sz="8" w:space="0" w:color="000000"/>
+              <w:left w:val="single" w:sz="8" w:space="0" w:color="000000"/>
+              <w:bottom w:val="single" w:sz="8" w:space="0" w:color="000000"/>
+              <w:right w:val="single" w:sz="8" w:space="0" w:color="000000"/>
+            </w:tcBorders>
+          </w:tcPr>
           <w:p>
             <w:pPr>
               <w:pStyle w:val="Compact"/>
@@ -7496,7 +10843,14 @@
           </w:p>
         </w:tc>
         <w:tc>
-          <w:tcPr/>
+          <w:tcPr>
+            <w:tcBorders>
+              <w:top w:val="single" w:sz="8" w:space="0" w:color="000000"/>
+              <w:left w:val="single" w:sz="8" w:space="0" w:color="000000"/>
+              <w:bottom w:val="single" w:sz="8" w:space="0" w:color="000000"/>
+              <w:right w:val="single" w:sz="8" w:space="0" w:color="000000"/>
+            </w:tcBorders>
+          </w:tcPr>
           <w:p>
             <w:pPr>
               <w:pStyle w:val="Compact"/>
@@ -7509,7 +10863,14 @@
           </w:p>
         </w:tc>
         <w:tc>
-          <w:tcPr/>
+          <w:tcPr>
+            <w:tcBorders>
+              <w:top w:val="single" w:sz="8" w:space="0" w:color="000000"/>
+              <w:left w:val="single" w:sz="8" w:space="0" w:color="000000"/>
+              <w:bottom w:val="single" w:sz="8" w:space="0" w:color="000000"/>
+              <w:right w:val="single" w:sz="8" w:space="0" w:color="000000"/>
+            </w:tcBorders>
+          </w:tcPr>
           <w:p>
             <w:pPr>
               <w:pStyle w:val="Compact"/>
@@ -7530,7 +10891,14 @@
           </w:p>
         </w:tc>
         <w:tc>
-          <w:tcPr/>
+          <w:tcPr>
+            <w:tcBorders>
+              <w:top w:val="single" w:sz="8" w:space="0" w:color="000000"/>
+              <w:left w:val="single" w:sz="8" w:space="0" w:color="000000"/>
+              <w:bottom w:val="single" w:sz="8" w:space="0" w:color="000000"/>
+              <w:right w:val="single" w:sz="8" w:space="0" w:color="000000"/>
+            </w:tcBorders>
+          </w:tcPr>
           <w:p>
             <w:pPr>
               <w:pStyle w:val="Compact"/>

--- a/manuscript/supplementary.docx
+++ b/manuscript/supplementary.docx
@@ -219,7 +219,7 @@
         <w:pStyle w:val="FirstParagraph"/>
         <w:widowControl/>
         <w:spacing w:line="480" w:lineRule="auto" w:after="120"/>
-        <w:jc w:val="left"/>
+        <w:jc w:val="both"/>
       </w:pPr>
       <w:r>
         <w:t xml:space="preserve">This document contains the supplementary tables referenced in the main manuscript: per-participant demographics (S1), reported-condition data availability (S2), a MoCA-based cognitive-status sensitivity reanalysis (S3), a same-pair gravity-residual correction ablation (S4), a participant-clustered bootstrap of cohort-level accuracy (S5), a sensitivity analysis of the stride-pair mismatch filter (S6), and a correction-gain sensitivity analysis (S7).</w:t>
@@ -230,6 +230,7 @@
       <w:pPr>
         <w:pStyle w:val="Heading1"/>
         <w:spacing w:line="240" w:lineRule="auto"/>
+        <w:jc w:val="left"/>
       </w:pPr>
       <w:r>
         <w:t xml:space="preserve">S1. Per-participant demographics</w:t>
@@ -240,7 +241,7 @@
         <w:pStyle w:val="FirstParagraph"/>
         <w:widowControl/>
         <w:spacing w:line="480" w:lineRule="auto" w:after="120"/>
-        <w:jc w:val="left"/>
+        <w:jc w:val="both"/>
       </w:pPr>
       <w:r>
         <w:t xml:space="preserve">Table </w:t>
@@ -266,6 +267,7 @@
         <w:pStyle w:val="TableCaption"/>
         <w:keepNext/>
         <w:spacing w:line="240" w:lineRule="auto"/>
+        <w:jc w:val="left"/>
       </w:pPr>
       <w:r>
         <w:t>Table S1. Individual participant demographics. ID = numeric study code. MoCA = Montreal Cognitive Assessment total (/30). Cognitive = MoCA-defined screening group (CN = cognitively normal, MoCA  26; CI = cognitive impairment, MoCA 14–25). These labels do not denote clinical diagnoses. Excluded =  when the required heel-mounted recordings were unavailable.</w:t>
@@ -5792,6 +5794,7 @@
       <w:pPr>
         <w:pStyle w:val="Heading1"/>
         <w:spacing w:line="240" w:lineRule="auto"/>
+        <w:jc w:val="left"/>
       </w:pPr>
       <w:r>
         <w:t xml:space="preserve">S2. Reported-condition data availability</w:t>
@@ -5802,7 +5805,7 @@
         <w:pStyle w:val="FirstParagraph"/>
         <w:widowControl/>
         <w:spacing w:line="480" w:lineRule="auto" w:after="120"/>
-        <w:jc w:val="left"/>
+        <w:jc w:val="both"/>
       </w:pPr>
       <w:r>
         <w:rPr>
@@ -5837,7 +5840,7 @@
         <w:pStyle w:val="BodyText"/>
         <w:widowControl/>
         <w:spacing w:line="480" w:lineRule="auto" w:after="120"/>
-        <w:jc w:val="left"/>
+        <w:jc w:val="both"/>
       </w:pPr>
       <w:r>
         <w:t xml:space="preserve">The 126 available records contained 1</w:t>
@@ -5860,7 +5863,7 @@
         <w:pStyle w:val="BodyText"/>
         <w:widowControl/>
         <w:spacing w:line="480" w:lineRule="auto" w:after="120"/>
-        <w:jc w:val="left"/>
+        <w:jc w:val="both"/>
       </w:pPr>
       <w:r>
         <w:t xml:space="preserve">Three aligned walks did not enter stride pairing because a valid stride-level comparison was not possible. ID_107 single-task trial 2 OUT and ID_149 serial-2 trial 1 BACK contained an IMU event before mat entry that did not correspond to a GaitRite stride. ID_195 serial-7 trial 1 BACK contained inconsistent GaitRite heel-strike and stride-time records. These walk-level decisions were defined in the shared analysis configuration and did not remove the remaining walks from those participant-condition records.</w:t>
@@ -5872,6 +5875,7 @@
         <w:pStyle w:val="TableCaption"/>
         <w:keepNext/>
         <w:spacing w:line="240" w:lineRule="auto"/>
+        <w:jc w:val="left"/>
       </w:pPr>
       <w:r>
         <w:t>Table S2. Reported-condition records unavailable for paired ZUPT-GaitRite analysis. L2 = serial subtraction by 2.</w:t>
@@ -6107,6 +6111,7 @@
       <w:pPr>
         <w:pStyle w:val="Heading1"/>
         <w:spacing w:line="240" w:lineRule="auto"/>
+        <w:jc w:val="left"/>
       </w:pPr>
       <w:r>
         <w:t xml:space="preserve">S3. MoCA-based cognitive-status sensitivity reanalysis</w:t>
@@ -6117,7 +6122,7 @@
         <w:pStyle w:val="FirstParagraph"/>
         <w:widowControl/>
         <w:spacing w:line="480" w:lineRule="auto" w:after="120"/>
-        <w:jc w:val="left"/>
+        <w:jc w:val="both"/>
       </w:pPr>
       <w:r>
         <w:rPr>
@@ -6178,6 +6183,7 @@
         <w:pStyle w:val="TableCaption"/>
         <w:keepNext/>
         <w:spacing w:line="240" w:lineRule="auto"/>
+        <w:jc w:val="left"/>
       </w:pPr>
       <w:r>
         <w:t>Table S3. Cognitive-status sensitivity reanalysis. Primary = paper-reported MoCA-defined screening groups (all 32 participants, complete MoCA). Restricted CI = MoCA-defined CI group restricted to the twelve participants with MoCA 18–25, excluding the one participant at MoCA 17. MAE statistics are per-stride pooled.</w:t>
@@ -7033,6 +7039,7 @@
       <w:pPr>
         <w:pStyle w:val="Heading1"/>
         <w:spacing w:line="240" w:lineRule="auto"/>
+        <w:jc w:val="left"/>
       </w:pPr>
       <w:r>
         <w:t xml:space="preserve">S4. Gravity-residual correction ablation</w:t>
@@ -7043,7 +7050,7 @@
         <w:pStyle w:val="FirstParagraph"/>
         <w:widowControl/>
         <w:spacing w:line="480" w:lineRule="auto" w:after="120"/>
-        <w:jc w:val="left"/>
+        <w:jc w:val="both"/>
       </w:pPr>
       <w:r>
         <w:rPr>
@@ -7145,6 +7152,7 @@
         <w:keepNext/>
         <w:pageBreakBefore/>
         <w:spacing w:line="240" w:lineRule="auto"/>
+        <w:jc w:val="left"/>
       </w:pPr>
       <w:r>
         <w:t>Table S4. Gravity-residual correction ablation on the same 10,472 paired strides. ON = canonical pipeline and OFF = ablation. Bias = IMU minus GaitRite. Slope = proportional-bias regression of stride-level error on the mean of paired stride lengths.</w:t>
@@ -8874,6 +8882,7 @@
       <w:pPr>
         <w:pStyle w:val="Heading1"/>
         <w:spacing w:line="240" w:lineRule="auto"/>
+        <w:jc w:val="left"/>
       </w:pPr>
       <w:r>
         <w:t xml:space="preserve">S5. Bootstrap robustness of cohort-level accuracy</w:t>
@@ -8884,7 +8893,7 @@
         <w:pStyle w:val="FirstParagraph"/>
         <w:widowControl/>
         <w:spacing w:line="480" w:lineRule="auto" w:after="120"/>
-        <w:jc w:val="left"/>
+        <w:jc w:val="both"/>
       </w:pPr>
       <w:r>
         <w:rPr>
@@ -8923,6 +8932,7 @@
         <w:pStyle w:val="TableCaption"/>
         <w:keepNext/>
         <w:spacing w:line="240" w:lineRule="auto"/>
+        <w:jc w:val="left"/>
       </w:pPr>
       <w:r>
         <w:t>Table S5. Cohort-level accuracy metrics with 95% confidence intervals.</w:t>
@@ -9438,6 +9448,7 @@
       <w:pPr>
         <w:pStyle w:val="Heading1"/>
         <w:spacing w:line="240" w:lineRule="auto"/>
+        <w:jc w:val="left"/>
       </w:pPr>
       <w:r>
         <w:t xml:space="preserve">S6. Sensitivity to the stride-pair mismatch filter</w:t>
@@ -9448,7 +9459,7 @@
         <w:pStyle w:val="FirstParagraph"/>
         <w:widowControl/>
         <w:spacing w:line="480" w:lineRule="auto" w:after="120"/>
-        <w:jc w:val="left"/>
+        <w:jc w:val="both"/>
       </w:pPr>
       <w:r>
         <w:rPr>
@@ -9492,7 +9503,7 @@
         <w:pStyle w:val="BodyText"/>
         <w:widowControl/>
         <w:spacing w:line="480" w:lineRule="auto" w:after="120"/>
-        <w:jc w:val="left"/>
+        <w:jc w:val="both"/>
       </w:pPr>
       <w:r>
         <w:t xml:space="preserve">The filter removed 22 strides (0.21% of the unfiltered pool). Their median stride-length error was</w:t>
@@ -9521,6 +9532,7 @@
         <w:pStyle w:val="TableCaption"/>
         <w:keepNext/>
         <w:spacing w:line="240" w:lineRule="auto"/>
+        <w:jc w:val="left"/>
       </w:pPr>
       <w:r>
         <w:t>Table S6. Stride-length accuracy with and without the stride-pair mismatch filter. The filter restricted IMU stride length and stride time to 50–150% of the matched GaitRite value. No mismatch filter = both checks omitted, with all other filtering and matching rules unchanged. Bias = IMU minus GaitRite.</w:t>
@@ -9981,6 +9993,7 @@
       <w:pPr>
         <w:pStyle w:val="Heading1"/>
         <w:spacing w:line="240" w:lineRule="auto"/>
+        <w:jc w:val="left"/>
       </w:pPr>
       <w:r>
         <w:t xml:space="preserve">S7. Gravity-residual correction gain sensitivity</w:t>
@@ -9991,7 +10004,7 @@
         <w:pStyle w:val="FirstParagraph"/>
         <w:widowControl/>
         <w:spacing w:line="480" w:lineRule="auto" w:after="120"/>
-        <w:jc w:val="left"/>
+        <w:jc w:val="both"/>
       </w:pPr>
       <w:r>
         <w:rPr>
@@ -10024,6 +10037,7 @@
         <w:pStyle w:val="TableCaption"/>
         <w:keepNext/>
         <w:spacing w:line="240" w:lineRule="auto"/>
+        <w:jc w:val="left"/>
       </w:pPr>
       <w:r>
         <w:t>Table S7. Sensitivity of pooled stride-length accuracy to the retroactive gravity-residual correction gain. Bias = IMU minus GaitRite.</w:t>
